--- a/downloads/student/ai-7-week-24.docx
+++ b/downloads/student/ai-7-week-24.docx
@@ -813,6 +813,16 @@
     <w:p>
       <w:r>
         <w:t>Environment records support rerunning; they do not certify correct sampling, labels or scientific interpretation.</w:t>
+      </w:r>
+    </w:p>
+    <w:p>
+      <w:r>
+        <w:t>Read the labelled picture: Trace the recorded mean for 2,4,6 and its changed result for 2,4,9. Which artefacts must accompany the output so another team can identify the exact run?</w:t>
+      </w:r>
+    </w:p>
+    <w:p>
+      <w:r>
+        <w:t>Change one thing: The data file changes to 2,4,9. Predict the result before checking the explanation. What remains the same?</w:t>
       </w:r>
     </w:p>
     <w:p>
@@ -1911,6 +1921,187 @@
         <w:t>Attempt the independent case before hints. Record whether you worked alone, used a hint or followed a model. After feedback, fix the first unsupported step and explain why it changed. A later check uses a changed case, not a copied answer.</w:t>
       </w:r>
     </w:p>
+    <w:p>
+      <w:pPr>
+        <w:pStyle w:val="Heading1"/>
+      </w:pPr>
+      <w:r>
+        <w:t>15. Your lesson route</w:t>
+      </w:r>
+    </w:p>
+    <w:p>
+      <w:r>
+        <w:t>Start with this question: A reproducible calculation record. A teammate must rerun a three-value mean without guessing the input or software version.</w:t>
+      </w:r>
+    </w:p>
+    <w:tbl>
+      <w:tblPr>
+        <w:tblStyle w:val="LightShading-Accent1"/>
+        <w:tblW w:type="auto" w:w="0"/>
+        <w:tblLook w:firstColumn="1" w:firstRow="1" w:lastColumn="0" w:lastRow="0" w:noHBand="0" w:noVBand="1" w:val="04A0"/>
+      </w:tblPr>
+      <w:tblGrid>
+        <w:gridCol w:w="5112"/>
+        <w:gridCol w:w="5112"/>
+      </w:tblGrid>
+      <w:tr>
+        <w:trPr>
+          <w:tblHeader/>
+        </w:trPr>
+        <w:tc>
+          <w:tcPr>
+            <w:tcW w:type="dxa" w:w="5112"/>
+          </w:tcPr>
+          <w:p>
+            <w:r>
+              <w:t>By the end, I can</w:t>
+            </w:r>
+          </w:p>
+        </w:tc>
+        <w:tc>
+          <w:tcPr>
+            <w:tcW w:type="dxa" w:w="5112"/>
+          </w:tcPr>
+          <w:p>
+            <w:r>
+              <w:t>How I will show it</w:t>
+            </w:r>
+          </w:p>
+        </w:tc>
+      </w:tr>
+      <w:tr>
+        <w:tc>
+          <w:tcPr>
+            <w:tcW w:type="dxa" w:w="5112"/>
+          </w:tcPr>
+          <w:p>
+            <w:r>
+              <w:t>Explain the mechanism and terminology of reproducible environment and records</w:t>
+            </w:r>
+          </w:p>
+        </w:tc>
+        <w:tc>
+          <w:tcPr>
+            <w:tcW w:type="dxa" w:w="5112"/>
+          </w:tcPr>
+          <w:p>
+            <w:r>
+              <w:t>Explain the deciding step, show a trace or test, and state one limit.</w:t>
+            </w:r>
+          </w:p>
+        </w:tc>
+      </w:tr>
+      <w:tr>
+        <w:tc>
+          <w:tcPr>
+            <w:tcW w:type="dxa" w:w="5112"/>
+          </w:tcPr>
+          <w:p>
+            <w:r>
+              <w:t>Apply the stated procedure to a new case with a traceable result</w:t>
+            </w:r>
+          </w:p>
+        </w:tc>
+        <w:tc>
+          <w:tcPr>
+            <w:tcW w:type="dxa" w:w="5112"/>
+          </w:tcPr>
+          <w:p>
+            <w:r>
+              <w:t>Explain the deciding step, show a trace or test, and state one limit.</w:t>
+            </w:r>
+          </w:p>
+        </w:tc>
+      </w:tr>
+      <w:tr>
+        <w:tc>
+          <w:tcPr>
+            <w:tcW w:type="dxa" w:w="5112"/>
+          </w:tcPr>
+          <w:p>
+            <w:r>
+              <w:t>Identify an assumption or limitation and design a revealing follow-up</w:t>
+            </w:r>
+          </w:p>
+        </w:tc>
+        <w:tc>
+          <w:tcPr>
+            <w:tcW w:type="dxa" w:w="5112"/>
+          </w:tcPr>
+          <w:p>
+            <w:r>
+              <w:t>Explain the deciding step, show a trace or test, and state one limit.</w:t>
+            </w:r>
+          </w:p>
+        </w:tc>
+      </w:tr>
+    </w:tbl>
+    <w:p>
+      <w:r>
+        <w:t>Remember → watch and explain → try with help → investigate → try independently → keep project evidence. Your teacher may spread this lesson across several classes.</w:t>
+      </w:r>
+    </w:p>
+    <w:p>
+      <w:r>
+        <w:t>Keep your first prediction. Compare it with what the evidence shows and explain any change.</w:t>
+      </w:r>
+    </w:p>
+    <w:p>
+      <w:pPr>
+        <w:pStyle w:val="Heading1"/>
+      </w:pPr>
+      <w:r>
+        <w:t>16. Finish and return</w:t>
+      </w:r>
+    </w:p>
+    <w:p>
+      <w:r>
+        <w:t>Close your notes. Explain this goal in your own words: Explain the mechanism and terminology of reproducible environment and records</w:t>
+      </w:r>
+    </w:p>
+    <w:p>
+      <w:pPr>
+        <w:pStyle w:val="Heading3"/>
+      </w:pPr>
+      <w:r>
+        <w:t>My deciding step, evidence and one remaining question</w:t>
+      </w:r>
+    </w:p>
+    <w:p>
+      <w:r>
+        <w:t>________________________________________________________________</w:t>
+      </w:r>
+    </w:p>
+    <w:p>
+      <w:r>
+        <w:t>________________________________________________________________</w:t>
+      </w:r>
+    </w:p>
+    <w:p>
+      <w:r>
+        <w:t>________________________________________________________________</w:t>
+      </w:r>
+    </w:p>
+    <w:p>
+      <w:r>
+        <w:t>________________________________________________________________</w:t>
+      </w:r>
+    </w:p>
+    <w:p>
+      <w:r>
+        <w:t>________________________________________________________________</w:t>
+      </w:r>
+    </w:p>
+    <w:p>
+      <w:r>
+        <w:t>If you are unsure, return to the worked picture and explain one arrow. If you are ready, change an input or assumption and justify your prediction.</w:t>
+      </w:r>
+    </w:p>
+    <w:p>
+      <w:r>
+        <w:t>Save your workbook evidence. At the next review, try a different case before opening your old answer.</w:t>
+      </w:r>
+    </w:p>
     <w:sectPr>
       <w:pgSz w:w="12240" w:h="15840"/>
       <w:pgMar w:top="936" w:right="1008" w:bottom="936" w:left="1008" w:header="720" w:footer="720" w:gutter="0"/>

--- a/downloads/student/ai-7-week-24.docx
+++ b/downloads/student/ai-7-week-24.docx
@@ -2102,6 +2102,202 @@
         <w:t>Save your workbook evidence. At the next review, try a different case before opening your old answer.</w:t>
       </w:r>
     </w:p>
+    <w:p>
+      <w:pPr>
+        <w:pStyle w:val="Heading1"/>
+      </w:pPr>
+      <w:r>
+        <w:t>17. Supported practice, repair and portfolio</w:t>
+      </w:r>
+    </w:p>
+    <w:p>
+      <w:r>
+        <w:t>Use this supported practice once, in the browser or on paper. Keep the reserved independent assessment for a separate first attempt before teacher feedback.</w:t>
+      </w:r>
+    </w:p>
+    <w:p>
+      <w:r>
+        <w:t>A reproducible calculation record. A teammate must rerun a three-value mean without guessing the input or software version.</w:t>
+      </w:r>
+    </w:p>
+    <w:p>
+      <w:pPr>
+        <w:pStyle w:val="Heading3"/>
+      </w:pPr>
+      <w:r>
+        <w:t>Practice 1: explain the deciding evidence</w:t>
+      </w:r>
+    </w:p>
+    <w:p>
+      <w:r>
+        <w:t>Which labelled step matches this detail? Retain script version, environment description and data hash with the output.</w:t>
+      </w:r>
+    </w:p>
+    <w:p>
+      <w:r>
+        <w:t>1. Trace calculation</w:t>
+      </w:r>
+    </w:p>
+    <w:p>
+      <w:r>
+        <w:t>2. Identify exact input</w:t>
+      </w:r>
+    </w:p>
+    <w:p>
+      <w:r>
+        <w:t>3. Save provenance</w:t>
+      </w:r>
+    </w:p>
+    <w:p>
+      <w:pPr>
+        <w:pStyle w:val="Heading3"/>
+      </w:pPr>
+      <w:r>
+        <w:t>My selected conclusion, deciding fact and explanation</w:t>
+      </w:r>
+    </w:p>
+    <w:p>
+      <w:r>
+        <w:t>________________________________________________________________</w:t>
+      </w:r>
+    </w:p>
+    <w:p>
+      <w:r>
+        <w:t>________________________________________________________________</w:t>
+      </w:r>
+    </w:p>
+    <w:p>
+      <w:r>
+        <w:t>________________________________________________________________</w:t>
+      </w:r>
+    </w:p>
+    <w:p>
+      <w:r>
+        <w:t>________________________________________________________________</w:t>
+      </w:r>
+    </w:p>
+    <w:p>
+      <w:r>
+        <w:t>________________________________________________________________</w:t>
+      </w:r>
+    </w:p>
+    <w:p>
+      <w:r>
+        <w:t>Hint if needed: Read the steps in the pictorial case. Match the supplied detail to the stage that performs or records it.</w:t>
+      </w:r>
+    </w:p>
+    <w:p>
+      <w:r>
+        <w:t>After your attempt, compare with the supported explanation: Save provenance Retain script version, environment description and data hash with the output. Reproducibility needs the materials and decisions that produced a result. A screenshot of 4 does not specify which data or calculation generated it.</w:t>
+      </w:r>
+    </w:p>
+    <w:p>
+      <w:pPr>
+        <w:pStyle w:val="Heading3"/>
+      </w:pPr>
+      <w:r>
+        <w:t>Practice 2: explain the deciding evidence</w:t>
+      </w:r>
+    </w:p>
+    <w:p>
+      <w:r>
+        <w:t>Changed-case practice: The data file changes to 2,4,9. Which conclusion is supported by the supplied facts?</w:t>
+      </w:r>
+    </w:p>
+    <w:p>
+      <w:r>
+        <w:t>1. The mean becomes 15/3=5, and the saved input hash must change.</w:t>
+      </w:r>
+    </w:p>
+    <w:p>
+      <w:r>
+        <w:t>2. We can decide the result without examining the changed input or the procedure.</w:t>
+      </w:r>
+    </w:p>
+    <w:p>
+      <w:r>
+        <w:t>3. This one example guarantees correct results for every future input.</w:t>
+      </w:r>
+    </w:p>
+    <w:p>
+      <w:pPr>
+        <w:pStyle w:val="Heading3"/>
+      </w:pPr>
+      <w:r>
+        <w:t>My selected conclusion, deciding fact and explanation</w:t>
+      </w:r>
+    </w:p>
+    <w:p>
+      <w:r>
+        <w:t>________________________________________________________________</w:t>
+      </w:r>
+    </w:p>
+    <w:p>
+      <w:r>
+        <w:t>________________________________________________________________</w:t>
+      </w:r>
+    </w:p>
+    <w:p>
+      <w:r>
+        <w:t>________________________________________________________________</w:t>
+      </w:r>
+    </w:p>
+    <w:p>
+      <w:r>
+        <w:t>________________________________________________________________</w:t>
+      </w:r>
+    </w:p>
+    <w:p>
+      <w:r>
+        <w:t>________________________________________________________________</w:t>
+      </w:r>
+    </w:p>
+    <w:p>
+      <w:r>
+        <w:t>Hint if needed: Use the changed condition and the deciding step in the pictorial trace. The answer must say what follows from those facts.</w:t>
+      </w:r>
+    </w:p>
+    <w:p>
+      <w:r>
+        <w:t>After your attempt, compare with the supported explanation: The mean becomes 15/3=5, and the saved input hash must change. The calculation is the same but its input records differ.</w:t>
+      </w:r>
+    </w:p>
+    <w:p>
+      <w:pPr>
+        <w:pStyle w:val="Heading3"/>
+      </w:pPr>
+      <w:r>
+        <w:t>Repair a missing building block</w:t>
+      </w:r>
+    </w:p>
+    <w:p>
+      <w:r>
+        <w:t>Review Power and resource tradeoffs (ai-7/23). Goal: Explain the mechanism and terminology of power and resource tradeoffs. Short practice: Calculate both simulated detection fractions and resource costs. What additional detection is observed for the extra forty units, and does that establish power for an actual classroom study?. Return to this week and explain what you changed.</w:t>
+      </w:r>
+    </w:p>
+    <w:p>
+      <w:r>
+        <w:t>Review Predefining an analysis plan (ai-7/21). Goal: Explain the mechanism and terminology of predefining an analysis plan. Short practice: Apply the recorded exclusion rule. Can two readable model failures be removed, and how must a necessary later plan change be disclosed?. Return to this week and explain what you changed.</w:t>
+      </w:r>
+    </w:p>
+    <w:p>
+      <w:r>
+        <w:t>Review Dataset and benchmark limitations (ai-7/18). Goal: Explain the mechanism and terminology of dataset and benchmark limitations. Short practice: Report the indoor benchmark with its denominator and missing condition. After two correct outdoor cases out of four are added, what slice rate is supported and what remains uncertain?. Return to this week and explain what you changed.</w:t>
+      </w:r>
+    </w:p>
+    <w:p>
+      <w:pPr>
+        <w:pStyle w:val="Heading3"/>
+      </w:pPr>
+      <w:r>
+        <w:t>Keep your completed work</w:t>
+      </w:r>
+    </w:p>
+    <w:p>
+      <w:r>
+        <w:t>Use Download completed work in the hosted lesson to export your answers, reflections, practice feedback and code-run evidence. Open the HTML copy to read or print it. Drafts stay in this browser when storage is available; clear drafts on a shared device.</w:t>
+      </w:r>
+    </w:p>
     <w:sectPr>
       <w:pgSz w:w="12240" w:h="15840"/>
       <w:pgMar w:top="936" w:right="1008" w:bottom="936" w:left="1008" w:header="720" w:footer="720" w:gutter="0"/>

--- a/downloads/student/ai-7-week-24.docx
+++ b/downloads/student/ai-7-week-24.docx
@@ -42,6 +42,11 @@
       </w:r>
     </w:p>
     <w:p>
+      <w:r>
+        <w:t>Start with the target: Explain the mechanism and terminology of reproducible environment and records. Try the recall before opening notes.</w:t>
+      </w:r>
+    </w:p>
+    <w:p>
       <w:pPr>
         <w:pStyle w:val="Heading3"/>
       </w:pPr>
@@ -50,17 +55,47 @@
       </w:r>
     </w:p>
     <w:p>
-      <w:r>
-        <w:t>I can explain the mechanism and terminology of reproducible environment and records.</w:t>
-      </w:r>
-    </w:p>
-    <w:p>
-      <w:r>
+      <w:pPr>
+        <w:spacing w:line="336" w:lineRule="auto" w:after="180"/>
+      </w:pPr>
+      <w:r>
+        <w:rPr>
+          <w:b w:val="0"/>
+        </w:rPr>
+        <w:t xml:space="preserve">I can explain the </w:t>
+      </w:r>
+      <w:r>
+        <w:rPr>
+          <w:b/>
+        </w:rPr>
+        <w:t>mechanism</w:t>
+      </w:r>
+      <w:r>
+        <w:rPr>
+          <w:b w:val="0"/>
+        </w:rPr>
+        <w:t xml:space="preserve"> and terminology of reproducible environment and records.</w:t>
+      </w:r>
+    </w:p>
+    <w:p>
+      <w:pPr>
+        <w:spacing w:line="336" w:lineRule="auto" w:after="180"/>
+      </w:pPr>
+      <w:r>
+        <w:rPr>
+          <w:b w:val="0"/>
+        </w:rPr>
         <w:t>I can apply the stated procedure to a new case with a traceable result.</w:t>
       </w:r>
     </w:p>
     <w:p>
-      <w:r>
+      <w:pPr>
+        <w:spacing w:line="336" w:lineRule="auto" w:after="180"/>
+      </w:pPr>
+      <w:r>
+        <w:rPr>
+          <w:b w:val="0"/>
+        </w:rPr>
         <w:t>I can identify an assumption or limitation and design a revealing follow-up.</w:t>
       </w:r>
     </w:p>
@@ -73,47 +108,125 @@
       </w:r>
     </w:p>
     <w:p>
-      <w:r>
+      <w:pPr>
+        <w:spacing w:line="336" w:lineRule="auto" w:after="180"/>
+      </w:pPr>
+      <w:r>
+        <w:rPr>
+          <w:b w:val="0"/>
+        </w:rPr>
         <w:t>Close your notes first. A rough first answer helps us choose the right starting point; it is not a score for your ability.</w:t>
       </w:r>
     </w:p>
     <w:p>
-      <w:r>
+      <w:pPr>
+        <w:spacing w:line="336" w:lineRule="auto" w:after="180"/>
+      </w:pPr>
+      <w:r>
+        <w:rPr>
+          <w:b w:val="0"/>
+        </w:rPr>
         <w:t>Without opening the old lesson, explain one key idea from Power and resource tradeoffs. Give an example and a mistake that the idea helps you avoid.</w:t>
       </w:r>
     </w:p>
     <w:p>
-      <w:r>
+      <w:pPr>
+        <w:spacing w:line="336" w:lineRule="auto" w:after="180"/>
+      </w:pPr>
+      <w:r>
+        <w:rPr>
+          <w:b w:val="0"/>
+        </w:rPr>
         <w:t>Without opening the old lesson, explain one key idea from Predefining an analysis plan. Give an example and a mistake that the idea helps you avoid.</w:t>
       </w:r>
     </w:p>
     <w:p>
-      <w:r>
+      <w:pPr>
+        <w:spacing w:line="336" w:lineRule="auto" w:after="180"/>
+      </w:pPr>
+      <w:r>
+        <w:rPr>
+          <w:b w:val="0"/>
+        </w:rPr>
         <w:t>Without opening the old lesson, explain one key idea from Dataset and benchmark limitations. Give an example and a mistake that the idea helps you avoid.</w:t>
       </w:r>
     </w:p>
     <w:p>
-      <w:r>
-        <w:t>After trying, check the relevant lesson or ask your teacher. Change the part of your explanation that the evidence shows was wrong.</w:t>
-      </w:r>
-    </w:p>
-    <w:p>
-      <w:r>
+      <w:pPr>
+        <w:spacing w:line="336" w:lineRule="auto" w:after="180"/>
+      </w:pPr>
+      <w:r>
+        <w:rPr>
+          <w:b w:val="0"/>
+        </w:rPr>
+        <w:t xml:space="preserve">After trying, check the relevant lesson or ask your teacher. Change the part of your explanation that the </w:t>
+      </w:r>
+      <w:r>
+        <w:rPr>
+          <w:b/>
+        </w:rPr>
+        <w:t>evidence</w:t>
+      </w:r>
+      <w:r>
+        <w:rPr>
+          <w:b w:val="0"/>
+        </w:rPr>
+        <w:t xml:space="preserve"> shows was wrong.</w:t>
+      </w:r>
+    </w:p>
+    <w:p>
+      <w:pPr>
+        <w:spacing w:line="336" w:lineRule="auto" w:after="180"/>
+      </w:pPr>
+      <w:r>
+        <w:rPr>
+          <w:b w:val="0"/>
+        </w:rPr>
         <w:t>This week you will practise:</w:t>
       </w:r>
     </w:p>
     <w:p>
-      <w:r>
-        <w:t>Explain the mechanism and terminology of reproducible environment and records</w:t>
-      </w:r>
-    </w:p>
-    <w:p>
-      <w:r>
+      <w:pPr>
+        <w:spacing w:line="336" w:lineRule="auto" w:after="180"/>
+      </w:pPr>
+      <w:r>
+        <w:rPr>
+          <w:b w:val="0"/>
+        </w:rPr>
+        <w:t xml:space="preserve">Explain the </w:t>
+      </w:r>
+      <w:r>
+        <w:rPr>
+          <w:b/>
+        </w:rPr>
+        <w:t>mechanism</w:t>
+      </w:r>
+      <w:r>
+        <w:rPr>
+          <w:b w:val="0"/>
+        </w:rPr>
+        <w:t xml:space="preserve"> and terminology of reproducible environment and records</w:t>
+      </w:r>
+    </w:p>
+    <w:p>
+      <w:pPr>
+        <w:spacing w:line="336" w:lineRule="auto" w:after="180"/>
+      </w:pPr>
+      <w:r>
+        <w:rPr>
+          <w:b w:val="0"/>
+        </w:rPr>
         <w:t>Apply the stated procedure to a new case with a traceable result</w:t>
       </w:r>
     </w:p>
     <w:p>
-      <w:r>
+      <w:pPr>
+        <w:spacing w:line="336" w:lineRule="auto" w:after="180"/>
+      </w:pPr>
+      <w:r>
+        <w:rPr>
+          <w:b w:val="0"/>
+        </w:rPr>
         <w:t>Identify an assumption or limitation and design a revealing follow-up</w:t>
       </w:r>
     </w:p>
@@ -126,8 +239,38 @@
       </w:r>
     </w:p>
     <w:p>
-      <w:r>
-        <w:t>Recall Power and resource tradeoffs. Explain why a recorded result needs its input conditions and evidence source before it can support a claim.</w:t>
+      <w:pPr>
+        <w:spacing w:line="336" w:lineRule="auto" w:after="180"/>
+      </w:pPr>
+      <w:r>
+        <w:rPr>
+          <w:b w:val="0"/>
+        </w:rPr>
+        <w:t xml:space="preserve">Recall Power and resource tradeoffs. Explain why a recorded result needs its </w:t>
+      </w:r>
+      <w:r>
+        <w:rPr>
+          <w:b/>
+        </w:rPr>
+        <w:t>input</w:t>
+      </w:r>
+      <w:r>
+        <w:rPr>
+          <w:b w:val="0"/>
+        </w:rPr>
+        <w:t xml:space="preserve"> conditions and </w:t>
+      </w:r>
+      <w:r>
+        <w:rPr>
+          <w:b/>
+        </w:rPr>
+        <w:t>evidence</w:t>
+      </w:r>
+      <w:r>
+        <w:rPr>
+          <w:b w:val="0"/>
+        </w:rPr>
+        <w:t xml:space="preserve"> source before it can support a claim.</w:t>
       </w:r>
     </w:p>
     <w:p>
@@ -162,7 +305,13 @@
       </w:r>
     </w:p>
     <w:p>
-      <w:r>
+      <w:pPr>
+        <w:spacing w:line="336" w:lineRule="auto" w:after="180"/>
+      </w:pPr>
+      <w:r>
+        <w:rPr>
+          <w:b w:val="0"/>
+        </w:rPr>
         <w:t>Explain reproducible environment and records using the records and boundaries of this fictional investigation.</w:t>
       </w:r>
     </w:p>
@@ -176,12 +325,40 @@
     </w:p>
     <w:p>
       <w:r>
+        <w:t>Investigate the supplied Reproducible environment and records case. Separate observations, given facts and assumptions before choosing an explanation.</w:t>
+      </w:r>
+    </w:p>
+    <w:p>
+      <w:pPr>
+        <w:spacing w:line="336" w:lineRule="auto" w:after="180"/>
+      </w:pPr>
+      <w:r>
+        <w:rPr>
+          <w:b w:val="0"/>
+        </w:rPr>
         <w:t>A reproducible environment record links code, data, configuration and runtime dependencies to results. A seed alone is insufficient.</w:t>
       </w:r>
     </w:p>
     <w:p>
-      <w:r>
-        <w:t>Begin by writing the question the procedure is intended to answer. Identify the information already supplied, the information it will produce and the information still missing. These are constructed classroom examples; they do not require live accounts, private records or an external service. Do not treat a plausible explanation as a measured outcome.</w:t>
+      <w:pPr>
+        <w:spacing w:line="336" w:lineRule="auto" w:after="180"/>
+      </w:pPr>
+      <w:r>
+        <w:rPr>
+          <w:b w:val="0"/>
+        </w:rPr>
+        <w:t>Begin by writing the question the procedure is intended to answer. Identify the information already supplied, the information it will produce and the information still missing.</w:t>
+      </w:r>
+    </w:p>
+    <w:p>
+      <w:pPr>
+        <w:spacing w:line="336" w:lineRule="auto" w:after="180"/>
+      </w:pPr>
+      <w:r>
+        <w:rPr>
+          <w:b w:val="0"/>
+        </w:rPr>
+        <w:t>These are constructed classroom examples; they do not require live accounts, private records or an external service. Do not treat a plausible explanation as a measured outcome.</w:t>
       </w:r>
     </w:p>
     <w:p>
@@ -217,7 +394,30 @@
     </w:p>
     <w:p>
       <w:r>
-        <w:t>Record exact data IDs/splits, code version, dependency versions, parameters, randomness policy and raw outputs. Verify hashes for integrity without treating them as correctness proofs.</w:t>
+        <w:t>Follow the mechanism for Reproducible environment and records. Connect each labelled input, deciding step and result.</w:t>
+      </w:r>
+    </w:p>
+    <w:p>
+      <w:pPr>
+        <w:spacing w:line="336" w:lineRule="auto" w:after="180"/>
+      </w:pPr>
+      <w:r>
+        <w:rPr>
+          <w:b w:val="0"/>
+        </w:rPr>
+        <w:t xml:space="preserve">Record exact data IDs/splits, code version, dependency versions, parameters, randomness policy and raw </w:t>
+      </w:r>
+      <w:r>
+        <w:rPr>
+          <w:b/>
+        </w:rPr>
+        <w:t>output</w:t>
+      </w:r>
+      <w:r>
+        <w:rPr>
+          <w:b w:val="0"/>
+        </w:rPr>
+        <w:t>s. Verify hashes for integrity without treating them as correctness proofs.</w:t>
       </w:r>
     </w:p>
     <w:p>
@@ -313,8 +513,49 @@
       </w:r>
     </w:p>
     <w:p>
-      <w:r>
-        <w:t>Before applying the procedure, write its units, denominator or decision boundary where relevant. A partner should be able to repeat each step using the same inputs. If a required input is absent or violates the stated contract, record that condition explicitly instead of quietly replacing it with a convenient value.</w:t>
+      <w:pPr>
+        <w:spacing w:line="336" w:lineRule="auto" w:after="180"/>
+      </w:pPr>
+      <w:r>
+        <w:rPr>
+          <w:b w:val="0"/>
+        </w:rPr>
+        <w:t xml:space="preserve">Before applying the procedure, write its units, denominator or decision boundary where relevant. A partner should be able to repeat each step using the same </w:t>
+      </w:r>
+      <w:r>
+        <w:rPr>
+          <w:b/>
+        </w:rPr>
+        <w:t>input</w:t>
+      </w:r>
+      <w:r>
+        <w:rPr>
+          <w:b w:val="0"/>
+        </w:rPr>
+        <w:t>s.</w:t>
+      </w:r>
+    </w:p>
+    <w:p>
+      <w:pPr>
+        <w:spacing w:line="336" w:lineRule="auto" w:after="180"/>
+      </w:pPr>
+      <w:r>
+        <w:rPr>
+          <w:b w:val="0"/>
+        </w:rPr>
+        <w:t xml:space="preserve">If a required </w:t>
+      </w:r>
+      <w:r>
+        <w:rPr>
+          <w:b/>
+        </w:rPr>
+        <w:t>input</w:t>
+      </w:r>
+      <w:r>
+        <w:rPr>
+          <w:b w:val="0"/>
+        </w:rPr>
+        <w:t xml:space="preserve"> is absent or violates the stated contract, record that condition explicitly instead of quietly replacing it with a convenient value.</w:t>
       </w:r>
     </w:p>
     <w:p>
@@ -326,8 +567,26 @@
       </w:r>
     </w:p>
     <w:p>
-      <w:r>
-        <w:t>Point to the input, the deciding step and the result in this week’s visual. Explain the same step in ordinary words. A picture helps when you can say what each part represents.</w:t>
+      <w:pPr>
+        <w:spacing w:line="336" w:lineRule="auto" w:after="180"/>
+      </w:pPr>
+      <w:r>
+        <w:rPr>
+          <w:b w:val="0"/>
+        </w:rPr>
+        <w:t xml:space="preserve">Point to the </w:t>
+      </w:r>
+      <w:r>
+        <w:rPr>
+          <w:b/>
+        </w:rPr>
+        <w:t>input</w:t>
+      </w:r>
+      <w:r>
+        <w:rPr>
+          <w:b w:val="0"/>
+        </w:rPr>
+        <w:t>, the deciding step and the result in this week’s visual. Explain the same step in ordinary words. A picture helps when you can say what each part represents.</w:t>
       </w:r>
     </w:p>
     <w:p>
@@ -339,6 +598,11 @@
       </w:r>
     </w:p>
     <w:p>
+      <w:r>
+        <w:t>Compare the supplied cases for Reproducible environment and records. Identify the detail that changes the conclusion.</w:t>
+      </w:r>
+    </w:p>
+    <w:p>
       <w:pPr>
         <w:pStyle w:val="Heading3"/>
       </w:pPr>
@@ -347,7 +611,13 @@
       </w:r>
     </w:p>
     <w:p>
-      <w:r>
+      <w:pPr>
+        <w:spacing w:line="336" w:lineRule="auto" w:after="180"/>
+      </w:pPr>
+      <w:r>
+        <w:rPr>
+          <w:b w:val="0"/>
+        </w:rPr>
         <w:t>Folder contains seed42 and final-score.txt, but no dataset, code or dependency record. Show the intermediate steps and give the conclusion with its scope.</w:t>
       </w:r>
     </w:p>
@@ -393,18 +663,93 @@
       </w:r>
     </w:p>
     <w:p>
-      <w:r>
+      <w:pPr>
+        <w:pStyle w:val="Heading3"/>
+      </w:pPr>
+      <w:r>
+        <w:t>Change one thing</w:t>
+      </w:r>
+    </w:p>
+    <w:p>
+      <w:pPr>
+        <w:spacing w:line="336" w:lineRule="auto" w:after="180"/>
+        <w:shd w:fill="F5F1FB"/>
+      </w:pPr>
+      <w:r>
+        <w:rPr>
+          <w:b w:val="0"/>
+        </w:rPr>
         <w:t>Change: The data file changes to 2,4,9.</w:t>
       </w:r>
     </w:p>
     <w:p>
-      <w:r>
-        <w:t>Prediction: The mean becomes 15/3=5, and the saved input hash must change.</w:t>
-      </w:r>
-    </w:p>
-    <w:p>
-      <w:r>
-        <w:t>Reason: The calculation is the same but its input records differ.</w:t>
+      <w:pPr>
+        <w:pStyle w:val="Heading3"/>
+      </w:pPr>
+      <w:r>
+        <w:t>Predicted result</w:t>
+      </w:r>
+    </w:p>
+    <w:p>
+      <w:pPr>
+        <w:spacing w:line="336" w:lineRule="auto" w:after="180"/>
+        <w:shd w:fill="F1F6FC"/>
+      </w:pPr>
+      <w:r>
+        <w:rPr>
+          <w:b/>
+        </w:rPr>
+        <w:t>Prediction</w:t>
+      </w:r>
+      <w:r>
+        <w:rPr>
+          <w:b w:val="0"/>
+        </w:rPr>
+        <w:t xml:space="preserve">: The mean becomes 15/3=5, and the saved </w:t>
+      </w:r>
+      <w:r>
+        <w:rPr>
+          <w:b/>
+        </w:rPr>
+        <w:t>input</w:t>
+      </w:r>
+      <w:r>
+        <w:rPr>
+          <w:b w:val="0"/>
+        </w:rPr>
+        <w:t xml:space="preserve"> hash must change.</w:t>
+      </w:r>
+    </w:p>
+    <w:p>
+      <w:pPr>
+        <w:pStyle w:val="Heading3"/>
+      </w:pPr>
+      <w:r>
+        <w:t>Why the result follows</w:t>
+      </w:r>
+    </w:p>
+    <w:p>
+      <w:pPr>
+        <w:spacing w:line="336" w:lineRule="auto" w:after="180"/>
+        <w:shd w:fill="F1F6FC"/>
+      </w:pPr>
+      <w:r>
+        <w:rPr>
+          <w:b w:val="0"/>
+        </w:rPr>
+        <w:t xml:space="preserve">Reason: The calculation is the same but its </w:t>
+      </w:r>
+      <w:r>
+        <w:rPr>
+          <w:b/>
+        </w:rPr>
+        <w:t>input</w:t>
+      </w:r>
+      <w:r>
+        <w:rPr>
+          <w:b w:val="0"/>
+        </w:rPr>
+        <w:t xml:space="preserve"> records differ.</w:t>
       </w:r>
     </w:p>
     <w:p>
@@ -413,6 +758,11 @@
       </w:pPr>
       <w:r>
         <w:t>05. Words that unlock the idea</w:t>
+      </w:r>
+    </w:p>
+    <w:p>
+      <w:r>
+        <w:t>Use the vocabulary of Reproducible environment and records to explain a concrete decision, rather than only memorising definitions.</w:t>
       </w:r>
     </w:p>
     <w:tbl>
@@ -550,29 +900,115 @@
     </w:p>
     <w:p>
       <w:r>
+        <w:t>Follow the worked trace for Reproducible environment and records, predict a step, then compare with its explanation.</w:t>
+      </w:r>
+    </w:p>
+    <w:p>
+      <w:pPr>
+        <w:spacing w:line="336" w:lineRule="auto" w:after="180"/>
+      </w:pPr>
+      <w:r>
+        <w:rPr>
+          <w:b w:val="0"/>
+        </w:rPr>
         <w:t>Folder contains seed42 and final-score.txt, but no dataset, code or dependency record.</w:t>
       </w:r>
     </w:p>
     <w:p>
-      <w:r>
+      <w:pPr>
+        <w:spacing w:line="336" w:lineRule="auto" w:after="180"/>
+      </w:pPr>
+      <w:r>
+        <w:rPr>
+          <w:b w:val="0"/>
+        </w:rPr>
         <w:t>Replay cannot be established. Supply artifacts/versions and exact metric/settings; seed42 alone cannot reconstruct the experiment.</w:t>
       </w:r>
     </w:p>
     <w:p>
-      <w:r>
-        <w:t>Compare the intermediate evidence with the final statement. Explain why each number or decision follows from the stated inputs. The conclusion belongs to this scenario and procedure; changing the inputs, evaluation population or authority can change what it establishes. Retain the raw record so a later revision can be compared honestly.</w:t>
-      </w:r>
-    </w:p>
-    <w:p>
       <w:pPr>
         <w:pStyle w:val="Heading3"/>
       </w:pPr>
       <w:r>
+        <w:t>Worked explanation · Reproducible environment and records</w:t>
+      </w:r>
+    </w:p>
+    <w:p>
+      <w:pPr>
+        <w:spacing w:line="336" w:lineRule="auto" w:after="180"/>
+        <w:shd w:fill="F1F6FC"/>
+      </w:pPr>
+      <w:r>
+        <w:rPr>
+          <w:b w:val="0"/>
+        </w:rPr>
+        <w:t xml:space="preserve">Compare the intermediate </w:t>
+      </w:r>
+      <w:r>
+        <w:rPr>
+          <w:b/>
+        </w:rPr>
+        <w:t>evidence</w:t>
+      </w:r>
+      <w:r>
+        <w:rPr>
+          <w:b w:val="0"/>
+        </w:rPr>
+        <w:t xml:space="preserve"> with the final statement. Explain why each number or decision follows from the stated </w:t>
+      </w:r>
+      <w:r>
+        <w:rPr>
+          <w:b/>
+        </w:rPr>
+        <w:t>input</w:t>
+      </w:r>
+      <w:r>
+        <w:rPr>
+          <w:b w:val="0"/>
+        </w:rPr>
+        <w:t>s.</w:t>
+      </w:r>
+    </w:p>
+    <w:p>
+      <w:pPr>
+        <w:spacing w:line="336" w:lineRule="auto" w:after="180"/>
+        <w:shd w:fill="F1F6FC"/>
+      </w:pPr>
+      <w:r>
+        <w:rPr>
+          <w:b w:val="0"/>
+        </w:rPr>
+        <w:t xml:space="preserve">The conclusion belongs to this scenario and procedure; changing the </w:t>
+      </w:r>
+      <w:r>
+        <w:rPr>
+          <w:b/>
+        </w:rPr>
+        <w:t>input</w:t>
+      </w:r>
+      <w:r>
+        <w:rPr>
+          <w:b w:val="0"/>
+        </w:rPr>
+        <w:t>s, evaluation population or authority can change what it establishes. Retain the raw record so a later revision can be compared honestly.</w:t>
+      </w:r>
+    </w:p>
+    <w:p>
+      <w:pPr>
+        <w:pStyle w:val="Heading3"/>
+      </w:pPr>
+      <w:r>
         <w:t>Learn from the worked case</w:t>
       </w:r>
     </w:p>
     <w:p>
-      <w:r>
+      <w:pPr>
+        <w:spacing w:line="336" w:lineRule="auto" w:after="180"/>
+      </w:pPr>
+      <w:r>
+        <w:rPr>
+          <w:b w:val="0"/>
+        </w:rPr>
         <w:t>Cover the result before checking it. Say what is given, choose the procedure, and follow one step at a time. Then uncover the result and explain your first mismatch. Ask why a step is allowed, not only what number it produces.</w:t>
       </w:r>
     </w:p>
@@ -585,8 +1021,26 @@
       </w:r>
     </w:p>
     <w:p>
-      <w:r>
-        <w:t>A reproducible calculation record. A teammate must rerun a three-value mean without guessing the input or software version.</w:t>
+      <w:pPr>
+        <w:spacing w:line="336" w:lineRule="auto" w:after="180"/>
+      </w:pPr>
+      <w:r>
+        <w:rPr>
+          <w:b w:val="0"/>
+        </w:rPr>
+        <w:t xml:space="preserve">A reproducible calculation record. A teammate must rerun a three-value mean without guessing the </w:t>
+      </w:r>
+      <w:r>
+        <w:rPr>
+          <w:b/>
+        </w:rPr>
+        <w:t>input</w:t>
+      </w:r>
+      <w:r>
+        <w:rPr>
+          <w:b w:val="0"/>
+        </w:rPr>
+        <w:t xml:space="preserve"> or software version.</w:t>
       </w:r>
     </w:p>
     <w:p>
@@ -598,7 +1052,22 @@
       </w:r>
     </w:p>
     <w:p>
-      <w:r>
+      <w:pPr>
+        <w:pStyle w:val="Heading3"/>
+      </w:pPr>
+      <w:r>
+        <w:t>Supplied facts</w:t>
+      </w:r>
+    </w:p>
+    <w:p>
+      <w:pPr>
+        <w:spacing w:line="336" w:lineRule="auto" w:after="180"/>
+        <w:shd w:fill="F1F6FC"/>
+      </w:pPr>
+      <w:r>
+        <w:rPr>
+          <w:b w:val="0"/>
+        </w:rPr>
         <w:t>Data file contains 2,4,6. Recorded script sums values and divides by count; environment and file hash are saved.</w:t>
       </w:r>
     </w:p>
@@ -798,7 +1267,22 @@
       </w:r>
     </w:p>
     <w:p>
-      <w:r>
+      <w:pPr>
+        <w:pStyle w:val="Heading3"/>
+      </w:pPr>
+      <w:r>
+        <w:t>Why the result follows</w:t>
+      </w:r>
+    </w:p>
+    <w:p>
+      <w:pPr>
+        <w:spacing w:line="336" w:lineRule="auto" w:after="180"/>
+        <w:shd w:fill="F1F6FC"/>
+      </w:pPr>
+      <w:r>
+        <w:rPr>
+          <w:b w:val="0"/>
+        </w:rPr>
         <w:t>Reproducibility needs the materials and decisions that produced a result. A screenshot of 4 does not specify which data or calculation generated it.</w:t>
       </w:r>
     </w:p>
@@ -811,17 +1295,74 @@
       </w:r>
     </w:p>
     <w:p>
-      <w:r>
+      <w:pPr>
+        <w:pStyle w:val="Heading3"/>
+      </w:pPr>
+      <w:r>
+        <w:t>Keep the stated limit</w:t>
+      </w:r>
+    </w:p>
+    <w:p>
+      <w:pPr>
+        <w:spacing w:line="336" w:lineRule="auto" w:after="180"/>
+        <w:shd w:fill="FFF5E6"/>
+      </w:pPr>
+      <w:r>
+        <w:rPr>
+          <w:b w:val="0"/>
+        </w:rPr>
         <w:t>Environment records support rerunning; they do not certify correct sampling, labels or scientific interpretation.</w:t>
       </w:r>
     </w:p>
     <w:p>
-      <w:r>
-        <w:t>Read the labelled picture: Trace the recorded mean for 2,4,6 and its changed result for 2,4,9. Which artefacts must accompany the output so another team can identify the exact run?</w:t>
-      </w:r>
-    </w:p>
-    <w:p>
-      <w:r>
+      <w:pPr>
+        <w:pStyle w:val="Heading3"/>
+      </w:pPr>
+      <w:r>
+        <w:t>Keep the stated limit</w:t>
+      </w:r>
+    </w:p>
+    <w:p>
+      <w:pPr>
+        <w:spacing w:line="336" w:lineRule="auto" w:after="180"/>
+        <w:shd w:fill="FFF5E6"/>
+      </w:pPr>
+      <w:r>
+        <w:rPr>
+          <w:b w:val="0"/>
+        </w:rPr>
+        <w:t xml:space="preserve">Read the labelled picture: Trace the recorded mean for 2,4,6 and its changed result for 2,4,9. Which artefacts must accompany the </w:t>
+      </w:r>
+      <w:r>
+        <w:rPr>
+          <w:b/>
+        </w:rPr>
+        <w:t>output</w:t>
+      </w:r>
+      <w:r>
+        <w:rPr>
+          <w:b w:val="0"/>
+        </w:rPr>
+        <w:t xml:space="preserve"> so another team can identify the exact run?</w:t>
+      </w:r>
+    </w:p>
+    <w:p>
+      <w:pPr>
+        <w:pStyle w:val="Heading3"/>
+      </w:pPr>
+      <w:r>
+        <w:t>Keep the stated limit</w:t>
+      </w:r>
+    </w:p>
+    <w:p>
+      <w:pPr>
+        <w:spacing w:line="336" w:lineRule="auto" w:after="180"/>
+        <w:shd w:fill="FFF5E6"/>
+      </w:pPr>
+      <w:r>
+        <w:rPr>
+          <w:b w:val="0"/>
+        </w:rPr>
         <w:t>Change one thing: The data file changes to 2,4,9. Predict the result before checking the explanation. What remains the same?</w:t>
       </w:r>
     </w:p>
@@ -835,19 +1376,69 @@
     </w:p>
     <w:p>
       <w:r>
+        <w:t>Find the unsupported step in the Reproducible environment and records claim and explain a repair using the supplied evidence.</w:t>
+      </w:r>
+    </w:p>
+    <w:p>
+      <w:pPr>
+        <w:spacing w:line="336" w:lineRule="auto" w:after="180"/>
+      </w:pPr>
+      <w:r>
+        <w:rPr>
+          <w:b w:val="0"/>
+        </w:rPr>
         <w:t>Reproducibility supports checking the computation, not automatic validity of the research claim.</w:t>
       </w:r>
     </w:p>
     <w:p>
-      <w:r>
-        <w:t>A useful check asks what would make the reasoning fail. Distinguish a failure to execute the declared procedure from a weakness in the procedure itself. The first may require a correction; the second requires an explicitly revised method and new evidence. Preserve unsuccessful cases so an improved result cannot hide the original problem.</w:t>
-      </w:r>
-    </w:p>
-    <w:p>
       <w:pPr>
         <w:pStyle w:val="Heading3"/>
       </w:pPr>
       <w:r>
+        <w:t>Check the claim against the facts</w:t>
+      </w:r>
+    </w:p>
+    <w:p>
+      <w:pPr>
+        <w:spacing w:line="336" w:lineRule="auto" w:after="180"/>
+        <w:shd w:fill="FFF5E6"/>
+      </w:pPr>
+      <w:r>
+        <w:rPr>
+          <w:b w:val="0"/>
+        </w:rPr>
+        <w:t>A useful check asks what would make the reasoning fail. Distinguish a failure to execute the declared procedure from a weakness in the procedure itself.</w:t>
+      </w:r>
+    </w:p>
+    <w:p>
+      <w:pPr>
+        <w:spacing w:line="336" w:lineRule="auto" w:after="180"/>
+        <w:shd w:fill="FFF5E6"/>
+      </w:pPr>
+      <w:r>
+        <w:rPr>
+          <w:b w:val="0"/>
+        </w:rPr>
+        <w:t xml:space="preserve">The first may require a correction; the second requires an explicitly revised method and new </w:t>
+      </w:r>
+      <w:r>
+        <w:rPr>
+          <w:b/>
+        </w:rPr>
+        <w:t>evidence</w:t>
+      </w:r>
+      <w:r>
+        <w:rPr>
+          <w:b w:val="0"/>
+        </w:rPr>
+        <w:t>. Preserve unsuccessful cases so an improved result cannot hide the original problem.</w:t>
+      </w:r>
+    </w:p>
+    <w:p>
+      <w:pPr>
+        <w:pStyle w:val="Heading3"/>
+      </w:pPr>
+      <w:r>
         <w:t>Guided: restate the worked result, then name the assumption or limitation that prevents a broader conclusion.</w:t>
       </w:r>
     </w:p>
@@ -885,8 +1476,25 @@
       </w:r>
     </w:p>
     <w:p>
-      <w:r>
-        <w:t>A report omits this qualification: Reproducibility supports checking the computation, not automatic validity of the research claim. Explain how omitting it could change a reader's interpretation, and write an accurate replacement.</w:t>
+      <w:pPr>
+        <w:spacing w:line="336" w:lineRule="auto" w:after="180"/>
+      </w:pPr>
+      <w:r>
+        <w:rPr>
+          <w:b w:val="0"/>
+        </w:rPr>
+        <w:t>A report omits this qualification: Reproducibility supports checking the computation, not automatic validity of the research claim.</w:t>
+      </w:r>
+    </w:p>
+    <w:p>
+      <w:pPr>
+        <w:spacing w:line="336" w:lineRule="auto" w:after="180"/>
+      </w:pPr>
+      <w:r>
+        <w:rPr>
+          <w:b w:val="0"/>
+        </w:rPr>
+        <w:t>Explain how omitting it could change a reader's interpretation, and write an accurate replacement.</w:t>
       </w:r>
     </w:p>
     <w:p>
@@ -937,7 +1545,54 @@
     </w:p>
     <w:p>
       <w:r>
-        <w:t>Explain the weekly mechanism in your own words. Use the worked scenario to name its input, decision rule and output.</w:t>
+        <w:t>Practise Reproducible environment and records with support, then explain the deciding step in your own words.</w:t>
+      </w:r>
+    </w:p>
+    <w:p>
+      <w:pPr>
+        <w:spacing w:line="336" w:lineRule="auto" w:after="180"/>
+      </w:pPr>
+      <w:r>
+        <w:rPr>
+          <w:b w:val="0"/>
+        </w:rPr>
+        <w:t xml:space="preserve">Explain the weekly </w:t>
+      </w:r>
+      <w:r>
+        <w:rPr>
+          <w:b/>
+        </w:rPr>
+        <w:t>mechanism</w:t>
+      </w:r>
+      <w:r>
+        <w:rPr>
+          <w:b w:val="0"/>
+        </w:rPr>
+        <w:t xml:space="preserve"> in your own words. Use the worked scenario to name its </w:t>
+      </w:r>
+      <w:r>
+        <w:rPr>
+          <w:b/>
+        </w:rPr>
+        <w:t>input</w:t>
+      </w:r>
+      <w:r>
+        <w:rPr>
+          <w:b w:val="0"/>
+        </w:rPr>
+        <w:t xml:space="preserve">, decision rule and </w:t>
+      </w:r>
+      <w:r>
+        <w:rPr>
+          <w:b/>
+        </w:rPr>
+        <w:t>output</w:t>
+      </w:r>
+      <w:r>
+        <w:rPr>
+          <w:b w:val="0"/>
+        </w:rPr>
+        <w:t>.</w:t>
       </w:r>
     </w:p>
     <w:p>
@@ -1010,8 +1665,26 @@
       </w:r>
     </w:p>
     <w:p>
-      <w:r>
-        <w:t>Use workbook W2 for the connected example “Reproducible environment and records”. First fill the input and rule boxes. Try the middle steps before asking for a hint. After a hint, try the next step yourself.</w:t>
+      <w:pPr>
+        <w:spacing w:line="336" w:lineRule="auto" w:after="180"/>
+      </w:pPr>
+      <w:r>
+        <w:rPr>
+          <w:b w:val="0"/>
+        </w:rPr>
+        <w:t xml:space="preserve">Use workbook W2 for the connected example “Reproducible environment and records”. First fill the </w:t>
+      </w:r>
+      <w:r>
+        <w:rPr>
+          <w:b/>
+        </w:rPr>
+        <w:t>input</w:t>
+      </w:r>
+      <w:r>
+        <w:rPr>
+          <w:b w:val="0"/>
+        </w:rPr>
+        <w:t xml:space="preserve"> and rule boxes. Try the middle steps before asking for a hint. After a hint, try the next step yourself.</w:t>
       </w:r>
     </w:p>
     <w:tbl>
@@ -1094,7 +1767,13 @@
       </w:tr>
     </w:tbl>
     <w:p>
-      <w:r>
+      <w:pPr>
+        <w:spacing w:line="336" w:lineRule="auto" w:after="180"/>
+      </w:pPr>
+      <w:r>
+        <w:rPr>
+          <w:b w:val="0"/>
+        </w:rPr>
         <w:t>Explain your trace to a partner. Your partner points to one step to check. Swap roles on the next case. Each person writes their own explanation.</w:t>
       </w:r>
     </w:p>
@@ -1107,12 +1786,35 @@
       </w:r>
     </w:p>
     <w:p>
-      <w:r>
-        <w:t>Use the worked case for Reproducible environment and records. Proposed explanation: “The worked result establishes every future case”. Decide whether this explanation is supported. Point to the step or supplied fact that decides; explain your repair if needed.</w:t>
-      </w:r>
-    </w:p>
-    <w:p>
-      <w:r>
+      <w:pPr>
+        <w:spacing w:line="336" w:lineRule="auto" w:after="180"/>
+      </w:pPr>
+      <w:r>
+        <w:rPr>
+          <w:b w:val="0"/>
+        </w:rPr>
+        <w:t>Use the worked case for Reproducible environment and records. Proposed explanation: “The worked result establishes every future case”. Decide whether this explanation is supported.</w:t>
+      </w:r>
+    </w:p>
+    <w:p>
+      <w:pPr>
+        <w:spacing w:line="336" w:lineRule="auto" w:after="180"/>
+      </w:pPr>
+      <w:r>
+        <w:rPr>
+          <w:b w:val="0"/>
+        </w:rPr>
+        <w:t>Point to the step or supplied fact that decides; explain your repair if needed.</w:t>
+      </w:r>
+    </w:p>
+    <w:p>
+      <w:pPr>
+        <w:spacing w:line="336" w:lineRule="auto" w:after="180"/>
+      </w:pPr>
+      <w:r>
+        <w:rPr>
+          <w:b w:val="0"/>
+        </w:rPr>
         <w:t>Answer on your own before discussion. If you are unsure, say which step you need help with.</w:t>
       </w:r>
     </w:p>
@@ -1125,8 +1827,27 @@
       </w:r>
     </w:p>
     <w:p>
-      <w:r>
-        <w:t>Trace the recorded mean for 2,4,6 and its changed result for 2,4,9. Which artefacts must accompany the output so another team can identify the exact run?</w:t>
+      <w:pPr>
+        <w:spacing w:line="336" w:lineRule="auto" w:after="180"/>
+        <w:shd w:fill="F5F1FB"/>
+      </w:pPr>
+      <w:r>
+        <w:rPr>
+          <w:b w:val="0"/>
+        </w:rPr>
+        <w:t xml:space="preserve">Trace the recorded mean for 2,4,6 and its changed result for 2,4,9. Which artefacts must accompany the </w:t>
+      </w:r>
+      <w:r>
+        <w:rPr>
+          <w:b/>
+        </w:rPr>
+        <w:t>output</w:t>
+      </w:r>
+      <w:r>
+        <w:rPr>
+          <w:b w:val="0"/>
+        </w:rPr>
+        <w:t xml:space="preserve"> so another team can identify the exact run?</w:t>
       </w:r>
     </w:p>
     <w:p>
@@ -1158,7 +1879,13 @@
       </w:r>
     </w:p>
     <w:p>
-      <w:r>
+      <w:pPr>
+        <w:spacing w:line="336" w:lineRule="auto" w:after="180"/>
+      </w:pPr>
+      <w:r>
+        <w:rPr>
+          <w:b w:val="0"/>
+        </w:rPr>
         <w:t>This is supported practice. Keep the separately named independent case for an attempt before feedback.</w:t>
       </w:r>
     </w:p>
@@ -1171,6 +1898,11 @@
       </w:r>
     </w:p>
     <w:p>
+      <w:r>
+        <w:t>Investigate Reproducible environment and records. Record the prediction, actual observation or labelled paper trace, explanation and next test separately.</w:t>
+      </w:r>
+    </w:p>
+    <w:p>
       <w:pPr>
         <w:pStyle w:val="Heading3"/>
       </w:pPr>
@@ -1179,7 +1911,13 @@
       </w:r>
     </w:p>
     <w:p>
-      <w:r>
+      <w:pPr>
+        <w:spacing w:line="336" w:lineRule="auto" w:after="180"/>
+      </w:pPr>
+      <w:r>
+        <w:rPr>
+          <w:b w:val="0"/>
+        </w:rPr>
         <w:t>Folder contains seed42 and final-score.txt, but no dataset, code or dependency record. Show the intermediate steps and give the conclusion with its scope.</w:t>
       </w:r>
     </w:p>
@@ -1320,7 +2058,13 @@
       </w:tr>
     </w:tbl>
     <w:p>
-      <w:r>
+      <w:pPr>
+        <w:spacing w:line="336" w:lineRule="auto" w:after="180"/>
+      </w:pPr>
+      <w:r>
+        <w:rPr>
+          <w:b w:val="0"/>
+        </w:rPr>
         <w:t>On paper, trace the supplied procedure. If code is provided, predict before running it in a local practice file. Never write an expected answer as though it were an observed run.</w:t>
       </w:r>
     </w:p>
@@ -1333,7 +2077,13 @@
       </w:r>
     </w:p>
     <w:p>
-      <w:r>
+      <w:pPr>
+        <w:spacing w:line="336" w:lineRule="auto" w:after="180"/>
+      </w:pPr>
+      <w:r>
+        <w:rPr>
+          <w:b w:val="0"/>
+        </w:rPr>
         <w:t>Before trying: what do I expect, and why? While trying: which step could first go wrong? Afterwards: what did I actually observe, and what should change? Keep “not run” if you only traced the procedure.</w:t>
       </w:r>
     </w:p>
@@ -1346,6 +2096,11 @@
       </w:r>
     </w:p>
     <w:p>
+      <w:r>
+        <w:t>Move from recall to tracing, diagnosis and transfer in Reproducible environment and records. Explain why each step is justified.</w:t>
+      </w:r>
+    </w:p>
+    <w:p>
       <w:pPr>
         <w:pStyle w:val="Heading3"/>
       </w:pPr>
@@ -1354,18 +2109,94 @@
       </w:r>
     </w:p>
     <w:p>
-      <w:r>
-        <w:t>Explain the weekly mechanism in your own words. Use the worked scenario to name its input, decision rule and output.</w:t>
-      </w:r>
-    </w:p>
-    <w:p>
-      <w:r>
-        <w:t>A report omits this qualification: Reproducibility supports checking the computation, not automatic validity of the research claim. Explain how omitting it could change a reader's interpretation, and write an accurate replacement.</w:t>
-      </w:r>
-    </w:p>
-    <w:p>
-      <w:r>
-        <w:t>For the worked scenario, propose one additional case that could reveal a failure, describe its expected outcome before running it, and explain what would need to remain fixed for a fair comparison. Do not reuse W4 as a new final test after receiving feedback.</w:t>
+      <w:pPr>
+        <w:spacing w:line="336" w:lineRule="auto" w:after="180"/>
+      </w:pPr>
+      <w:r>
+        <w:rPr>
+          <w:b w:val="0"/>
+        </w:rPr>
+        <w:t xml:space="preserve">Explain the weekly </w:t>
+      </w:r>
+      <w:r>
+        <w:rPr>
+          <w:b/>
+        </w:rPr>
+        <w:t>mechanism</w:t>
+      </w:r>
+      <w:r>
+        <w:rPr>
+          <w:b w:val="0"/>
+        </w:rPr>
+        <w:t xml:space="preserve"> in your own words. Use the worked scenario to name its </w:t>
+      </w:r>
+      <w:r>
+        <w:rPr>
+          <w:b/>
+        </w:rPr>
+        <w:t>input</w:t>
+      </w:r>
+      <w:r>
+        <w:rPr>
+          <w:b w:val="0"/>
+        </w:rPr>
+        <w:t xml:space="preserve">, decision rule and </w:t>
+      </w:r>
+      <w:r>
+        <w:rPr>
+          <w:b/>
+        </w:rPr>
+        <w:t>output</w:t>
+      </w:r>
+      <w:r>
+        <w:rPr>
+          <w:b w:val="0"/>
+        </w:rPr>
+        <w:t>.</w:t>
+      </w:r>
+    </w:p>
+    <w:p>
+      <w:pPr>
+        <w:spacing w:line="336" w:lineRule="auto" w:after="180"/>
+      </w:pPr>
+      <w:r>
+        <w:rPr>
+          <w:b w:val="0"/>
+        </w:rPr>
+        <w:t>A report omits this qualification: Reproducibility supports checking the computation, not automatic validity of the research claim.</w:t>
+      </w:r>
+    </w:p>
+    <w:p>
+      <w:pPr>
+        <w:spacing w:line="336" w:lineRule="auto" w:after="180"/>
+      </w:pPr>
+      <w:r>
+        <w:rPr>
+          <w:b w:val="0"/>
+        </w:rPr>
+        <w:t>Explain how omitting it could change a reader's interpretation, and write an accurate replacement.</w:t>
+      </w:r>
+    </w:p>
+    <w:p>
+      <w:pPr>
+        <w:spacing w:line="336" w:lineRule="auto" w:after="180"/>
+      </w:pPr>
+      <w:r>
+        <w:rPr>
+          <w:b w:val="0"/>
+        </w:rPr>
+        <w:t>For the worked scenario, propose one additional case that could reveal a failure, describe its expected outcome before running it, and explain what would need to remain fixed for a fair comparison.</w:t>
+      </w:r>
+    </w:p>
+    <w:p>
+      <w:pPr>
+        <w:spacing w:line="336" w:lineRule="auto" w:after="180"/>
+      </w:pPr>
+      <w:r>
+        <w:rPr>
+          <w:b w:val="0"/>
+        </w:rPr>
+        <w:t>Do not reuse W4 as a new final test after receiving feedback.</w:t>
       </w:r>
     </w:p>
     <w:p>
@@ -1411,7 +2242,77 @@
     </w:p>
     <w:p>
       <w:r>
-        <w:t>Add a labelled reproducible environment and records evidence sheet to Reproducible AI Research Study. Show how you can explain the mechanism and terminology of reproducible environment and records. Use the supplied fictional case and keep its inputs, intermediate steps, calculation or prediction, and limitation. Connect this record to last week’s record; a matching answer without a trace is insufficient.</w:t>
+        <w:t>Apply this week’s idea to Reproducible AI Research Study. Keep an annotated decision and the evidence supporting it.</w:t>
+      </w:r>
+    </w:p>
+    <w:p>
+      <w:pPr>
+        <w:spacing w:line="336" w:lineRule="auto" w:after="180"/>
+      </w:pPr>
+      <w:r>
+        <w:rPr>
+          <w:b w:val="0"/>
+        </w:rPr>
+        <w:t xml:space="preserve">Add a labelled reproducible environment and records </w:t>
+      </w:r>
+      <w:r>
+        <w:rPr>
+          <w:b/>
+        </w:rPr>
+        <w:t>evidence</w:t>
+      </w:r>
+      <w:r>
+        <w:rPr>
+          <w:b w:val="0"/>
+        </w:rPr>
+        <w:t xml:space="preserve"> sheet to Reproducible AI Research Study. Show how you can explain the </w:t>
+      </w:r>
+      <w:r>
+        <w:rPr>
+          <w:b/>
+        </w:rPr>
+        <w:t>mechanism</w:t>
+      </w:r>
+      <w:r>
+        <w:rPr>
+          <w:b w:val="0"/>
+        </w:rPr>
+        <w:t xml:space="preserve"> and terminology of reproducible environment and records.</w:t>
+      </w:r>
+    </w:p>
+    <w:p>
+      <w:pPr>
+        <w:spacing w:line="336" w:lineRule="auto" w:after="180"/>
+      </w:pPr>
+      <w:r>
+        <w:rPr>
+          <w:b w:val="0"/>
+        </w:rPr>
+        <w:t xml:space="preserve">Use the supplied fictional case and keep its </w:t>
+      </w:r>
+      <w:r>
+        <w:rPr>
+          <w:b/>
+        </w:rPr>
+        <w:t>input</w:t>
+      </w:r>
+      <w:r>
+        <w:rPr>
+          <w:b w:val="0"/>
+        </w:rPr>
+        <w:t xml:space="preserve">s, intermediate steps, calculation or </w:t>
+      </w:r>
+      <w:r>
+        <w:rPr>
+          <w:b/>
+        </w:rPr>
+        <w:t>prediction</w:t>
+      </w:r>
+      <w:r>
+        <w:rPr>
+          <w:b w:val="0"/>
+        </w:rPr>
+        <w:t>, and limitation. Connect this record to last week’s record; a matching answer without a trace is insufficient.</w:t>
       </w:r>
     </w:p>
     <w:tbl>
@@ -1539,7 +2440,13 @@
       </w:r>
     </w:p>
     <w:p>
-      <w:r>
+      <w:pPr>
+        <w:spacing w:line="336" w:lineRule="auto" w:after="180"/>
+      </w:pPr>
+      <w:r>
+        <w:rPr>
+          <w:b w:val="0"/>
+        </w:rPr>
         <w:t>For the Reproducible AI Research Study, retain an annotated worked trace and the changed-case reasoning. Connect the claim to its records, units and assumptions so another investigator can challenge or reproduce it.</w:t>
       </w:r>
     </w:p>
@@ -1553,7 +2460,29 @@
     </w:p>
     <w:p>
       <w:r>
-        <w:t>Complete the supported workbook tasks before attempting W4 independently. Record any hints or help used. After feedback, use the teacher's fresh retry rather than copying the earlier answer. For a project, select a relevant new case, predict the outcome from the declared rule and preserve the result alongside any revision.</w:t>
+        <w:t>Use a genuinely new case for independent evidence. Previously discussed examples remain practice; use the separately named independent case before feedback.</w:t>
+      </w:r>
+    </w:p>
+    <w:p>
+      <w:pPr>
+        <w:spacing w:line="336" w:lineRule="auto" w:after="180"/>
+      </w:pPr>
+      <w:r>
+        <w:rPr>
+          <w:b w:val="0"/>
+        </w:rPr>
+        <w:t>Complete the supported workbook tasks before attempting W4 independently. Record any hints or help used. After feedback, use the teacher's fresh retry rather than copying the earlier answer.</w:t>
+      </w:r>
+    </w:p>
+    <w:p>
+      <w:pPr>
+        <w:spacing w:line="336" w:lineRule="auto" w:after="180"/>
+      </w:pPr>
+      <w:r>
+        <w:rPr>
+          <w:b w:val="0"/>
+        </w:rPr>
+        <w:t>For a project, select a relevant new case, predict the outcome from the declared rule and preserve the result alongside any revision.</w:t>
       </w:r>
     </w:p>
     <w:p>
@@ -1590,8 +2519,25 @@
       </w:r>
     </w:p>
     <w:p>
-      <w:r>
-        <w:t>For the worked scenario, propose one additional case that could reveal a failure, describe its expected outcome before running it, and explain what would need to remain fixed for a fair comparison. Do not reuse W4 as a new final test after receiving feedback.</w:t>
+      <w:pPr>
+        <w:spacing w:line="336" w:lineRule="auto" w:after="180"/>
+      </w:pPr>
+      <w:r>
+        <w:rPr>
+          <w:b w:val="0"/>
+        </w:rPr>
+        <w:t>For the worked scenario, propose one additional case that could reveal a failure, describe its expected outcome before running it, and explain what would need to remain fixed for a fair comparison.</w:t>
+      </w:r>
+    </w:p>
+    <w:p>
+      <w:pPr>
+        <w:spacing w:line="336" w:lineRule="auto" w:after="180"/>
+      </w:pPr>
+      <w:r>
+        <w:rPr>
+          <w:b w:val="0"/>
+        </w:rPr>
+        <w:t>Do not reuse W4 as a new final test after receiving feedback.</w:t>
       </w:r>
     </w:p>
     <w:p>
@@ -1628,6 +2574,11 @@
       </w:pPr>
       <w:r>
         <w:t>13. Study a complete case</w:t>
+      </w:r>
+    </w:p>
+    <w:p>
+      <w:r>
+        <w:t>Revisit the complete Reproducible environment and records case for supported practice. Repeated examples do not become fresh assessments.</w:t>
       </w:r>
     </w:p>
     <w:p>
@@ -1731,8 +2682,26 @@
       </w:r>
     </w:p>
     <w:p>
-      <w:r>
-        <w:t>Follow the input through the stated procedure to its result. Cover the result first, predict it, then explain every intermediate step. The text/table accompanies the figure so the example can be read without colour.</w:t>
+      <w:pPr>
+        <w:spacing w:line="336" w:lineRule="auto" w:after="180"/>
+      </w:pPr>
+      <w:r>
+        <w:rPr>
+          <w:b w:val="0"/>
+        </w:rPr>
+        <w:t xml:space="preserve">Follow the </w:t>
+      </w:r>
+      <w:r>
+        <w:rPr>
+          <w:b/>
+        </w:rPr>
+        <w:t>input</w:t>
+      </w:r>
+      <w:r>
+        <w:rPr>
+          <w:b w:val="0"/>
+        </w:rPr>
+        <w:t xml:space="preserve"> through the stated procedure to its result. Cover the result first, predict it, then explain every intermediate step. The text/table accompanies the figure so the example can be read without colour.</w:t>
       </w:r>
     </w:p>
     <w:p>
@@ -1782,6 +2751,11 @@
       </w:r>
     </w:p>
     <w:p>
+      <w:r>
+        <w:t>Attempt the reserved new case before feedback. Record support; the earlier examples below remain additional practice.</w:t>
+      </w:r>
+    </w:p>
+    <w:p>
       <w:pPr>
         <w:pStyle w:val="Heading3"/>
       </w:pPr>
@@ -1790,8 +2764,27 @@
       </w:r>
     </w:p>
     <w:p>
-      <w:r>
-        <w:t>Partner changes preprocessing and data version while keeping old run ID. What must be preserved?</w:t>
+      <w:pPr>
+        <w:spacing w:line="336" w:lineRule="auto" w:after="180"/>
+        <w:shd w:fill="F5F1FB"/>
+      </w:pPr>
+      <w:r>
+        <w:rPr>
+          <w:b w:val="0"/>
+        </w:rPr>
+        <w:t>Partner changes pre</w:t>
+      </w:r>
+      <w:r>
+        <w:rPr>
+          <w:b/>
+        </w:rPr>
+        <w:t>process</w:t>
+      </w:r>
+      <w:r>
+        <w:rPr>
+          <w:b w:val="0"/>
+        </w:rPr>
+        <w:t>ing and data version while keeping old run ID. What must be preserved?</w:t>
       </w:r>
     </w:p>
     <w:p>
@@ -1838,7 +2831,13 @@
       </w:r>
     </w:p>
     <w:p>
-      <w:r>
+      <w:pPr>
+        <w:spacing w:line="336" w:lineRule="auto" w:after="180"/>
+      </w:pPr>
+      <w:r>
+        <w:rPr>
+          <w:b w:val="0"/>
+        </w:rPr>
         <w:t>Attempt this case before feedback. Record any help. Earlier examples below are further practice; a case already practised with feedback cannot establish fresh transfer.</w:t>
       </w:r>
     </w:p>
@@ -1851,8 +2850,27 @@
       </w:r>
     </w:p>
     <w:p>
-      <w:r>
-        <w:t>Partner changes preprocessing and data version while keeping old run ID. What must be preserved?</w:t>
+      <w:pPr>
+        <w:spacing w:line="336" w:lineRule="auto" w:after="180"/>
+        <w:shd w:fill="F5F1FB"/>
+      </w:pPr>
+      <w:r>
+        <w:rPr>
+          <w:b w:val="0"/>
+        </w:rPr>
+        <w:t>Partner changes pre</w:t>
+      </w:r>
+      <w:r>
+        <w:rPr>
+          <w:b/>
+        </w:rPr>
+        <w:t>process</w:t>
+      </w:r>
+      <w:r>
+        <w:rPr>
+          <w:b w:val="0"/>
+        </w:rPr>
+        <w:t>ing and data version while keeping old run ID. What must be preserved?</w:t>
       </w:r>
     </w:p>
     <w:p>
@@ -1904,7 +2922,13 @@
       </w:r>
     </w:p>
     <w:p>
-      <w:r>
+      <w:pPr>
+        <w:spacing w:line="336" w:lineRule="auto" w:after="180"/>
+      </w:pPr>
+      <w:r>
+        <w:rPr>
+          <w:b w:val="0"/>
+        </w:rPr>
         <w:t>Record support used: none, hint or teacher explanation. After feedback, a different case is needed to demonstrate independence.</w:t>
       </w:r>
     </w:p>
@@ -1917,8 +2941,25 @@
       </w:r>
     </w:p>
     <w:p>
-      <w:r>
-        <w:t>Attempt the independent case before hints. Record whether you worked alone, used a hint or followed a model. After feedback, fix the first unsupported step and explain why it changed. A later check uses a changed case, not a copied answer.</w:t>
+      <w:pPr>
+        <w:spacing w:line="336" w:lineRule="auto" w:after="180"/>
+      </w:pPr>
+      <w:r>
+        <w:rPr>
+          <w:b w:val="0"/>
+        </w:rPr>
+        <w:t>Attempt the independent case before hints. Record whether you worked alone, used a hint or followed a model. After feedback, fix the first unsupported step and explain why it changed.</w:t>
+      </w:r>
+    </w:p>
+    <w:p>
+      <w:pPr>
+        <w:spacing w:line="336" w:lineRule="auto" w:after="180"/>
+      </w:pPr>
+      <w:r>
+        <w:rPr>
+          <w:b w:val="0"/>
+        </w:rPr>
+        <w:t>A later check uses a changed case, not a copied answer.</w:t>
       </w:r>
     </w:p>
     <w:p>
@@ -1931,7 +2972,30 @@
     </w:p>
     <w:p>
       <w:r>
-        <w:t>Start with this question: A reproducible calculation record. A teammate must rerun a three-value mean without guessing the input or software version.</w:t>
+        <w:t>Use this map to navigate Reproducible environment and records, connect the goals to tasks and keep one evidence record for each attempt.</w:t>
+      </w:r>
+    </w:p>
+    <w:p>
+      <w:pPr>
+        <w:spacing w:line="336" w:lineRule="auto" w:after="180"/>
+      </w:pPr>
+      <w:r>
+        <w:rPr>
+          <w:b w:val="0"/>
+        </w:rPr>
+        <w:t xml:space="preserve">Start with this question: A reproducible calculation record. A teammate must rerun a three-value mean without guessing the </w:t>
+      </w:r>
+      <w:r>
+        <w:rPr>
+          <w:b/>
+        </w:rPr>
+        <w:t>input</w:t>
+      </w:r>
+      <w:r>
+        <w:rPr>
+          <w:b w:val="0"/>
+        </w:rPr>
+        <w:t xml:space="preserve"> or software version.</w:t>
       </w:r>
     </w:p>
     <w:tbl>
@@ -2037,13 +3101,61 @@
       </w:tr>
     </w:tbl>
     <w:p>
-      <w:r>
-        <w:t>Remember → watch and explain → try with help → investigate → try independently → keep project evidence. Your teacher may spread this lesson across several classes.</w:t>
-      </w:r>
-    </w:p>
-    <w:p>
-      <w:r>
-        <w:t>Keep your first prediction. Compare it with what the evidence shows and explain any change.</w:t>
+      <w:pPr>
+        <w:spacing w:line="336" w:lineRule="auto" w:after="180"/>
+      </w:pPr>
+      <w:r>
+        <w:rPr>
+          <w:b w:val="0"/>
+        </w:rPr>
+        <w:t xml:space="preserve">Remember → watch and explain → try with help → investigate → try independently → keep project </w:t>
+      </w:r>
+      <w:r>
+        <w:rPr>
+          <w:b/>
+        </w:rPr>
+        <w:t>evidence</w:t>
+      </w:r>
+      <w:r>
+        <w:rPr>
+          <w:b w:val="0"/>
+        </w:rPr>
+        <w:t>. Your teacher may spread this lesson across several classes.</w:t>
+      </w:r>
+    </w:p>
+    <w:p>
+      <w:pPr>
+        <w:spacing w:line="336" w:lineRule="auto" w:after="180"/>
+      </w:pPr>
+      <w:r>
+        <w:rPr>
+          <w:b w:val="0"/>
+        </w:rPr>
+        <w:t xml:space="preserve">Keep your first </w:t>
+      </w:r>
+      <w:r>
+        <w:rPr>
+          <w:b/>
+        </w:rPr>
+        <w:t>prediction</w:t>
+      </w:r>
+      <w:r>
+        <w:rPr>
+          <w:b w:val="0"/>
+        </w:rPr>
+        <w:t xml:space="preserve">. Compare it with what the </w:t>
+      </w:r>
+      <w:r>
+        <w:rPr>
+          <w:b/>
+        </w:rPr>
+        <w:t>evidence</w:t>
+      </w:r>
+      <w:r>
+        <w:rPr>
+          <w:b w:val="0"/>
+        </w:rPr>
+        <w:t xml:space="preserve"> shows and explain any change.</w:t>
       </w:r>
     </w:p>
     <w:p>
@@ -2056,7 +3168,30 @@
     </w:p>
     <w:p>
       <w:r>
-        <w:t>Close your notes. Explain this goal in your own words: Explain the mechanism and terminology of reproducible environment and records</w:t>
+        <w:t>Explain Reproducible environment and records without notes, identify a remaining question and plan a later check with a changed case.</w:t>
+      </w:r>
+    </w:p>
+    <w:p>
+      <w:pPr>
+        <w:spacing w:line="336" w:lineRule="auto" w:after="180"/>
+      </w:pPr>
+      <w:r>
+        <w:rPr>
+          <w:b w:val="0"/>
+        </w:rPr>
+        <w:t xml:space="preserve">Close your notes. Explain this goal in your own words: Explain the </w:t>
+      </w:r>
+      <w:r>
+        <w:rPr>
+          <w:b/>
+        </w:rPr>
+        <w:t>mechanism</w:t>
+      </w:r>
+      <w:r>
+        <w:rPr>
+          <w:b w:val="0"/>
+        </w:rPr>
+        <w:t xml:space="preserve"> and terminology of reproducible environment and records</w:t>
       </w:r>
     </w:p>
     <w:p>
@@ -2093,13 +3228,61 @@
       </w:r>
     </w:p>
     <w:p>
-      <w:r>
-        <w:t>If you are unsure, return to the worked picture and explain one arrow. If you are ready, change an input or assumption and justify your prediction.</w:t>
-      </w:r>
-    </w:p>
-    <w:p>
-      <w:r>
-        <w:t>Save your workbook evidence. At the next review, try a different case before opening your old answer.</w:t>
+      <w:pPr>
+        <w:spacing w:line="336" w:lineRule="auto" w:after="180"/>
+      </w:pPr>
+      <w:r>
+        <w:rPr>
+          <w:b w:val="0"/>
+        </w:rPr>
+        <w:t xml:space="preserve">If you are unsure, return to the worked picture and explain one arrow. If you are ready, change an </w:t>
+      </w:r>
+      <w:r>
+        <w:rPr>
+          <w:b/>
+        </w:rPr>
+        <w:t>input</w:t>
+      </w:r>
+      <w:r>
+        <w:rPr>
+          <w:b w:val="0"/>
+        </w:rPr>
+        <w:t xml:space="preserve"> or assumption and justify your </w:t>
+      </w:r>
+      <w:r>
+        <w:rPr>
+          <w:b/>
+        </w:rPr>
+        <w:t>prediction</w:t>
+      </w:r>
+      <w:r>
+        <w:rPr>
+          <w:b w:val="0"/>
+        </w:rPr>
+        <w:t>.</w:t>
+      </w:r>
+    </w:p>
+    <w:p>
+      <w:pPr>
+        <w:spacing w:line="336" w:lineRule="auto" w:after="180"/>
+      </w:pPr>
+      <w:r>
+        <w:rPr>
+          <w:b w:val="0"/>
+        </w:rPr>
+        <w:t xml:space="preserve">Save your workbook </w:t>
+      </w:r>
+      <w:r>
+        <w:rPr>
+          <w:b/>
+        </w:rPr>
+        <w:t>evidence</w:t>
+      </w:r>
+      <w:r>
+        <w:rPr>
+          <w:b w:val="0"/>
+        </w:rPr>
+        <w:t>. At the next review, try a different case before opening your old answer.</w:t>
       </w:r>
     </w:p>
     <w:p>
@@ -2112,12 +3295,41 @@
     </w:p>
     <w:p>
       <w:r>
+        <w:t>Attempt supported questions before using hints or feedback. Review a missing building block, then keep the completed work.</w:t>
+      </w:r>
+    </w:p>
+    <w:p>
+      <w:pPr>
+        <w:spacing w:line="336" w:lineRule="auto" w:after="180"/>
+      </w:pPr>
+      <w:r>
+        <w:rPr>
+          <w:b w:val="0"/>
+        </w:rPr>
         <w:t>Use this supported practice once, in the browser or on paper. Keep the reserved independent assessment for a separate first attempt before teacher feedback.</w:t>
       </w:r>
     </w:p>
     <w:p>
-      <w:r>
-        <w:t>A reproducible calculation record. A teammate must rerun a three-value mean without guessing the input or software version.</w:t>
+      <w:pPr>
+        <w:spacing w:line="336" w:lineRule="auto" w:after="180"/>
+      </w:pPr>
+      <w:r>
+        <w:rPr>
+          <w:b w:val="0"/>
+        </w:rPr>
+        <w:t xml:space="preserve">A reproducible calculation record. A teammate must rerun a three-value mean without guessing the </w:t>
+      </w:r>
+      <w:r>
+        <w:rPr>
+          <w:b/>
+        </w:rPr>
+        <w:t>input</w:t>
+      </w:r>
+      <w:r>
+        <w:rPr>
+          <w:b w:val="0"/>
+        </w:rPr>
+        <w:t xml:space="preserve"> or software version.</w:t>
       </w:r>
     </w:p>
     <w:p>
@@ -2129,22 +3341,67 @@
       </w:r>
     </w:p>
     <w:p>
-      <w:r>
-        <w:t>Which labelled step matches this detail? Retain script version, environment description and data hash with the output.</w:t>
-      </w:r>
-    </w:p>
-    <w:p>
-      <w:r>
+      <w:pPr>
+        <w:spacing w:line="336" w:lineRule="auto" w:after="180"/>
+      </w:pPr>
+      <w:r>
+        <w:rPr>
+          <w:b w:val="0"/>
+        </w:rPr>
+        <w:t xml:space="preserve">Which labelled step matches this detail? Retain script version, environment description and data hash with the </w:t>
+      </w:r>
+      <w:r>
+        <w:rPr>
+          <w:b/>
+        </w:rPr>
+        <w:t>output</w:t>
+      </w:r>
+      <w:r>
+        <w:rPr>
+          <w:b w:val="0"/>
+        </w:rPr>
+        <w:t>.</w:t>
+      </w:r>
+    </w:p>
+    <w:p>
+      <w:pPr>
+        <w:spacing w:line="336" w:lineRule="auto" w:after="180"/>
+        <w:shd w:fill="F4F9FC"/>
+      </w:pPr>
+      <w:r>
+        <w:rPr>
+          <w:b w:val="0"/>
+        </w:rPr>
         <w:t>1. Trace calculation</w:t>
       </w:r>
     </w:p>
     <w:p>
-      <w:r>
-        <w:t>2. Identify exact input</w:t>
-      </w:r>
-    </w:p>
-    <w:p>
-      <w:r>
+      <w:pPr>
+        <w:spacing w:line="336" w:lineRule="auto" w:after="180"/>
+        <w:shd w:fill="F4F9FC"/>
+      </w:pPr>
+      <w:r>
+        <w:rPr>
+          <w:b w:val="0"/>
+        </w:rPr>
+        <w:t xml:space="preserve">2. Identify exact </w:t>
+      </w:r>
+      <w:r>
+        <w:rPr>
+          <w:b/>
+        </w:rPr>
+        <w:t>input</w:t>
+      </w:r>
+    </w:p>
+    <w:p>
+      <w:pPr>
+        <w:spacing w:line="336" w:lineRule="auto" w:after="180"/>
+        <w:shd w:fill="F4F9FC"/>
+      </w:pPr>
+      <w:r>
+        <w:rPr>
+          <w:b w:val="0"/>
+        </w:rPr>
         <w:t>3. Save provenance</w:t>
       </w:r>
     </w:p>
@@ -2182,41 +3439,167 @@
       </w:r>
     </w:p>
     <w:p>
-      <w:r>
+      <w:pPr>
+        <w:pStyle w:val="Heading3"/>
+      </w:pPr>
+      <w:r>
+        <w:t>Hint · try first</w:t>
+      </w:r>
+    </w:p>
+    <w:p>
+      <w:pPr>
+        <w:spacing w:line="336" w:lineRule="auto" w:after="180"/>
+        <w:shd w:fill="F1F6F8"/>
+      </w:pPr>
+      <w:r>
+        <w:rPr>
+          <w:b w:val="0"/>
+        </w:rPr>
         <w:t>Hint if needed: Read the steps in the pictorial case. Match the supplied detail to the stage that performs or records it.</w:t>
       </w:r>
     </w:p>
     <w:p>
-      <w:r>
-        <w:t>After your attempt, compare with the supported explanation: Save provenance Retain script version, environment description and data hash with the output. Reproducibility needs the materials and decisions that produced a result. A screenshot of 4 does not specify which data or calculation generated it.</w:t>
-      </w:r>
-    </w:p>
-    <w:p>
       <w:pPr>
         <w:pStyle w:val="Heading3"/>
       </w:pPr>
       <w:r>
+        <w:t>Feedback · compare after trying</w:t>
+      </w:r>
+    </w:p>
+    <w:p>
+      <w:pPr>
+        <w:spacing w:line="336" w:lineRule="auto" w:after="180"/>
+        <w:shd w:fill="F1F6FC"/>
+      </w:pPr>
+      <w:r>
+        <w:rPr>
+          <w:b w:val="0"/>
+        </w:rPr>
+        <w:t xml:space="preserve">After your attempt, compare with the supported explanation: Save provenance Retain script version, environment description and data hash with the </w:t>
+      </w:r>
+      <w:r>
+        <w:rPr>
+          <w:b/>
+        </w:rPr>
+        <w:t>output</w:t>
+      </w:r>
+      <w:r>
+        <w:rPr>
+          <w:b w:val="0"/>
+        </w:rPr>
+        <w:t>.</w:t>
+      </w:r>
+    </w:p>
+    <w:p>
+      <w:pPr>
+        <w:spacing w:line="336" w:lineRule="auto" w:after="180"/>
+        <w:shd w:fill="F1F6FC"/>
+      </w:pPr>
+      <w:r>
+        <w:rPr>
+          <w:b w:val="0"/>
+        </w:rPr>
+        <w:t>Reproducibility needs the materials and decisions that produced a result. A screenshot of 4 does not specify which data or calculation generated it.</w:t>
+      </w:r>
+    </w:p>
+    <w:p>
+      <w:pPr>
+        <w:pStyle w:val="Heading3"/>
+      </w:pPr>
+      <w:r>
         <w:t>Practice 2: explain the deciding evidence</w:t>
       </w:r>
     </w:p>
     <w:p>
-      <w:r>
+      <w:pPr>
+        <w:pStyle w:val="Heading3"/>
+      </w:pPr>
+      <w:r>
+        <w:t>Changed case · predict first</w:t>
+      </w:r>
+    </w:p>
+    <w:p>
+      <w:pPr>
+        <w:spacing w:line="336" w:lineRule="auto" w:after="180"/>
+        <w:shd w:fill="F5F1FB"/>
+      </w:pPr>
+      <w:r>
+        <w:rPr>
+          <w:b w:val="0"/>
+        </w:rPr>
         <w:t>Changed-case practice: The data file changes to 2,4,9. Which conclusion is supported by the supplied facts?</w:t>
       </w:r>
     </w:p>
     <w:p>
-      <w:r>
-        <w:t>1. The mean becomes 15/3=5, and the saved input hash must change.</w:t>
-      </w:r>
-    </w:p>
-    <w:p>
-      <w:r>
-        <w:t>2. We can decide the result without examining the changed input or the procedure.</w:t>
-      </w:r>
-    </w:p>
-    <w:p>
-      <w:r>
-        <w:t>3. This one example guarantees correct results for every future input.</w:t>
+      <w:pPr>
+        <w:spacing w:line="336" w:lineRule="auto" w:after="180"/>
+        <w:shd w:fill="F4F9FC"/>
+      </w:pPr>
+      <w:r>
+        <w:rPr>
+          <w:b w:val="0"/>
+        </w:rPr>
+        <w:t xml:space="preserve">1. The mean becomes 15/3=5, and the saved </w:t>
+      </w:r>
+      <w:r>
+        <w:rPr>
+          <w:b/>
+        </w:rPr>
+        <w:t>input</w:t>
+      </w:r>
+      <w:r>
+        <w:rPr>
+          <w:b w:val="0"/>
+        </w:rPr>
+        <w:t xml:space="preserve"> hash must change.</w:t>
+      </w:r>
+    </w:p>
+    <w:p>
+      <w:pPr>
+        <w:spacing w:line="336" w:lineRule="auto" w:after="180"/>
+        <w:shd w:fill="F4F9FC"/>
+      </w:pPr>
+      <w:r>
+        <w:rPr>
+          <w:b w:val="0"/>
+        </w:rPr>
+        <w:t xml:space="preserve">2. We can decide the result without examining the changed </w:t>
+      </w:r>
+      <w:r>
+        <w:rPr>
+          <w:b/>
+        </w:rPr>
+        <w:t>input</w:t>
+      </w:r>
+      <w:r>
+        <w:rPr>
+          <w:b w:val="0"/>
+        </w:rPr>
+        <w:t xml:space="preserve"> or the procedure.</w:t>
+      </w:r>
+    </w:p>
+    <w:p>
+      <w:pPr>
+        <w:spacing w:line="336" w:lineRule="auto" w:after="180"/>
+        <w:shd w:fill="F4F9FC"/>
+      </w:pPr>
+      <w:r>
+        <w:rPr>
+          <w:b w:val="0"/>
+        </w:rPr>
+        <w:t xml:space="preserve">3. This one example guarantees correct results for every future </w:t>
+      </w:r>
+      <w:r>
+        <w:rPr>
+          <w:b/>
+        </w:rPr>
+        <w:t>input</w:t>
+      </w:r>
+      <w:r>
+        <w:rPr>
+          <w:b w:val="0"/>
+        </w:rPr>
+        <w:t>.</w:t>
       </w:r>
     </w:p>
     <w:p>
@@ -2253,36 +3636,177 @@
       </w:r>
     </w:p>
     <w:p>
-      <w:r>
+      <w:pPr>
+        <w:pStyle w:val="Heading3"/>
+      </w:pPr>
+      <w:r>
+        <w:t>Hint · try first</w:t>
+      </w:r>
+    </w:p>
+    <w:p>
+      <w:pPr>
+        <w:spacing w:line="336" w:lineRule="auto" w:after="180"/>
+        <w:shd w:fill="F1F6F8"/>
+      </w:pPr>
+      <w:r>
+        <w:rPr>
+          <w:b w:val="0"/>
+        </w:rPr>
         <w:t>Hint if needed: Use the changed condition and the deciding step in the pictorial trace. The answer must say what follows from those facts.</w:t>
       </w:r>
     </w:p>
     <w:p>
-      <w:r>
-        <w:t>After your attempt, compare with the supported explanation: The mean becomes 15/3=5, and the saved input hash must change. The calculation is the same but its input records differ.</w:t>
-      </w:r>
-    </w:p>
-    <w:p>
       <w:pPr>
         <w:pStyle w:val="Heading3"/>
       </w:pPr>
       <w:r>
+        <w:t>Feedback · compare after trying</w:t>
+      </w:r>
+    </w:p>
+    <w:p>
+      <w:pPr>
+        <w:spacing w:line="336" w:lineRule="auto" w:after="180"/>
+        <w:shd w:fill="F1F6FC"/>
+      </w:pPr>
+      <w:r>
+        <w:rPr>
+          <w:b w:val="0"/>
+        </w:rPr>
+        <w:t xml:space="preserve">After your attempt, compare with the supported explanation: The mean becomes 15/3=5, and the saved </w:t>
+      </w:r>
+      <w:r>
+        <w:rPr>
+          <w:b/>
+        </w:rPr>
+        <w:t>input</w:t>
+      </w:r>
+      <w:r>
+        <w:rPr>
+          <w:b w:val="0"/>
+        </w:rPr>
+        <w:t xml:space="preserve"> hash must change. The calculation is the same but its </w:t>
+      </w:r>
+      <w:r>
+        <w:rPr>
+          <w:b/>
+        </w:rPr>
+        <w:t>input</w:t>
+      </w:r>
+      <w:r>
+        <w:rPr>
+          <w:b w:val="0"/>
+        </w:rPr>
+        <w:t xml:space="preserve"> records differ.</w:t>
+      </w:r>
+    </w:p>
+    <w:p>
+      <w:pPr>
+        <w:pStyle w:val="Heading3"/>
+      </w:pPr>
+      <w:r>
         <w:t>Repair a missing building block</w:t>
       </w:r>
     </w:p>
     <w:p>
-      <w:r>
-        <w:t>Review Power and resource tradeoffs (ai-7/23). Goal: Explain the mechanism and terminology of power and resource tradeoffs. Short practice: Calculate both simulated detection fractions and resource costs. What additional detection is observed for the extra forty units, and does that establish power for an actual classroom study?. Return to this week and explain what you changed.</w:t>
-      </w:r>
-    </w:p>
-    <w:p>
-      <w:r>
-        <w:t>Review Predefining an analysis plan (ai-7/21). Goal: Explain the mechanism and terminology of predefining an analysis plan. Short practice: Apply the recorded exclusion rule. Can two readable model failures be removed, and how must a necessary later plan change be disclosed?. Return to this week and explain what you changed.</w:t>
-      </w:r>
-    </w:p>
-    <w:p>
-      <w:r>
-        <w:t>Review Dataset and benchmark limitations (ai-7/18). Goal: Explain the mechanism and terminology of dataset and benchmark limitations. Short practice: Report the indoor benchmark with its denominator and missing condition. After two correct outdoor cases out of four are added, what slice rate is supported and what remains uncertain?. Return to this week and explain what you changed.</w:t>
+      <w:pPr>
+        <w:spacing w:line="336" w:lineRule="auto" w:after="180"/>
+      </w:pPr>
+      <w:r>
+        <w:rPr>
+          <w:b w:val="0"/>
+        </w:rPr>
+        <w:t xml:space="preserve">Review Power and resource tradeoffs (ai-7/23). Goal: Explain the </w:t>
+      </w:r>
+      <w:r>
+        <w:rPr>
+          <w:b/>
+        </w:rPr>
+        <w:t>mechanism</w:t>
+      </w:r>
+      <w:r>
+        <w:rPr>
+          <w:b w:val="0"/>
+        </w:rPr>
+        <w:t xml:space="preserve"> and terminology of power and resource tradeoffs. Short practice: Calculate both simulated detection fractions and resource costs.</w:t>
+      </w:r>
+    </w:p>
+    <w:p>
+      <w:pPr>
+        <w:spacing w:line="336" w:lineRule="auto" w:after="180"/>
+      </w:pPr>
+      <w:r>
+        <w:rPr>
+          <w:b w:val="0"/>
+        </w:rPr>
+        <w:t>What additional detection is observed for the extra forty units, and does that establish power for an actual classroom study?. Return to this week and explain what you changed.</w:t>
+      </w:r>
+    </w:p>
+    <w:p>
+      <w:pPr>
+        <w:spacing w:line="336" w:lineRule="auto" w:after="180"/>
+      </w:pPr>
+      <w:r>
+        <w:rPr>
+          <w:b w:val="0"/>
+        </w:rPr>
+        <w:t xml:space="preserve">Review Predefining an analysis plan (ai-7/21). Goal: Explain the </w:t>
+      </w:r>
+      <w:r>
+        <w:rPr>
+          <w:b/>
+        </w:rPr>
+        <w:t>mechanism</w:t>
+      </w:r>
+      <w:r>
+        <w:rPr>
+          <w:b w:val="0"/>
+        </w:rPr>
+        <w:t xml:space="preserve"> and terminology of predefining an analysis plan. Short practice: Apply the recorded exclusion rule.</w:t>
+      </w:r>
+    </w:p>
+    <w:p>
+      <w:pPr>
+        <w:spacing w:line="336" w:lineRule="auto" w:after="180"/>
+      </w:pPr>
+      <w:r>
+        <w:rPr>
+          <w:b w:val="0"/>
+        </w:rPr>
+        <w:t>Can two readable model failures be removed, and how must a necessary later plan change be disclosed?. Return to this week and explain what you changed.</w:t>
+      </w:r>
+    </w:p>
+    <w:p>
+      <w:pPr>
+        <w:spacing w:line="336" w:lineRule="auto" w:after="180"/>
+      </w:pPr>
+      <w:r>
+        <w:rPr>
+          <w:b w:val="0"/>
+        </w:rPr>
+        <w:t xml:space="preserve">Review Dataset and benchmark limitations (ai-7/18). Goal: Explain the </w:t>
+      </w:r>
+      <w:r>
+        <w:rPr>
+          <w:b/>
+        </w:rPr>
+        <w:t>mechanism</w:t>
+      </w:r>
+      <w:r>
+        <w:rPr>
+          <w:b w:val="0"/>
+        </w:rPr>
+        <w:t xml:space="preserve"> and terminology of dataset and benchmark limitations. Short practice: Report the indoor benchmark with its denominator and missing condition.</w:t>
+      </w:r>
+    </w:p>
+    <w:p>
+      <w:pPr>
+        <w:spacing w:line="336" w:lineRule="auto" w:after="180"/>
+      </w:pPr>
+      <w:r>
+        <w:rPr>
+          <w:b w:val="0"/>
+        </w:rPr>
+        <w:t>After two correct outdoor cases out of four are added, what slice rate is supported and what remains uncertain?. Return to this week and explain what you changed.</w:t>
       </w:r>
     </w:p>
     <w:p>
@@ -2294,8 +3818,616 @@
       </w:r>
     </w:p>
     <w:p>
-      <w:r>
-        <w:t>Use Download completed work in the hosted lesson to export your answers, reflections, practice feedback and code-run evidence. Open the HTML copy to read or print it. Drafts stay in this browser when storage is available; clear drafts on a shared device.</w:t>
+      <w:pPr>
+        <w:spacing w:line="336" w:lineRule="auto" w:after="180"/>
+      </w:pPr>
+      <w:r>
+        <w:rPr>
+          <w:b w:val="0"/>
+        </w:rPr>
+        <w:t xml:space="preserve">Use Download completed work in the hosted lesson to export your answers, reflections, practice feedback and code-run </w:t>
+      </w:r>
+      <w:r>
+        <w:rPr>
+          <w:b/>
+        </w:rPr>
+        <w:t>evidence</w:t>
+      </w:r>
+      <w:r>
+        <w:rPr>
+          <w:b w:val="0"/>
+        </w:rPr>
+        <w:t>. Open the HTML copy to read or print it.</w:t>
+      </w:r>
+    </w:p>
+    <w:p>
+      <w:pPr>
+        <w:spacing w:line="336" w:lineRule="auto" w:after="180"/>
+      </w:pPr>
+      <w:r>
+        <w:rPr>
+          <w:b w:val="0"/>
+        </w:rPr>
+        <w:t>Drafts stay in this browser when storage is available; clear drafts on a shared device.</w:t>
+      </w:r>
+    </w:p>
+    <w:p>
+      <w:pPr>
+        <w:pStyle w:val="Heading1"/>
+      </w:pPr>
+      <w:r>
+        <w:t>18. Visual concept journey</w:t>
+      </w:r>
+    </w:p>
+    <w:p>
+      <w:r>
+        <w:t>Explain each Reproducible environment and records graphic using its labels, deciding evidence and relevant limitation.</w:t>
+      </w:r>
+    </w:p>
+    <w:p>
+      <w:pPr>
+        <w:pStyle w:val="Heading3"/>
+      </w:pPr>
+      <w:r>
+        <w:t>01. Reproducible environment and records: the case</w:t>
+      </w:r>
+    </w:p>
+    <w:p>
+      <w:r>
+        <w:drawing>
+          <wp:inline xmlns:a="http://schemas.openxmlformats.org/drawingml/2006/main" xmlns:pic="http://schemas.openxmlformats.org/drawingml/2006/picture">
+            <wp:extent cx="5486400" cy="2834640"/>
+            <wp:docPr id="3" name="Picture 3" descr="A reproducible calculation record. A teammate must rerun a three-value mean without guessing the input or software version. Supplied facts: Data file contains 2,4,6. Recorded script sums values and divides by count; environment and file hash are saved."/>
+            <wp:cNvGraphicFramePr>
+              <a:graphicFrameLocks noChangeAspect="1"/>
+            </wp:cNvGraphicFramePr>
+            <a:graphic>
+              <a:graphicData uri="http://schemas.openxmlformats.org/drawingml/2006/picture">
+                <pic:pic>
+                  <pic:nvPicPr>
+                    <pic:cNvPr id="0" name="academy-story-ai-7-24-01.png"/>
+                    <pic:cNvPicPr/>
+                  </pic:nvPicPr>
+                  <pic:blipFill>
+                    <a:blip r:embed="rId11"/>
+                    <a:stretch>
+                      <a:fillRect/>
+                    </a:stretch>
+                  </pic:blipFill>
+                  <pic:spPr>
+                    <a:xfrm>
+                      <a:off x="0" y="0"/>
+                      <a:ext cx="5486400" cy="2834640"/>
+                    </a:xfrm>
+                    <a:prstGeom prst="rect"/>
+                  </pic:spPr>
+                </pic:pic>
+              </a:graphicData>
+            </a:graphic>
+          </wp:inline>
+        </w:drawing>
+      </w:r>
+    </w:p>
+    <w:p>
+      <w:pPr>
+        <w:spacing w:line="336" w:lineRule="auto" w:after="180"/>
+      </w:pPr>
+      <w:r>
+        <w:rPr>
+          <w:b w:val="0"/>
+        </w:rPr>
+        <w:t xml:space="preserve">A reproducible calculation record. A teammate must rerun a three-value mean without guessing the </w:t>
+      </w:r>
+      <w:r>
+        <w:rPr>
+          <w:b/>
+        </w:rPr>
+        <w:t>input</w:t>
+      </w:r>
+      <w:r>
+        <w:rPr>
+          <w:b w:val="0"/>
+        </w:rPr>
+        <w:t xml:space="preserve"> or software version. Supplied facts: Data file contains 2,4,6.</w:t>
+      </w:r>
+    </w:p>
+    <w:p>
+      <w:pPr>
+        <w:spacing w:line="336" w:lineRule="auto" w:after="180"/>
+      </w:pPr>
+      <w:r>
+        <w:rPr>
+          <w:b w:val="0"/>
+        </w:rPr>
+        <w:t>Recorded script sums values and divides by count; environment and file hash are saved.</w:t>
+      </w:r>
+    </w:p>
+    <w:p>
+      <w:pPr>
+        <w:spacing w:line="336" w:lineRule="auto" w:after="180"/>
+        <w:shd w:fill="F5F1FB"/>
+      </w:pPr>
+      <w:r>
+        <w:rPr>
+          <w:b w:val="0"/>
+        </w:rPr>
+        <w:t>Point to the given fact that matters most. Explain why it matters.</w:t>
+      </w:r>
+    </w:p>
+    <w:p>
+      <w:pPr>
+        <w:pStyle w:val="Heading3"/>
+      </w:pPr>
+      <w:r>
+        <w:t>02. Follow the deciding steps</w:t>
+      </w:r>
+    </w:p>
+    <w:p>
+      <w:r>
+        <w:drawing>
+          <wp:inline xmlns:a="http://schemas.openxmlformats.org/drawingml/2006/main" xmlns:pic="http://schemas.openxmlformats.org/drawingml/2006/picture">
+            <wp:extent cx="5486400" cy="3182112"/>
+            <wp:docPr id="4" name="Picture 4" descr="Identify exact input: Use the three recorded values, not a similarly named edited file. → Trace calculation: Sum is 12; count is 3; mean is 4. → Save provenance: Retain script version, environment description and data hash with the output."/>
+            <wp:cNvGraphicFramePr>
+              <a:graphicFrameLocks noChangeAspect="1"/>
+            </wp:cNvGraphicFramePr>
+            <a:graphic>
+              <a:graphicData uri="http://schemas.openxmlformats.org/drawingml/2006/picture">
+                <pic:pic>
+                  <pic:nvPicPr>
+                    <pic:cNvPr id="0" name="academy-story-ai-7-24-02.png"/>
+                    <pic:cNvPicPr/>
+                  </pic:nvPicPr>
+                  <pic:blipFill>
+                    <a:blip r:embed="rId12"/>
+                    <a:stretch>
+                      <a:fillRect/>
+                    </a:stretch>
+                  </pic:blipFill>
+                  <pic:spPr>
+                    <a:xfrm>
+                      <a:off x="0" y="0"/>
+                      <a:ext cx="5486400" cy="3182112"/>
+                    </a:xfrm>
+                    <a:prstGeom prst="rect"/>
+                  </pic:spPr>
+                </pic:pic>
+              </a:graphicData>
+            </a:graphic>
+          </wp:inline>
+        </w:drawing>
+      </w:r>
+    </w:p>
+    <w:p>
+      <w:pPr>
+        <w:spacing w:line="336" w:lineRule="auto" w:after="180"/>
+      </w:pPr>
+      <w:r>
+        <w:rPr>
+          <w:b w:val="0"/>
+        </w:rPr>
+        <w:t xml:space="preserve">Identify exact </w:t>
+      </w:r>
+      <w:r>
+        <w:rPr>
+          <w:b/>
+        </w:rPr>
+        <w:t>input</w:t>
+      </w:r>
+      <w:r>
+        <w:rPr>
+          <w:b w:val="0"/>
+        </w:rPr>
+        <w:t xml:space="preserve">: Use the three recorded values, not a similarly named edited file. → Trace calculation: Sum is 12; count is 3; mean is 4. → Save provenance: Retain script version, environment description and data hash with the </w:t>
+      </w:r>
+      <w:r>
+        <w:rPr>
+          <w:b/>
+        </w:rPr>
+        <w:t>output</w:t>
+      </w:r>
+      <w:r>
+        <w:rPr>
+          <w:b w:val="0"/>
+        </w:rPr>
+        <w:t>.</w:t>
+      </w:r>
+    </w:p>
+    <w:p>
+      <w:pPr>
+        <w:spacing w:line="336" w:lineRule="auto" w:after="180"/>
+        <w:shd w:fill="F5F1FB"/>
+      </w:pPr>
+      <w:r>
+        <w:rPr>
+          <w:b w:val="0"/>
+        </w:rPr>
+        <w:t xml:space="preserve">Point to each numbered stage and explain which recorded </w:t>
+      </w:r>
+      <w:r>
+        <w:rPr>
+          <w:b/>
+        </w:rPr>
+        <w:t>input</w:t>
+      </w:r>
+      <w:r>
+        <w:rPr>
+          <w:b w:val="0"/>
+        </w:rPr>
+        <w:t xml:space="preserve"> it uses.</w:t>
+      </w:r>
+    </w:p>
+    <w:p>
+      <w:pPr>
+        <w:pStyle w:val="Heading3"/>
+      </w:pPr>
+      <w:r>
+        <w:t>03. Recorded mean calculation</w:t>
+      </w:r>
+    </w:p>
+    <w:p>
+      <w:r>
+        <w:drawing>
+          <wp:inline xmlns:a="http://schemas.openxmlformats.org/drawingml/2006/main" xmlns:pic="http://schemas.openxmlformats.org/drawingml/2006/picture">
+            <wp:extent cx="5486400" cy="3096768"/>
+            <wp:docPr id="5" name="Picture 5" descr="Recorded mean calculation. Original data: Value 1 = 2, Value 2 = 4, Value 3 = 6, Mean = 4. Changed data: Value 1 = 2, Value 2 = 4, Value 3 = 9, Mean = 5."/>
+            <wp:cNvGraphicFramePr>
+              <a:graphicFrameLocks noChangeAspect="1"/>
+            </wp:cNvGraphicFramePr>
+            <a:graphic>
+              <a:graphicData uri="http://schemas.openxmlformats.org/drawingml/2006/picture">
+                <pic:pic>
+                  <pic:nvPicPr>
+                    <pic:cNvPr id="0" name="academy-story-ai-7-24-03.png"/>
+                    <pic:cNvPicPr/>
+                  </pic:nvPicPr>
+                  <pic:blipFill>
+                    <a:blip r:embed="rId13"/>
+                    <a:stretch>
+                      <a:fillRect/>
+                    </a:stretch>
+                  </pic:blipFill>
+                  <pic:spPr>
+                    <a:xfrm>
+                      <a:off x="0" y="0"/>
+                      <a:ext cx="5486400" cy="3096768"/>
+                    </a:xfrm>
+                    <a:prstGeom prst="rect"/>
+                  </pic:spPr>
+                </pic:pic>
+              </a:graphicData>
+            </a:graphic>
+          </wp:inline>
+        </w:drawing>
+      </w:r>
+    </w:p>
+    <w:p>
+      <w:pPr>
+        <w:spacing w:line="336" w:lineRule="auto" w:after="180"/>
+      </w:pPr>
+      <w:r>
+        <w:rPr>
+          <w:b w:val="0"/>
+        </w:rPr>
+        <w:t>Recorded mean calculation. Original data: Value 1 = 2, Value 2 = 4, Value 3 = 6, Mean = 4. Changed data: Value 1 = 2, Value 2 = 4, Value 3 = 9, Mean = 5.</w:t>
+      </w:r>
+    </w:p>
+    <w:p>
+      <w:pPr>
+        <w:spacing w:line="336" w:lineRule="auto" w:after="180"/>
+        <w:shd w:fill="F5F1FB"/>
+      </w:pPr>
+      <w:r>
+        <w:rPr>
+          <w:b w:val="0"/>
+        </w:rPr>
+        <w:t>Read the labels and values. Explain the relationship the model shows.</w:t>
+      </w:r>
+    </w:p>
+    <w:p>
+      <w:pPr>
+        <w:pStyle w:val="Heading3"/>
+      </w:pPr>
+      <w:r>
+        <w:t>04. Change one thing. Trace what follows.</w:t>
+      </w:r>
+    </w:p>
+    <w:p>
+      <w:r>
+        <w:drawing>
+          <wp:inline xmlns:a="http://schemas.openxmlformats.org/drawingml/2006/main" xmlns:pic="http://schemas.openxmlformats.org/drawingml/2006/picture">
+            <wp:extent cx="5486400" cy="3026664"/>
+            <wp:docPr id="6" name="Picture 6" descr="Original case: Retain script version, environment description and data hash with the output. Changed condition: The data file changes to 2,4,9. Expected result: The mean becomes 15/3=5, and the saved input hash must change. Reason: The calculation is the same but its input records differ."/>
+            <wp:cNvGraphicFramePr>
+              <a:graphicFrameLocks noChangeAspect="1"/>
+            </wp:cNvGraphicFramePr>
+            <a:graphic>
+              <a:graphicData uri="http://schemas.openxmlformats.org/drawingml/2006/picture">
+                <pic:pic>
+                  <pic:nvPicPr>
+                    <pic:cNvPr id="0" name="academy-story-ai-7-24-04.png"/>
+                    <pic:cNvPicPr/>
+                  </pic:nvPicPr>
+                  <pic:blipFill>
+                    <a:blip r:embed="rId14"/>
+                    <a:stretch>
+                      <a:fillRect/>
+                    </a:stretch>
+                  </pic:blipFill>
+                  <pic:spPr>
+                    <a:xfrm>
+                      <a:off x="0" y="0"/>
+                      <a:ext cx="5486400" cy="3026664"/>
+                    </a:xfrm>
+                    <a:prstGeom prst="rect"/>
+                  </pic:spPr>
+                </pic:pic>
+              </a:graphicData>
+            </a:graphic>
+          </wp:inline>
+        </w:drawing>
+      </w:r>
+    </w:p>
+    <w:p>
+      <w:pPr>
+        <w:spacing w:line="336" w:lineRule="auto" w:after="180"/>
+      </w:pPr>
+      <w:r>
+        <w:rPr>
+          <w:b w:val="0"/>
+        </w:rPr>
+        <w:t xml:space="preserve">Original case: Retain script version, environment description and data hash with the </w:t>
+      </w:r>
+      <w:r>
+        <w:rPr>
+          <w:b/>
+        </w:rPr>
+        <w:t>output</w:t>
+      </w:r>
+      <w:r>
+        <w:rPr>
+          <w:b w:val="0"/>
+        </w:rPr>
+        <w:t xml:space="preserve">. Changed condition: The data file changes to 2,4,9. Expected result: The mean becomes 15/3=5, and the saved </w:t>
+      </w:r>
+      <w:r>
+        <w:rPr>
+          <w:b/>
+        </w:rPr>
+        <w:t>input</w:t>
+      </w:r>
+      <w:r>
+        <w:rPr>
+          <w:b w:val="0"/>
+        </w:rPr>
+        <w:t xml:space="preserve"> hash must change.</w:t>
+      </w:r>
+    </w:p>
+    <w:p>
+      <w:pPr>
+        <w:spacing w:line="336" w:lineRule="auto" w:after="180"/>
+      </w:pPr>
+      <w:r>
+        <w:rPr>
+          <w:b w:val="0"/>
+        </w:rPr>
+        <w:t xml:space="preserve">Reason: The calculation is the same but its </w:t>
+      </w:r>
+      <w:r>
+        <w:rPr>
+          <w:b/>
+        </w:rPr>
+        <w:t>input</w:t>
+      </w:r>
+      <w:r>
+        <w:rPr>
+          <w:b w:val="0"/>
+        </w:rPr>
+        <w:t xml:space="preserve"> records differ.</w:t>
+      </w:r>
+    </w:p>
+    <w:p>
+      <w:pPr>
+        <w:spacing w:line="336" w:lineRule="auto" w:after="180"/>
+        <w:shd w:fill="F5F1FB"/>
+      </w:pPr>
+      <w:r>
+        <w:rPr>
+          <w:b w:val="0"/>
+        </w:rPr>
+        <w:t>Predict before checking the worked changed-case result. Name what changed and what the supplied facts allow you to conclude.</w:t>
+      </w:r>
+    </w:p>
+    <w:p>
+      <w:pPr>
+        <w:pStyle w:val="Heading3"/>
+      </w:pPr>
+      <w:r>
+        <w:t>05. Connect the explanation to its limit</w:t>
+      </w:r>
+    </w:p>
+    <w:p>
+      <w:r>
+        <w:drawing>
+          <wp:inline xmlns:a="http://schemas.openxmlformats.org/drawingml/2006/main" xmlns:pic="http://schemas.openxmlformats.org/drawingml/2006/picture">
+            <wp:extent cx="5486400" cy="2834640"/>
+            <wp:docPr id="7" name="Picture 7" descr="Reproducibility needs the materials and decisions that produced a result. A screenshot of 4 does not specify which data or calculation generated it. Limit: Environment records support rerunning; they do not certify correct sampling, labels or scientific interpretation."/>
+            <wp:cNvGraphicFramePr>
+              <a:graphicFrameLocks noChangeAspect="1"/>
+            </wp:cNvGraphicFramePr>
+            <a:graphic>
+              <a:graphicData uri="http://schemas.openxmlformats.org/drawingml/2006/picture">
+                <pic:pic>
+                  <pic:nvPicPr>
+                    <pic:cNvPr id="0" name="academy-story-ai-7-24-05.png"/>
+                    <pic:cNvPicPr/>
+                  </pic:nvPicPr>
+                  <pic:blipFill>
+                    <a:blip r:embed="rId15"/>
+                    <a:stretch>
+                      <a:fillRect/>
+                    </a:stretch>
+                  </pic:blipFill>
+                  <pic:spPr>
+                    <a:xfrm>
+                      <a:off x="0" y="0"/>
+                      <a:ext cx="5486400" cy="2834640"/>
+                    </a:xfrm>
+                    <a:prstGeom prst="rect"/>
+                  </pic:spPr>
+                </pic:pic>
+              </a:graphicData>
+            </a:graphic>
+          </wp:inline>
+        </w:drawing>
+      </w:r>
+    </w:p>
+    <w:p>
+      <w:pPr>
+        <w:spacing w:line="336" w:lineRule="auto" w:after="180"/>
+      </w:pPr>
+      <w:r>
+        <w:rPr>
+          <w:b w:val="0"/>
+        </w:rPr>
+        <w:t>Reproducibility needs the materials and decisions that produced a result. A screenshot of 4 does not specify which data or calculation generated it.</w:t>
+      </w:r>
+    </w:p>
+    <w:p>
+      <w:pPr>
+        <w:spacing w:line="336" w:lineRule="auto" w:after="180"/>
+      </w:pPr>
+      <w:r>
+        <w:rPr>
+          <w:b w:val="0"/>
+        </w:rPr>
+        <w:t>Limit: Environment records support rerunning; they do not certify correct sampling, labels or scientific interpretation.</w:t>
+      </w:r>
+    </w:p>
+    <w:p>
+      <w:pPr>
+        <w:spacing w:line="336" w:lineRule="auto" w:after="180"/>
+        <w:shd w:fill="F5F1FB"/>
+      </w:pPr>
+      <w:r>
+        <w:rPr>
+          <w:b w:val="0"/>
+        </w:rPr>
+        <w:t>Explain the case, then point to a limit on the claim.</w:t>
+      </w:r>
+    </w:p>
+    <w:p>
+      <w:pPr>
+        <w:pStyle w:val="Heading3"/>
+      </w:pPr>
+      <w:r>
+        <w:t>06. Make the idea visible in your project</w:t>
+      </w:r>
+    </w:p>
+    <w:p>
+      <w:r>
+        <w:drawing>
+          <wp:inline xmlns:a="http://schemas.openxmlformats.org/drawingml/2006/main" xmlns:pic="http://schemas.openxmlformats.org/drawingml/2006/picture">
+            <wp:extent cx="5486400" cy="3681984"/>
+            <wp:docPr id="8" name="Picture 8" descr="For the Reproducible AI Research Study, retain an annotated worked trace and the changed-case reasoning. Connect the claim to its records, units and assumptions so another investigator can challenge or reproduce it. Draw your input, deciding step, result and limit. Supported question: Trace the recorded mean for 2,4,6 and its changed result for 2,4,9. Which artefacts must accompany the output so another team can identify the exact run?"/>
+            <wp:cNvGraphicFramePr>
+              <a:graphicFrameLocks noChangeAspect="1"/>
+            </wp:cNvGraphicFramePr>
+            <a:graphic>
+              <a:graphicData uri="http://schemas.openxmlformats.org/drawingml/2006/picture">
+                <pic:pic>
+                  <pic:nvPicPr>
+                    <pic:cNvPr id="0" name="academy-story-ai-7-24-06.png"/>
+                    <pic:cNvPicPr/>
+                  </pic:nvPicPr>
+                  <pic:blipFill>
+                    <a:blip r:embed="rId16"/>
+                    <a:stretch>
+                      <a:fillRect/>
+                    </a:stretch>
+                  </pic:blipFill>
+                  <pic:spPr>
+                    <a:xfrm>
+                      <a:off x="0" y="0"/>
+                      <a:ext cx="5486400" cy="3681984"/>
+                    </a:xfrm>
+                    <a:prstGeom prst="rect"/>
+                  </pic:spPr>
+                </pic:pic>
+              </a:graphicData>
+            </a:graphic>
+          </wp:inline>
+        </w:drawing>
+      </w:r>
+    </w:p>
+    <w:p>
+      <w:pPr>
+        <w:spacing w:line="336" w:lineRule="auto" w:after="180"/>
+      </w:pPr>
+      <w:r>
+        <w:rPr>
+          <w:b w:val="0"/>
+        </w:rPr>
+        <w:t>For the Reproducible AI Research Study, retain an annotated worked trace and the changed-case reasoning. Connect the claim to its records, units and assumptions so another investigator can challenge or reproduce it.</w:t>
+      </w:r>
+    </w:p>
+    <w:p>
+      <w:pPr>
+        <w:spacing w:line="336" w:lineRule="auto" w:after="180"/>
+      </w:pPr>
+      <w:r>
+        <w:rPr>
+          <w:b w:val="0"/>
+        </w:rPr>
+        <w:t xml:space="preserve">Draw your </w:t>
+      </w:r>
+      <w:r>
+        <w:rPr>
+          <w:b/>
+        </w:rPr>
+        <w:t>input</w:t>
+      </w:r>
+      <w:r>
+        <w:rPr>
+          <w:b w:val="0"/>
+        </w:rPr>
+        <w:t xml:space="preserve">, deciding step, result and limit. Supported question: Trace the recorded mean for 2,4,6 and its changed result for 2,4,9. Which artefacts must accompany the </w:t>
+      </w:r>
+      <w:r>
+        <w:rPr>
+          <w:b/>
+        </w:rPr>
+        <w:t>output</w:t>
+      </w:r>
+      <w:r>
+        <w:rPr>
+          <w:b w:val="0"/>
+        </w:rPr>
+        <w:t xml:space="preserve"> so another team can identify the exact run?</w:t>
+      </w:r>
+    </w:p>
+    <w:p>
+      <w:pPr>
+        <w:spacing w:line="336" w:lineRule="auto" w:after="180"/>
+        <w:shd w:fill="F5F1FB"/>
+      </w:pPr>
+      <w:r>
+        <w:rPr>
+          <w:b w:val="0"/>
+        </w:rPr>
+        <w:t xml:space="preserve">Draw your project trace and justify the deciding step using </w:t>
+      </w:r>
+      <w:r>
+        <w:rPr>
+          <w:b/>
+        </w:rPr>
+        <w:t>evidence</w:t>
+      </w:r>
+      <w:r>
+        <w:rPr>
+          <w:b w:val="0"/>
+        </w:rPr>
+        <w:t>.</w:t>
       </w:r>
     </w:p>
     <w:sectPr>

--- a/downloads/student/ai-7-week-24.docx
+++ b/downloads/student/ai-7-week-24.docx
@@ -25,12 +25,17 @@
         <w:pStyle w:val="Heading1"/>
       </w:pPr>
       <w:r>
-        <w:t>Before you start</w:t>
-      </w:r>
-    </w:p>
-    <w:p>
-      <w:r>
-        <w:t>Recall Power and resource tradeoffs. Explain why a recorded result needs its input conditions and evidence source before it can support a claim.</w:t>
+        <w:t>Keep the materials and decisions that generated each result</w:t>
+      </w:r>
+    </w:p>
+    <w:p>
+      <w:r>
+        <w:t>Link exact inputs, script, runtime, metric and raw output without confusing replay with scientific validity.</w:t>
+      </w:r>
+    </w:p>
+    <w:p>
+      <w:r>
+        <w:t>Question and contract → complete main ledger → separate picture → boundary probes → investigation → independent attempt.</w:t>
       </w:r>
     </w:p>
     <w:p>
@@ -38,20 +43,20 @@
         <w:pStyle w:val="Heading1"/>
       </w:pPr>
       <w:r>
-        <w:t>01. Your mission</w:t>
-      </w:r>
-    </w:p>
-    <w:p>
-      <w:r>
-        <w:t>Start with the target: Explain the mechanism and terminology of reproducible environment and records. Try the recall before opening notes.</w:t>
-      </w:r>
-    </w:p>
-    <w:p>
-      <w:pPr>
-        <w:pStyle w:val="Heading3"/>
-      </w:pPr>
-      <w:r>
-        <w:t>Your learning target</w:t>
+        <w:t>01. Keep the materials and decisions that generated each result</w:t>
+      </w:r>
+    </w:p>
+    <w:p>
+      <w:r>
+        <w:t>Link exact inputs, script, runtime, metric and raw output without confusing replay with scientific validity.</w:t>
+      </w:r>
+    </w:p>
+    <w:p>
+      <w:pPr>
+        <w:pStyle w:val="Heading2"/>
+      </w:pPr>
+      <w:r>
+        <w:t>Learning goals</w:t>
       </w:r>
     </w:p>
     <w:p>
@@ -101,10 +106,10 @@
     </w:p>
     <w:p>
       <w:pPr>
-        <w:pStyle w:val="Heading3"/>
-      </w:pPr>
-      <w:r>
-        <w:t>Remember before reading</w:t>
+        <w:pStyle w:val="Heading2"/>
+      </w:pPr>
+      <w:r>
+        <w:t>Retrieve before reading</w:t>
       </w:r>
     </w:p>
     <w:p>
@@ -176,6 +181,88 @@
     </w:p>
     <w:p>
       <w:pPr>
+        <w:pStyle w:val="Heading2"/>
+      </w:pPr>
+      <w:r>
+        <w:t>Starting explanation</w:t>
+      </w:r>
+    </w:p>
+    <w:p>
+      <w:pPr>
+        <w:pStyle w:val="ListBullet"/>
+      </w:pPr>
+      <w:r>
+        <w:t>Recall Power and resource tradeoffs. Explain why a recorded result needs its input conditions and evidence source before it can support a claim.</w:t>
+      </w:r>
+    </w:p>
+    <w:p>
+      <w:pPr>
+        <w:pStyle w:val="Heading3"/>
+      </w:pPr>
+      <w:r>
+        <w:t>My starting explanation</w:t>
+      </w:r>
+    </w:p>
+    <w:p>
+      <w:r>
+        <w:t>________________________________________________________________</w:t>
+      </w:r>
+    </w:p>
+    <w:p>
+      <w:r>
+        <w:t>________________________________________________________________</w:t>
+      </w:r>
+    </w:p>
+    <w:p>
+      <w:r>
+        <w:t>________________________________________________________________</w:t>
+      </w:r>
+    </w:p>
+    <w:p>
+      <w:pPr>
+        <w:pStyle w:val="Heading2"/>
+      </w:pPr>
+      <w:r>
+        <w:t>End goal</w:t>
+      </w:r>
+    </w:p>
+    <w:p>
+      <w:pPr>
+        <w:spacing w:line="336" w:lineRule="auto" w:after="180"/>
+      </w:pPr>
+      <w:r>
+        <w:rPr>
+          <w:b w:val="0"/>
+        </w:rPr>
+        <w:t>Explain reproducible environment and records using the records and boundaries of this fictional investigation.</w:t>
+      </w:r>
+    </w:p>
+    <w:p>
+      <w:pPr>
+        <w:pStyle w:val="Heading2"/>
+      </w:pPr>
+      <w:r>
+        <w:t>Earlier wording, alternatives and picture transcripts · reference / check after trying</w:t>
+      </w:r>
+    </w:p>
+    <w:p>
+      <w:pPr>
+        <w:pStyle w:val="Heading3"/>
+      </w:pPr>
+      <w:r>
+        <w:t>Your learning target</w:t>
+      </w:r>
+    </w:p>
+    <w:p>
+      <w:pPr>
+        <w:pStyle w:val="Heading3"/>
+      </w:pPr>
+      <w:r>
+        <w:t>Remember before reading</w:t>
+      </w:r>
+    </w:p>
+    <w:p>
+      <w:pPr>
         <w:spacing w:line="336" w:lineRule="auto" w:after="180"/>
       </w:pPr>
       <w:r>
@@ -240,13 +327,663 @@
     </w:p>
     <w:p>
       <w:pPr>
+        <w:pStyle w:val="Heading3"/>
+      </w:pPr>
+      <w:r>
+        <w:t>This week’s end goal</w:t>
+      </w:r>
+    </w:p>
+    <w:p>
+      <w:pPr>
+        <w:pStyle w:val="Heading1"/>
+      </w:pPr>
+      <w:r>
+        <w:t>02. Understand the question and evidence contract</w:t>
+      </w:r>
+    </w:p>
+    <w:p>
+      <w:r>
+        <w:t>Link exact inputs, script, runtime, metric and raw output without confusing replay with scientific validity.</w:t>
+      </w:r>
+    </w:p>
+    <w:p>
+      <w:pPr>
+        <w:pStyle w:val="Heading2"/>
+      </w:pPr>
+      <w:r>
+        <w:t>Start with the research problem</w:t>
+      </w:r>
+    </w:p>
+    <w:p>
+      <w:pPr>
         <w:spacing w:line="336" w:lineRule="auto" w:after="180"/>
       </w:pPr>
       <w:r>
         <w:rPr>
           <w:b w:val="0"/>
         </w:rPr>
-        <w:t xml:space="preserve">Recall Power and resource tradeoffs. Explain why a recorded result needs its </w:t>
+        <w:t>A screenshot of a score does not tell another team which input, preprocessing, code, configuration or runtime produced it. A seed controls only the randomness that the procedure actually uses; it cannot supply missing data or dependencies. A useful run record preserves the exact materials and decisions, including failures and changed versions.</w:t>
+      </w:r>
+    </w:p>
+    <w:p>
+      <w:pPr>
+        <w:spacing w:line="336" w:lineRule="auto" w:after="180"/>
+      </w:pPr>
+      <w:r>
+        <w:rPr>
+          <w:b w:val="0"/>
+        </w:rPr>
+        <w:t>Matching a hash checks recorded bytes, not whether labels, sampling or the scientific question are correct.</w:t>
+      </w:r>
+    </w:p>
+    <w:p>
+      <w:pPr>
+        <w:pStyle w:val="Heading2"/>
+      </w:pPr>
+      <w:r>
+        <w:t>Original concept explanation</w:t>
+      </w:r>
+    </w:p>
+    <w:p>
+      <w:pPr>
+        <w:spacing w:line="336" w:lineRule="auto" w:after="180"/>
+      </w:pPr>
+      <w:r>
+        <w:rPr>
+          <w:b w:val="0"/>
+        </w:rPr>
+        <w:t>A reproducible environment record links code, data, configuration and runtime dependencies to results. A seed alone is insufficient.</w:t>
+      </w:r>
+    </w:p>
+    <w:p>
+      <w:pPr>
+        <w:pStyle w:val="Heading2"/>
+      </w:pPr>
+      <w:r>
+        <w:t>Complete case inputs, rules and limits</w:t>
+      </w:r>
+    </w:p>
+    <w:tbl>
+      <w:tblPr>
+        <w:tblStyle w:val="LightShading-Accent1"/>
+        <w:tblW w:type="auto" w:w="0"/>
+        <w:tblLook w:firstColumn="1" w:firstRow="1" w:lastColumn="0" w:lastRow="0" w:noHBand="0" w:noVBand="1" w:val="04A0"/>
+      </w:tblPr>
+      <w:tblGrid>
+        <w:gridCol w:w="5112"/>
+        <w:gridCol w:w="5112"/>
+      </w:tblGrid>
+      <w:tr>
+        <w:trPr>
+          <w:tblHeader/>
+        </w:trPr>
+        <w:tc>
+          <w:tcPr>
+            <w:tcW w:type="dxa" w:w="5112"/>
+          </w:tcPr>
+          <w:p>
+            <w:r>
+              <w:t>Run-record item</w:t>
+            </w:r>
+          </w:p>
+        </w:tc>
+        <w:tc>
+          <w:tcPr>
+            <w:tcW w:type="dxa" w:w="5112"/>
+          </w:tcPr>
+          <w:p>
+            <w:r>
+              <w:t>Complete exercise scope</w:t>
+            </w:r>
+          </w:p>
+        </w:tc>
+      </w:tr>
+      <w:tr>
+        <w:tc>
+          <w:tcPr>
+            <w:tcW w:type="dxa" w:w="5112"/>
+          </w:tcPr>
+          <w:p>
+            <w:r>
+              <w:t>Main folder</w:t>
+            </w:r>
+          </w:p>
+        </w:tc>
+        <w:tc>
+          <w:tcPr>
+            <w:tcW w:type="dxa" w:w="5112"/>
+          </w:tcPr>
+          <w:p>
+            <w:r>
+              <w:t>Only seed 42 and final-score.txt supplied</w:t>
+            </w:r>
+          </w:p>
+        </w:tc>
+      </w:tr>
+      <w:tr>
+        <w:tc>
+          <w:tcPr>
+            <w:tcW w:type="dxa" w:w="5112"/>
+          </w:tcPr>
+          <w:p>
+            <w:r>
+              <w:t>Missing main artifacts</w:t>
+            </w:r>
+          </w:p>
+        </w:tc>
+        <w:tc>
+          <w:tcPr>
+            <w:tcW w:type="dxa" w:w="5112"/>
+          </w:tcPr>
+          <w:p>
+            <w:r>
+              <w:t>Dataset and split, code, preprocessing, dependency/runtime versions, metric/settings and raw outputs</w:t>
+            </w:r>
+          </w:p>
+        </w:tc>
+      </w:tr>
+      <w:tr>
+        <w:tc>
+          <w:tcPr>
+            <w:tcW w:type="dxa" w:w="5112"/>
+          </w:tcPr>
+          <w:p>
+            <w:r>
+              <w:t>Main conclusion</w:t>
+            </w:r>
+          </w:p>
+        </w:tc>
+        <w:tc>
+          <w:tcPr>
+            <w:tcW w:type="dxa" w:w="5112"/>
+          </w:tcPr>
+          <w:p>
+            <w:r>
+              <w:t>Replay cannot be established from these materials</w:t>
+            </w:r>
+          </w:p>
+        </w:tc>
+      </w:tr>
+      <w:tr>
+        <w:tc>
+          <w:tcPr>
+            <w:tcW w:type="dxa" w:w="5112"/>
+          </w:tcPr>
+          <w:p>
+            <w:r>
+              <w:t>Separate mean example</w:t>
+            </w:r>
+          </w:p>
+        </w:tc>
+        <w:tc>
+          <w:tcPr>
+            <w:tcW w:type="dxa" w:w="5112"/>
+          </w:tcPr>
+          <w:p>
+            <w:r>
+              <w:t>Input 2, 4, 6; sum divided by count</w:t>
+            </w:r>
+          </w:p>
+        </w:tc>
+      </w:tr>
+      <w:tr>
+        <w:tc>
+          <w:tcPr>
+            <w:tcW w:type="dxa" w:w="5112"/>
+          </w:tcPr>
+          <w:p>
+            <w:r>
+              <w:t>Changed input</w:t>
+            </w:r>
+          </w:p>
+        </w:tc>
+        <w:tc>
+          <w:tcPr>
+            <w:tcW w:type="dxa" w:w="5112"/>
+          </w:tcPr>
+          <w:p>
+            <w:r>
+              <w:t>2, 4, 9; same formula, new input/run record</w:t>
+            </w:r>
+          </w:p>
+        </w:tc>
+      </w:tr>
+      <w:tr>
+        <w:tc>
+          <w:tcPr>
+            <w:tcW w:type="dxa" w:w="5112"/>
+          </w:tcPr>
+          <w:p>
+            <w:r>
+              <w:t>Local demonstration</w:t>
+            </w:r>
+          </w:p>
+        </w:tc>
+        <w:tc>
+          <w:tcPr>
+            <w:tcW w:type="dxa" w:w="5112"/>
+          </w:tcPr>
+          <w:p>
+            <w:r>
+              <w:t>Exact UTF-8 input/script bytes, SHA-256 hashes and actual Python runtime recorded in memory</w:t>
+            </w:r>
+          </w:p>
+        </w:tc>
+      </w:tr>
+      <w:tr>
+        <w:tc>
+          <w:tcPr>
+            <w:tcW w:type="dxa" w:w="5112"/>
+          </w:tcPr>
+          <w:p>
+            <w:r>
+              <w:t>Randomness</w:t>
+            </w:r>
+          </w:p>
+        </w:tc>
+        <w:tc>
+          <w:tcPr>
+            <w:tcW w:type="dxa" w:w="5112"/>
+          </w:tcPr>
+          <w:p>
+            <w:r>
+              <w:t>None used in the mean calculation; no seed is needed</w:t>
+            </w:r>
+          </w:p>
+        </w:tc>
+      </w:tr>
+      <w:tr>
+        <w:tc>
+          <w:tcPr>
+            <w:tcW w:type="dxa" w:w="5112"/>
+          </w:tcPr>
+          <w:p>
+            <w:r>
+              <w:t>Evidence limit</w:t>
+            </w:r>
+          </w:p>
+        </w:tc>
+        <w:tc>
+          <w:tcPr>
+            <w:tcW w:type="dxa" w:w="5112"/>
+          </w:tcPr>
+          <w:p>
+            <w:r>
+              <w:t>Tiny local replay is not independent AI-model reproduction or proof of valid science</w:t>
+            </w:r>
+          </w:p>
+        </w:tc>
+      </w:tr>
+    </w:tbl>
+    <w:p>
+      <w:pPr>
+        <w:pStyle w:val="Heading2"/>
+      </w:pPr>
+      <w:r>
+        <w:t>Name given and missing evidence</w:t>
+      </w:r>
+    </w:p>
+    <w:p>
+      <w:pPr>
+        <w:pStyle w:val="Heading3"/>
+      </w:pPr>
+      <w:r>
+        <w:t>List the given facts and one fact that is not supplied.</w:t>
+      </w:r>
+    </w:p>
+    <w:p>
+      <w:r>
+        <w:t>________________________________________________________________</w:t>
+      </w:r>
+    </w:p>
+    <w:p>
+      <w:r>
+        <w:t>________________________________________________________________</w:t>
+      </w:r>
+    </w:p>
+    <w:p>
+      <w:r>
+        <w:t>________________________________________________________________</w:t>
+      </w:r>
+    </w:p>
+    <w:p>
+      <w:pPr>
+        <w:pStyle w:val="Heading2"/>
+      </w:pPr>
+      <w:r>
+        <w:t>Earlier wording, alternatives and picture transcripts · reference / check after trying</w:t>
+      </w:r>
+    </w:p>
+    <w:p>
+      <w:pPr>
+        <w:spacing w:line="336" w:lineRule="auto" w:after="180"/>
+      </w:pPr>
+      <w:r>
+        <w:rPr>
+          <w:b w:val="0"/>
+        </w:rPr>
+        <w:t>Begin by writing the question the procedure is intended to answer. Identify the information already supplied, the information it will produce and the information still missing.</w:t>
+      </w:r>
+    </w:p>
+    <w:p>
+      <w:pPr>
+        <w:spacing w:line="336" w:lineRule="auto" w:after="180"/>
+      </w:pPr>
+      <w:r>
+        <w:rPr>
+          <w:b w:val="0"/>
+        </w:rPr>
+        <w:t>These are constructed classroom examples; they do not require live accounts, private records or an external service. Do not treat a plausible explanation as a measured outcome.</w:t>
+      </w:r>
+    </w:p>
+    <w:p>
+      <w:pPr>
+        <w:pStyle w:val="Heading1"/>
+      </w:pPr>
+      <w:r>
+        <w:t>03. Trace the complete main case before interpreting it</w:t>
+      </w:r>
+    </w:p>
+    <w:p>
+      <w:r>
+        <w:t>Follow each evidence-to-conclusion step and retain unknown quantities.</w:t>
+      </w:r>
+    </w:p>
+    <w:p>
+      <w:pPr>
+        <w:pStyle w:val="Heading2"/>
+      </w:pPr>
+      <w:r>
+        <w:t>Original declared procedure</w:t>
+      </w:r>
+    </w:p>
+    <w:p>
+      <w:pPr>
+        <w:spacing w:line="336" w:lineRule="auto" w:after="180"/>
+      </w:pPr>
+      <w:r>
+        <w:rPr>
+          <w:b w:val="0"/>
+        </w:rPr>
+        <w:t xml:space="preserve">Record exact data IDs/splits, code version, dependency versions, parameters, randomness policy and raw </w:t>
+      </w:r>
+      <w:r>
+        <w:rPr>
+          <w:b/>
+        </w:rPr>
+        <w:t>output</w:t>
+      </w:r>
+      <w:r>
+        <w:rPr>
+          <w:b w:val="0"/>
+        </w:rPr>
+        <w:t>s. Verify hashes for integrity without treating them as correctness proofs.</w:t>
+      </w:r>
+    </w:p>
+    <w:p>
+      <w:pPr>
+        <w:pStyle w:val="Heading2"/>
+      </w:pPr>
+      <w:r>
+        <w:t>Complete main-case evidence ledger</w:t>
+      </w:r>
+    </w:p>
+    <w:tbl>
+      <w:tblPr>
+        <w:tblStyle w:val="LightShading-Accent1"/>
+        <w:tblW w:type="auto" w:w="0"/>
+        <w:tblLook w:firstColumn="1" w:firstRow="1" w:lastColumn="0" w:lastRow="0" w:noHBand="0" w:noVBand="1" w:val="04A0"/>
+      </w:tblPr>
+      <w:tblGrid>
+        <w:gridCol w:w="3408"/>
+        <w:gridCol w:w="3408"/>
+        <w:gridCol w:w="3408"/>
+      </w:tblGrid>
+      <w:tr>
+        <w:trPr>
+          <w:tblHeader/>
+        </w:trPr>
+        <w:tc>
+          <w:tcPr>
+            <w:tcW w:type="dxa" w:w="3408"/>
+          </w:tcPr>
+          <w:p>
+            <w:r>
+              <w:t>Main supplied artifact</w:t>
+            </w:r>
+          </w:p>
+        </w:tc>
+        <w:tc>
+          <w:tcPr>
+            <w:tcW w:type="dxa" w:w="3408"/>
+          </w:tcPr>
+          <w:p>
+            <w:r>
+              <w:t>What it tells us</w:t>
+            </w:r>
+          </w:p>
+        </w:tc>
+        <w:tc>
+          <w:tcPr>
+            <w:tcW w:type="dxa" w:w="3408"/>
+          </w:tcPr>
+          <w:p>
+            <w:r>
+              <w:t>What remains missing</w:t>
+            </w:r>
+          </w:p>
+        </w:tc>
+      </w:tr>
+      <w:tr>
+        <w:tc>
+          <w:tcPr>
+            <w:tcW w:type="dxa" w:w="3408"/>
+          </w:tcPr>
+          <w:p>
+            <w:r>
+              <w:t>Seed 42</w:t>
+            </w:r>
+          </w:p>
+        </w:tc>
+        <w:tc>
+          <w:tcPr>
+            <w:tcW w:type="dxa" w:w="3408"/>
+          </w:tcPr>
+          <w:p>
+            <w:r>
+              <w:t>A stated seed value</w:t>
+            </w:r>
+          </w:p>
+        </w:tc>
+        <w:tc>
+          <w:tcPr>
+            <w:tcW w:type="dxa" w:w="3408"/>
+          </w:tcPr>
+          <w:p>
+            <w:r>
+              <w:t>Algorithm, input, random library and how seed was used</w:t>
+            </w:r>
+          </w:p>
+        </w:tc>
+      </w:tr>
+      <w:tr>
+        <w:tc>
+          <w:tcPr>
+            <w:tcW w:type="dxa" w:w="3408"/>
+          </w:tcPr>
+          <w:p>
+            <w:r>
+              <w:t>final-score.txt</w:t>
+            </w:r>
+          </w:p>
+        </w:tc>
+        <w:tc>
+          <w:tcPr>
+            <w:tcW w:type="dxa" w:w="3408"/>
+          </w:tcPr>
+          <w:p>
+            <w:r>
+              <w:t>A final output record exists in the scenario</w:t>
+            </w:r>
+          </w:p>
+        </w:tc>
+        <w:tc>
+          <w:tcPr>
+            <w:tcW w:type="dxa" w:w="3408"/>
+          </w:tcPr>
+          <w:p>
+            <w:r>
+              <w:t>Which metric, denominator and run generated it</w:t>
+            </w:r>
+          </w:p>
+        </w:tc>
+      </w:tr>
+      <w:tr>
+        <w:tc>
+          <w:tcPr>
+            <w:tcW w:type="dxa" w:w="3408"/>
+          </w:tcPr>
+          <w:p>
+            <w:r>
+              <w:t>No dataset/split</w:t>
+            </w:r>
+          </w:p>
+        </w:tc>
+        <w:tc>
+          <w:tcPr>
+            <w:tcW w:type="dxa" w:w="3408"/>
+          </w:tcPr>
+          <w:p>
+            <w:r>
+              <w:t>Cannot identify evaluated cases</w:t>
+            </w:r>
+          </w:p>
+        </w:tc>
+        <w:tc>
+          <w:tcPr>
+            <w:tcW w:type="dxa" w:w="3408"/>
+          </w:tcPr>
+          <w:p>
+            <w:r>
+              <w:t>Exact data materials and roles</w:t>
+            </w:r>
+          </w:p>
+        </w:tc>
+      </w:tr>
+      <w:tr>
+        <w:tc>
+          <w:tcPr>
+            <w:tcW w:type="dxa" w:w="3408"/>
+          </w:tcPr>
+          <w:p>
+            <w:r>
+              <w:t>No code/preprocessing version</w:t>
+            </w:r>
+          </w:p>
+        </w:tc>
+        <w:tc>
+          <w:tcPr>
+            <w:tcW w:type="dxa" w:w="3408"/>
+          </w:tcPr>
+          <w:p>
+            <w:r>
+              <w:t>Cannot reconstruct transformation</w:t>
+            </w:r>
+          </w:p>
+        </w:tc>
+        <w:tc>
+          <w:tcPr>
+            <w:tcW w:type="dxa" w:w="3408"/>
+          </w:tcPr>
+          <w:p>
+            <w:r>
+              <w:t>Exact executable procedure</w:t>
+            </w:r>
+          </w:p>
+        </w:tc>
+      </w:tr>
+      <w:tr>
+        <w:tc>
+          <w:tcPr>
+            <w:tcW w:type="dxa" w:w="3408"/>
+          </w:tcPr>
+          <w:p>
+            <w:r>
+              <w:t>No dependencies/runtime</w:t>
+            </w:r>
+          </w:p>
+        </w:tc>
+        <w:tc>
+          <w:tcPr>
+            <w:tcW w:type="dxa" w:w="3408"/>
+          </w:tcPr>
+          <w:p>
+            <w:r>
+              <w:t>Cannot establish executable environment</w:t>
+            </w:r>
+          </w:p>
+        </w:tc>
+        <w:tc>
+          <w:tcPr>
+            <w:tcW w:type="dxa" w:w="3408"/>
+          </w:tcPr>
+          <w:p>
+            <w:r>
+              <w:t>Versions and execution instructions</w:t>
+            </w:r>
+          </w:p>
+        </w:tc>
+      </w:tr>
+      <w:tr>
+        <w:tc>
+          <w:tcPr>
+            <w:tcW w:type="dxa" w:w="3408"/>
+          </w:tcPr>
+          <w:p>
+            <w:r>
+              <w:t>Replay claim</w:t>
+            </w:r>
+          </w:p>
+        </w:tc>
+        <w:tc>
+          <w:tcPr>
+            <w:tcW w:type="dxa" w:w="3408"/>
+          </w:tcPr>
+          <w:p>
+            <w:r>
+              <w:t>Not established</w:t>
+            </w:r>
+          </w:p>
+        </w:tc>
+        <w:tc>
+          <w:tcPr>
+            <w:tcW w:type="dxa" w:w="3408"/>
+          </w:tcPr>
+          <w:p>
+            <w:r>
+              <w:t>Supply artifacts and perform a documented check</w:t>
+            </w:r>
+          </w:p>
+        </w:tc>
+      </w:tr>
+    </w:tbl>
+    <w:p>
+      <w:pPr>
+        <w:pStyle w:val="Heading2"/>
+      </w:pPr>
+      <w:r>
+        <w:t>State the scope and explain the visual</w:t>
+      </w:r>
+    </w:p>
+    <w:p>
+      <w:pPr>
+        <w:spacing w:line="336" w:lineRule="auto" w:after="180"/>
+      </w:pPr>
+      <w:r>
+        <w:rPr>
+          <w:b w:val="0"/>
+        </w:rPr>
+        <w:t xml:space="preserve">Before applying the procedure, write its units, denominator or decision boundary where relevant. A partner should be able to repeat each step using the same </w:t>
       </w:r>
       <w:r>
         <w:rPr>
@@ -258,50 +995,30 @@
         <w:rPr>
           <w:b w:val="0"/>
         </w:rPr>
-        <w:t xml:space="preserve"> conditions and </w:t>
+        <w:t>s.</w:t>
+      </w:r>
+    </w:p>
+    <w:p>
+      <w:pPr>
+        <w:spacing w:line="336" w:lineRule="auto" w:after="180"/>
+      </w:pPr>
+      <w:r>
+        <w:rPr>
+          <w:b w:val="0"/>
+        </w:rPr>
+        <w:t xml:space="preserve">If a required </w:t>
       </w:r>
       <w:r>
         <w:rPr>
           <w:b/>
         </w:rPr>
-        <w:t>evidence</w:t>
+        <w:t>input</w:t>
       </w:r>
       <w:r>
         <w:rPr>
           <w:b w:val="0"/>
         </w:rPr>
-        <w:t xml:space="preserve"> source before it can support a claim.</w:t>
-      </w:r>
-    </w:p>
-    <w:p>
-      <w:pPr>
-        <w:pStyle w:val="Heading3"/>
-      </w:pPr>
-      <w:r>
-        <w:t>My starting explanation</w:t>
-      </w:r>
-    </w:p>
-    <w:p>
-      <w:r>
-        <w:t>________________________________________________________________</w:t>
-      </w:r>
-    </w:p>
-    <w:p>
-      <w:r>
-        <w:t>________________________________________________________________</w:t>
-      </w:r>
-    </w:p>
-    <w:p>
-      <w:r>
-        <w:t>________________________________________________________________</w:t>
-      </w:r>
-    </w:p>
-    <w:p>
-      <w:pPr>
-        <w:pStyle w:val="Heading3"/>
-      </w:pPr>
-      <w:r>
-        <w:t>This week’s end goal</w:t>
+        <w:t xml:space="preserve"> is absent or violates the stated contract, record that condition explicitly instead of quietly replacing it with a convenient value.</w:t>
       </w:r>
     </w:p>
     <w:p>
@@ -312,112 +1029,27 @@
         <w:rPr>
           <w:b w:val="0"/>
         </w:rPr>
-        <w:t>Explain reproducible environment and records using the records and boundaries of this fictional investigation.</w:t>
-      </w:r>
-    </w:p>
-    <w:p>
-      <w:pPr>
-        <w:pStyle w:val="Heading1"/>
-      </w:pPr>
-      <w:r>
-        <w:t>02. Notice the evidence</w:t>
-      </w:r>
-    </w:p>
-    <w:p>
-      <w:r>
-        <w:t>Investigate the supplied Reproducible environment and records case. Separate observations, given facts and assumptions before choosing an explanation.</w:t>
-      </w:r>
-    </w:p>
-    <w:p>
-      <w:pPr>
-        <w:spacing w:line="336" w:lineRule="auto" w:after="180"/>
-      </w:pPr>
+        <w:t xml:space="preserve">Point to the </w:t>
+      </w:r>
+      <w:r>
+        <w:rPr>
+          <w:b/>
+        </w:rPr>
+        <w:t>input</w:t>
+      </w:r>
       <w:r>
         <w:rPr>
           <w:b w:val="0"/>
         </w:rPr>
-        <w:t>A reproducible environment record links code, data, configuration and runtime dependencies to results. A seed alone is insufficient.</w:t>
-      </w:r>
-    </w:p>
-    <w:p>
-      <w:pPr>
-        <w:spacing w:line="336" w:lineRule="auto" w:after="180"/>
-      </w:pPr>
-      <w:r>
-        <w:rPr>
-          <w:b w:val="0"/>
-        </w:rPr>
-        <w:t>Begin by writing the question the procedure is intended to answer. Identify the information already supplied, the information it will produce and the information still missing.</w:t>
-      </w:r>
-    </w:p>
-    <w:p>
-      <w:pPr>
-        <w:spacing w:line="336" w:lineRule="auto" w:after="180"/>
-      </w:pPr>
-      <w:r>
-        <w:rPr>
-          <w:b w:val="0"/>
-        </w:rPr>
-        <w:t>These are constructed classroom examples; they do not require live accounts, private records or an external service. Do not treat a plausible explanation as a measured outcome.</w:t>
-      </w:r>
-    </w:p>
-    <w:p>
-      <w:pPr>
-        <w:pStyle w:val="Heading3"/>
-      </w:pPr>
-      <w:r>
-        <w:t>List the given facts and one fact that is not supplied.</w:t>
-      </w:r>
-    </w:p>
-    <w:p>
-      <w:r>
-        <w:t>________________________________________________________________</w:t>
-      </w:r>
-    </w:p>
-    <w:p>
-      <w:r>
-        <w:t>________________________________________________________________</w:t>
-      </w:r>
-    </w:p>
-    <w:p>
-      <w:r>
-        <w:t>________________________________________________________________</w:t>
-      </w:r>
-    </w:p>
-    <w:p>
-      <w:pPr>
-        <w:pStyle w:val="Heading1"/>
-      </w:pPr>
-      <w:r>
-        <w:t>03. See how it works</w:t>
-      </w:r>
-    </w:p>
-    <w:p>
-      <w:r>
-        <w:t>Follow the mechanism for Reproducible environment and records. Connect each labelled input, deciding step and result.</w:t>
-      </w:r>
-    </w:p>
-    <w:p>
-      <w:pPr>
-        <w:spacing w:line="336" w:lineRule="auto" w:after="180"/>
-      </w:pPr>
-      <w:r>
-        <w:rPr>
-          <w:b w:val="0"/>
-        </w:rPr>
-        <w:t xml:space="preserve">Record exact data IDs/splits, code version, dependency versions, parameters, randomness policy and raw </w:t>
-      </w:r>
-      <w:r>
-        <w:rPr>
-          <w:b/>
-        </w:rPr>
-        <w:t>output</w:t>
-      </w:r>
-      <w:r>
-        <w:rPr>
-          <w:b w:val="0"/>
-        </w:rPr>
-        <w:t>s. Verify hashes for integrity without treating them as correctness proofs.</w:t>
+        <w:t>, the deciding step and the result in this week’s visual. Explain the same step in ordinary words. A picture helps when you can say what each part represents.</w:t>
+      </w:r>
+    </w:p>
+    <w:p>
+      <w:pPr>
+        <w:pStyle w:val="Heading2"/>
+      </w:pPr>
+      <w:r>
+        <w:t>Earlier wording, alternatives and picture transcripts · reference / check after trying</w:t>
       </w:r>
     </w:p>
     <w:p>
@@ -481,7 +1113,7 @@
           </w:tcPr>
           <w:p>
             <w:r>
-              <w:t>Folder contains seed42 and final-score.txt, but no dataset, code or dependency record.</w:t>
+              <w:t>Folder contains seed 42 and final-score.txt, but no dataset, code or dependency record.</w:t>
             </w:r>
           </w:p>
         </w:tc>
@@ -501,7 +1133,7 @@
           </w:tcPr>
           <w:p>
             <w:r>
-              <w:t>Replay cannot be established. Supply artifacts/versions and exact metric/settings; seed42 alone cannot reconstruct the experiment.</w:t>
+              <w:t>Replay cannot be established. Supply artifacts/versions and exact metric/settings; seed 42 alone cannot reconstruct the experiment.</w:t>
             </w:r>
           </w:p>
         </w:tc>
@@ -514,13 +1146,113 @@
     </w:p>
     <w:p>
       <w:pPr>
+        <w:pStyle w:val="Heading3"/>
+      </w:pPr>
+      <w:r>
+        <w:t>Connect the picture and the explanation</w:t>
+      </w:r>
+    </w:p>
+    <w:p>
+      <w:pPr>
+        <w:pStyle w:val="Heading1"/>
+      </w:pPr>
+      <w:r>
+        <w:t>04. Predict the changed case before reading the explanation</w:t>
+      </w:r>
+    </w:p>
+    <w:p>
+      <w:r>
+        <w:t>Keep the rule and evidence boundary visible.</w:t>
+      </w:r>
+    </w:p>
+    <w:p>
+      <w:pPr>
+        <w:pStyle w:val="Heading2"/>
+      </w:pPr>
+      <w:r>
+        <w:t>Main task and response</w:t>
+      </w:r>
+    </w:p>
+    <w:p>
+      <w:pPr>
+        <w:pStyle w:val="ListBullet"/>
+      </w:pPr>
+      <w:r>
+        <w:t>Folder contains seed 42 and final-score.txt, but no dataset, code or dependency record. Show the intermediate steps and give the conclusion with its scope.</w:t>
+      </w:r>
+    </w:p>
+    <w:p>
+      <w:pPr>
+        <w:pStyle w:val="Heading3"/>
+      </w:pPr>
+      <w:r>
+        <w:t>Keep the procedure fixed. Explain what changed in the inputs and result.</w:t>
+      </w:r>
+    </w:p>
+    <w:p>
+      <w:r>
+        <w:t>________________________________________________________________</w:t>
+      </w:r>
+    </w:p>
+    <w:p>
+      <w:r>
+        <w:t>________________________________________________________________</w:t>
+      </w:r>
+    </w:p>
+    <w:p>
+      <w:r>
+        <w:t>________________________________________________________________</w:t>
+      </w:r>
+    </w:p>
+    <w:p>
+      <w:r>
+        <w:t>________________________________________________________________</w:t>
+      </w:r>
+    </w:p>
+    <w:p>
+      <w:r>
+        <w:t>________________________________________________________________</w:t>
+      </w:r>
+    </w:p>
+    <w:p>
+      <w:pPr>
+        <w:pStyle w:val="Heading2"/>
+      </w:pPr>
+      <w:r>
+        <w:t>Predict the pictured change</w:t>
+      </w:r>
+    </w:p>
+    <w:p>
+      <w:pPr>
+        <w:pStyle w:val="ListBullet"/>
+      </w:pPr>
+      <w:r>
+        <w:t>Change: The data file changes to 2,4,9.</w:t>
+      </w:r>
+    </w:p>
+    <w:p>
+      <w:pPr>
+        <w:pStyle w:val="Heading2"/>
+      </w:pPr>
+      <w:r>
+        <w:t>Check after predicting · reference / check after trying</w:t>
+      </w:r>
+    </w:p>
+    <w:p>
+      <w:pPr>
         <w:spacing w:line="336" w:lineRule="auto" w:after="180"/>
       </w:pPr>
+      <w:r>
+        <w:rPr>
+          <w:b/>
+        </w:rPr>
+        <w:t>Prediction</w:t>
+      </w:r>
       <w:r>
         <w:rPr>
           <w:b w:val="0"/>
         </w:rPr>
-        <w:t xml:space="preserve">Before applying the procedure, write its units, denominator or decision boundary where relevant. A partner should be able to repeat each step using the same </w:t>
+        <w:t xml:space="preserve">: The mean becomes 15/3=5, and the saved </w:t>
       </w:r>
       <w:r>
         <w:rPr>
@@ -532,7 +1264,7 @@
         <w:rPr>
           <w:b w:val="0"/>
         </w:rPr>
-        <w:t>s.</w:t>
+        <w:t xml:space="preserve"> hash must change.</w:t>
       </w:r>
     </w:p>
     <w:p>
@@ -543,7 +1275,7 @@
         <w:rPr>
           <w:b w:val="0"/>
         </w:rPr>
-        <w:t xml:space="preserve">If a required </w:t>
+        <w:t xml:space="preserve">Reason: The calculation is the same but its </w:t>
       </w:r>
       <w:r>
         <w:rPr>
@@ -555,7 +1287,15 @@
         <w:rPr>
           <w:b w:val="0"/>
         </w:rPr>
-        <w:t xml:space="preserve"> is absent or violates the stated contract, record that condition explicitly instead of quietly replacing it with a convenient value.</w:t>
+        <w:t xml:space="preserve"> records differ.</w:t>
+      </w:r>
+    </w:p>
+    <w:p>
+      <w:pPr>
+        <w:pStyle w:val="Heading2"/>
+      </w:pPr>
+      <w:r>
+        <w:t>Earlier wording, alternatives and picture transcripts · reference / check after trying</w:t>
       </w:r>
     </w:p>
     <w:p>
@@ -563,7 +1303,36 @@
         <w:pStyle w:val="Heading3"/>
       </w:pPr>
       <w:r>
-        <w:t>Connect the picture and the explanation</w:t>
+        <w:t>Compare a familiar case with a changed case</w:t>
+      </w:r>
+    </w:p>
+    <w:p>
+      <w:pPr>
+        <w:pStyle w:val="Heading3"/>
+      </w:pPr>
+      <w:r>
+        <w:t>Change one thing in the pictured case</w:t>
+      </w:r>
+    </w:p>
+    <w:p>
+      <w:pPr>
+        <w:pStyle w:val="Heading1"/>
+      </w:pPr>
+      <w:r>
+        <w:t>06. Connect the main result with the separate pictured case</w:t>
+      </w:r>
+    </w:p>
+    <w:p>
+      <w:r>
+        <w:t>Keep the two scenarios and their supplied evidence distinct.</w:t>
+      </w:r>
+    </w:p>
+    <w:p>
+      <w:pPr>
+        <w:pStyle w:val="Heading2"/>
+      </w:pPr>
+      <w:r>
+        <w:t>Main case and original checked reasoning</w:t>
       </w:r>
     </w:p>
     <w:p>
@@ -574,7 +1343,41 @@
         <w:rPr>
           <w:b w:val="0"/>
         </w:rPr>
-        <w:t xml:space="preserve">Point to the </w:t>
+        <w:t>Folder contains seed 42 and final-score.txt, but no dataset, code or dependency record.</w:t>
+      </w:r>
+    </w:p>
+    <w:p>
+      <w:pPr>
+        <w:spacing w:line="336" w:lineRule="auto" w:after="180"/>
+      </w:pPr>
+      <w:r>
+        <w:rPr>
+          <w:b w:val="0"/>
+        </w:rPr>
+        <w:t>Replay cannot be established. Supply artifacts/versions and exact metric/settings; seed 42 alone cannot reconstruct the experiment.</w:t>
+      </w:r>
+    </w:p>
+    <w:p>
+      <w:pPr>
+        <w:spacing w:line="336" w:lineRule="auto" w:after="180"/>
+      </w:pPr>
+      <w:r>
+        <w:rPr>
+          <w:b w:val="0"/>
+        </w:rPr>
+        <w:t xml:space="preserve">Compare the intermediate </w:t>
+      </w:r>
+      <w:r>
+        <w:rPr>
+          <w:b/>
+        </w:rPr>
+        <w:t>evidence</w:t>
+      </w:r>
+      <w:r>
+        <w:rPr>
+          <w:b w:val="0"/>
+        </w:rPr>
+        <w:t xml:space="preserve"> with the final statement. Explain why each number or decision follows from the stated </w:t>
       </w:r>
       <w:r>
         <w:rPr>
@@ -586,28 +1389,7 @@
         <w:rPr>
           <w:b w:val="0"/>
         </w:rPr>
-        <w:t>, the deciding step and the result in this week’s visual. Explain the same step in ordinary words. A picture helps when you can say what each part represents.</w:t>
-      </w:r>
-    </w:p>
-    <w:p>
-      <w:pPr>
-        <w:pStyle w:val="Heading1"/>
-      </w:pPr>
-      <w:r>
-        <w:t>04. Compare the cases</w:t>
-      </w:r>
-    </w:p>
-    <w:p>
-      <w:r>
-        <w:t>Compare the supplied cases for Reproducible environment and records. Identify the detail that changes the conclusion.</w:t>
-      </w:r>
-    </w:p>
-    <w:p>
-      <w:pPr>
-        <w:pStyle w:val="Heading3"/>
-      </w:pPr>
-      <w:r>
-        <w:t>Compare a familiar case with a changed case</w:t>
+        <w:t>s.</w:t>
       </w:r>
     </w:p>
     <w:p>
@@ -618,94 +1400,7 @@
         <w:rPr>
           <w:b w:val="0"/>
         </w:rPr>
-        <w:t>Folder contains seed42 and final-score.txt, but no dataset, code or dependency record. Show the intermediate steps and give the conclusion with its scope.</w:t>
-      </w:r>
-    </w:p>
-    <w:p>
-      <w:pPr>
-        <w:pStyle w:val="Heading3"/>
-      </w:pPr>
-      <w:r>
-        <w:t>Keep the procedure fixed. Explain what changed in the inputs and result.</w:t>
-      </w:r>
-    </w:p>
-    <w:p>
-      <w:r>
-        <w:t>________________________________________________________________</w:t>
-      </w:r>
-    </w:p>
-    <w:p>
-      <w:r>
-        <w:t>________________________________________________________________</w:t>
-      </w:r>
-    </w:p>
-    <w:p>
-      <w:r>
-        <w:t>________________________________________________________________</w:t>
-      </w:r>
-    </w:p>
-    <w:p>
-      <w:r>
-        <w:t>________________________________________________________________</w:t>
-      </w:r>
-    </w:p>
-    <w:p>
-      <w:r>
-        <w:t>________________________________________________________________</w:t>
-      </w:r>
-    </w:p>
-    <w:p>
-      <w:pPr>
-        <w:pStyle w:val="Heading3"/>
-      </w:pPr>
-      <w:r>
-        <w:t>Change one thing in the pictured case</w:t>
-      </w:r>
-    </w:p>
-    <w:p>
-      <w:pPr>
-        <w:pStyle w:val="Heading3"/>
-      </w:pPr>
-      <w:r>
-        <w:t>Change one thing</w:t>
-      </w:r>
-    </w:p>
-    <w:p>
-      <w:pPr>
-        <w:spacing w:line="336" w:lineRule="auto" w:after="180"/>
-        <w:shd w:fill="F5F1FB"/>
-      </w:pPr>
-      <w:r>
-        <w:rPr>
-          <w:b w:val="0"/>
-        </w:rPr>
-        <w:t>Change: The data file changes to 2,4,9.</w:t>
-      </w:r>
-    </w:p>
-    <w:p>
-      <w:pPr>
-        <w:pStyle w:val="Heading3"/>
-      </w:pPr>
-      <w:r>
-        <w:t>Predicted result</w:t>
-      </w:r>
-    </w:p>
-    <w:p>
-      <w:pPr>
-        <w:spacing w:line="336" w:lineRule="auto" w:after="180"/>
-        <w:shd w:fill="F1F6FC"/>
-      </w:pPr>
-      <w:r>
-        <w:rPr>
-          <w:b/>
-        </w:rPr>
-        <w:t>Prediction</w:t>
-      </w:r>
-      <w:r>
-        <w:rPr>
-          <w:b w:val="0"/>
-        </w:rPr>
-        <w:t xml:space="preserve">: The mean becomes 15/3=5, and the saved </w:t>
+        <w:t xml:space="preserve">The conclusion belongs to this scenario and procedure; changing the </w:t>
       </w:r>
       <w:r>
         <w:rPr>
@@ -717,27 +1412,26 @@
         <w:rPr>
           <w:b w:val="0"/>
         </w:rPr>
-        <w:t xml:space="preserve"> hash must change.</w:t>
-      </w:r>
-    </w:p>
-    <w:p>
-      <w:pPr>
-        <w:pStyle w:val="Heading3"/>
-      </w:pPr>
-      <w:r>
-        <w:t>Why the result follows</w:t>
+        <w:t>s, evaluation population or authority can change what it establishes. Retain the raw record so a later revision can be compared honestly.</w:t>
+      </w:r>
+    </w:p>
+    <w:p>
+      <w:pPr>
+        <w:pStyle w:val="Heading2"/>
+      </w:pPr>
+      <w:r>
+        <w:t>Separate pictured inputs and complete explanation</w:t>
       </w:r>
     </w:p>
     <w:p>
       <w:pPr>
         <w:spacing w:line="336" w:lineRule="auto" w:after="180"/>
-        <w:shd w:fill="F1F6FC"/>
       </w:pPr>
       <w:r>
         <w:rPr>
           <w:b w:val="0"/>
         </w:rPr>
-        <w:t xml:space="preserve">Reason: The calculation is the same but its </w:t>
+        <w:t xml:space="preserve">A reproducible calculation record. A teammate must rerun a three-value mean without guessing the </w:t>
       </w:r>
       <w:r>
         <w:rPr>
@@ -749,320 +1443,12 @@
         <w:rPr>
           <w:b w:val="0"/>
         </w:rPr>
-        <w:t xml:space="preserve"> records differ.</w:t>
-      </w:r>
-    </w:p>
-    <w:p>
-      <w:pPr>
-        <w:pStyle w:val="Heading1"/>
-      </w:pPr>
-      <w:r>
-        <w:t>05. Words that unlock the idea</w:t>
-      </w:r>
-    </w:p>
-    <w:p>
-      <w:r>
-        <w:t>Use the vocabulary of Reproducible environment and records to explain a concrete decision, rather than only memorising definitions.</w:t>
-      </w:r>
-    </w:p>
-    <w:tbl>
-      <w:tblPr>
-        <w:tblStyle w:val="LightShading-Accent1"/>
-        <w:tblW w:type="auto" w:w="0"/>
-        <w:tblLook w:firstColumn="1" w:firstRow="1" w:lastColumn="0" w:lastRow="0" w:noHBand="0" w:noVBand="1" w:val="04A0"/>
-      </w:tblPr>
-      <w:tblGrid>
-        <w:gridCol w:w="5112"/>
-        <w:gridCol w:w="5112"/>
-      </w:tblGrid>
-      <w:tr>
-        <w:trPr>
-          <w:tblHeader/>
-        </w:trPr>
-        <w:tc>
-          <w:tcPr>
-            <w:tcW w:type="dxa" w:w="5112"/>
-          </w:tcPr>
-          <w:p>
-            <w:r>
-              <w:t>Word</w:t>
-            </w:r>
-          </w:p>
-        </w:tc>
-        <w:tc>
-          <w:tcPr>
-            <w:tcW w:type="dxa" w:w="5112"/>
-          </w:tcPr>
-          <w:p>
-            <w:r>
-              <w:t>Meaning</w:t>
-            </w:r>
-          </w:p>
-        </w:tc>
-      </w:tr>
-      <w:tr>
-        <w:tc>
-          <w:tcPr>
-            <w:tcW w:type="dxa" w:w="5112"/>
-          </w:tcPr>
-          <w:p>
-            <w:r>
-              <w:t>Environment manifest</w:t>
-            </w:r>
-          </w:p>
-        </w:tc>
-        <w:tc>
-          <w:tcPr>
-            <w:tcW w:type="dxa" w:w="5112"/>
-          </w:tcPr>
-          <w:p>
-            <w:r>
-              <w:t>Runtime and dependency records</w:t>
-            </w:r>
-          </w:p>
-        </w:tc>
-      </w:tr>
-      <w:tr>
-        <w:tc>
-          <w:tcPr>
-            <w:tcW w:type="dxa" w:w="5112"/>
-          </w:tcPr>
-          <w:p>
-            <w:r>
-              <w:t>Artifact hash</w:t>
-            </w:r>
-          </w:p>
-        </w:tc>
-        <w:tc>
-          <w:tcPr>
-            <w:tcW w:type="dxa" w:w="5112"/>
-          </w:tcPr>
-          <w:p>
-            <w:r>
-              <w:t>A digest for comparing exact content</w:t>
-            </w:r>
-          </w:p>
-        </w:tc>
-      </w:tr>
-      <w:tr>
-        <w:tc>
-          <w:tcPr>
-            <w:tcW w:type="dxa" w:w="5112"/>
-          </w:tcPr>
-          <w:p>
-            <w:r>
-              <w:t>Run identity</w:t>
-            </w:r>
-          </w:p>
-        </w:tc>
-        <w:tc>
-          <w:tcPr>
-            <w:tcW w:type="dxa" w:w="5112"/>
-          </w:tcPr>
-          <w:p>
-            <w:r>
-              <w:t>A versioned link between settings and outputs</w:t>
-            </w:r>
-          </w:p>
-        </w:tc>
-      </w:tr>
-    </w:tbl>
-    <w:p>
-      <w:pPr>
-        <w:pStyle w:val="Heading3"/>
-      </w:pPr>
-      <w:r>
-        <w:t>Use two terms to explain a step in this week’s example.</w:t>
-      </w:r>
-    </w:p>
-    <w:p>
-      <w:r>
-        <w:t>________________________________________________________________</w:t>
-      </w:r>
-    </w:p>
-    <w:p>
-      <w:r>
-        <w:t>________________________________________________________________</w:t>
-      </w:r>
-    </w:p>
-    <w:p>
-      <w:r>
-        <w:t>________________________________________________________________</w:t>
-      </w:r>
-    </w:p>
-    <w:p>
-      <w:pPr>
-        <w:pStyle w:val="Heading1"/>
-      </w:pPr>
-      <w:r>
-        <w:t>06. Follow a worked example</w:t>
-      </w:r>
-    </w:p>
-    <w:p>
-      <w:r>
-        <w:t>Follow the worked trace for Reproducible environment and records, predict a step, then compare with its explanation.</w:t>
+        <w:t xml:space="preserve"> or software version.</w:t>
       </w:r>
     </w:p>
     <w:p>
       <w:pPr>
         <w:spacing w:line="336" w:lineRule="auto" w:after="180"/>
-      </w:pPr>
-      <w:r>
-        <w:rPr>
-          <w:b w:val="0"/>
-        </w:rPr>
-        <w:t>Folder contains seed42 and final-score.txt, but no dataset, code or dependency record.</w:t>
-      </w:r>
-    </w:p>
-    <w:p>
-      <w:pPr>
-        <w:spacing w:line="336" w:lineRule="auto" w:after="180"/>
-      </w:pPr>
-      <w:r>
-        <w:rPr>
-          <w:b w:val="0"/>
-        </w:rPr>
-        <w:t>Replay cannot be established. Supply artifacts/versions and exact metric/settings; seed42 alone cannot reconstruct the experiment.</w:t>
-      </w:r>
-    </w:p>
-    <w:p>
-      <w:pPr>
-        <w:pStyle w:val="Heading3"/>
-      </w:pPr>
-      <w:r>
-        <w:t>Worked explanation · Reproducible environment and records</w:t>
-      </w:r>
-    </w:p>
-    <w:p>
-      <w:pPr>
-        <w:spacing w:line="336" w:lineRule="auto" w:after="180"/>
-        <w:shd w:fill="F1F6FC"/>
-      </w:pPr>
-      <w:r>
-        <w:rPr>
-          <w:b w:val="0"/>
-        </w:rPr>
-        <w:t xml:space="preserve">Compare the intermediate </w:t>
-      </w:r>
-      <w:r>
-        <w:rPr>
-          <w:b/>
-        </w:rPr>
-        <w:t>evidence</w:t>
-      </w:r>
-      <w:r>
-        <w:rPr>
-          <w:b w:val="0"/>
-        </w:rPr>
-        <w:t xml:space="preserve"> with the final statement. Explain why each number or decision follows from the stated </w:t>
-      </w:r>
-      <w:r>
-        <w:rPr>
-          <w:b/>
-        </w:rPr>
-        <w:t>input</w:t>
-      </w:r>
-      <w:r>
-        <w:rPr>
-          <w:b w:val="0"/>
-        </w:rPr>
-        <w:t>s.</w:t>
-      </w:r>
-    </w:p>
-    <w:p>
-      <w:pPr>
-        <w:spacing w:line="336" w:lineRule="auto" w:after="180"/>
-        <w:shd w:fill="F1F6FC"/>
-      </w:pPr>
-      <w:r>
-        <w:rPr>
-          <w:b w:val="0"/>
-        </w:rPr>
-        <w:t xml:space="preserve">The conclusion belongs to this scenario and procedure; changing the </w:t>
-      </w:r>
-      <w:r>
-        <w:rPr>
-          <w:b/>
-        </w:rPr>
-        <w:t>input</w:t>
-      </w:r>
-      <w:r>
-        <w:rPr>
-          <w:b w:val="0"/>
-        </w:rPr>
-        <w:t>s, evaluation population or authority can change what it establishes. Retain the raw record so a later revision can be compared honestly.</w:t>
-      </w:r>
-    </w:p>
-    <w:p>
-      <w:pPr>
-        <w:pStyle w:val="Heading3"/>
-      </w:pPr>
-      <w:r>
-        <w:t>Learn from the worked case</w:t>
-      </w:r>
-    </w:p>
-    <w:p>
-      <w:pPr>
-        <w:spacing w:line="336" w:lineRule="auto" w:after="180"/>
-      </w:pPr>
-      <w:r>
-        <w:rPr>
-          <w:b w:val="0"/>
-        </w:rPr>
-        <w:t>Cover the result before checking it. Say what is given, choose the procedure, and follow one step at a time. Then uncover the result and explain your first mismatch. Ask why a step is allowed, not only what number it produces.</w:t>
-      </w:r>
-    </w:p>
-    <w:p>
-      <w:pPr>
-        <w:pStyle w:val="Heading3"/>
-      </w:pPr>
-      <w:r>
-        <w:t>A pictorial worked case: Reproducible environment and records</w:t>
-      </w:r>
-    </w:p>
-    <w:p>
-      <w:pPr>
-        <w:spacing w:line="336" w:lineRule="auto" w:after="180"/>
-      </w:pPr>
-      <w:r>
-        <w:rPr>
-          <w:b w:val="0"/>
-        </w:rPr>
-        <w:t xml:space="preserve">A reproducible calculation record. A teammate must rerun a three-value mean without guessing the </w:t>
-      </w:r>
-      <w:r>
-        <w:rPr>
-          <w:b/>
-        </w:rPr>
-        <w:t>input</w:t>
-      </w:r>
-      <w:r>
-        <w:rPr>
-          <w:b w:val="0"/>
-        </w:rPr>
-        <w:t xml:space="preserve"> or software version.</w:t>
-      </w:r>
-    </w:p>
-    <w:p>
-      <w:pPr>
-        <w:pStyle w:val="Heading3"/>
-      </w:pPr>
-      <w:r>
-        <w:t>The facts we will use</w:t>
-      </w:r>
-    </w:p>
-    <w:p>
-      <w:pPr>
-        <w:pStyle w:val="Heading3"/>
-      </w:pPr>
-      <w:r>
-        <w:t>Supplied facts</w:t>
-      </w:r>
-    </w:p>
-    <w:p>
-      <w:pPr>
-        <w:spacing w:line="336" w:lineRule="auto" w:after="180"/>
-        <w:shd w:fill="F1F6FC"/>
       </w:pPr>
       <w:r>
         <w:rPr>
@@ -1072,11 +1458,41 @@
       </w:r>
     </w:p>
     <w:p>
+      <w:pPr>
+        <w:spacing w:line="336" w:lineRule="auto" w:after="180"/>
+      </w:pPr>
+      <w:r>
+        <w:rPr>
+          <w:b w:val="0"/>
+        </w:rPr>
+        <w:t>The separate picture records a three-value arithmetic mean. For 2, 4, 6 the sum is twelve and the count is three, so the result is four. Changing the last value to nine gives sum fifteen and mean five. Retain the original record and assign a distinct run identity to the changed input. The accompanying local demonstration actually executes this tiny formula in memory and hashes its exact script and UTF-8 input bytes.</w:t>
+      </w:r>
+    </w:p>
+    <w:p>
+      <w:pPr>
+        <w:spacing w:line="336" w:lineRule="auto" w:after="180"/>
+      </w:pPr>
+      <w:r>
+        <w:rPr>
+          <w:b w:val="0"/>
+        </w:rPr>
+        <w:t>It reports the runtime it is using, not an invented environment. Matching hashes identify those bytes for this audit; they do not prove source history, correct sampling or that the formula answers the research question.</w:t>
+      </w:r>
+    </w:p>
+    <w:p>
+      <w:pPr>
+        <w:pStyle w:val="Heading2"/>
+      </w:pPr>
+      <w:r>
+        <w:t>Read the labelled representation</w:t>
+      </w:r>
+    </w:p>
+    <w:p>
       <w:r>
         <w:drawing>
           <wp:inline xmlns:a="http://schemas.openxmlformats.org/drawingml/2006/main" xmlns:pic="http://schemas.openxmlformats.org/drawingml/2006/picture">
-            <wp:extent cx="5486400" cy="3077029"/>
-            <wp:docPr id="1" name="Picture 1" descr="Recorded mean calculation"/>
+            <wp:extent cx="5486400" cy="3029913"/>
+            <wp:docPr id="1" name="Picture 1" descr="Original mean record has values two, four, six, sum twelve, count three and output four. Changed input two, four, nine has sum fifteen, count three and output five. Retain input bytes/hash, script/version, runtime, metric, raw output and separate run identities for both."/>
             <wp:cNvGraphicFramePr>
               <a:graphicFrameLocks noChangeAspect="1"/>
             </wp:cNvGraphicFramePr>
@@ -1084,7 +1500,7 @@
               <a:graphicData uri="http://schemas.openxmlformats.org/drawingml/2006/picture">
                 <pic:pic>
                   <pic:nvPicPr>
-                    <pic:cNvPr id="0" name="academy-detail-ai-7-24.png"/>
+                    <pic:cNvPr id="0" name="ai-7-24-run-records.png"/>
                     <pic:cNvPicPr/>
                   </pic:nvPicPr>
                   <pic:blipFill>
@@ -1096,7 +1512,7 @@
                   <pic:spPr>
                     <a:xfrm>
                       <a:off x="0" y="0"/>
-                      <a:ext cx="5486400" cy="3077029"/>
+                      <a:ext cx="5486400" cy="3029913"/>
                     </a:xfrm>
                     <a:prstGeom prst="rect"/>
                   </pic:spPr>
@@ -1111,8 +1527,8 @@
       <w:r>
         <w:drawing>
           <wp:inline xmlns:a="http://schemas.openxmlformats.org/drawingml/2006/main" xmlns:pic="http://schemas.openxmlformats.org/drawingml/2006/picture">
-            <wp:extent cx="5486400" cy="5225143"/>
-            <wp:docPr id="2" name="Picture 2" descr="Reproducible environment and records. Identify exact input: Use the three recorded values, not a similarly named edited file.. Trace calculation: Sum is 12; count is 3; mean is 4.. Save provenance: Retain script version, environment description and data hash with the output."/>
+            <wp:extent cx="5486400" cy="3182112"/>
+            <wp:docPr id="2" name="Picture 2" descr="Identify exact input: Use the three recorded values, not a similarly named edited file. → Trace calculation: Sum is 12; count is 3; mean is 4. → Save provenance: Retain script version, environment description and data hash with the output."/>
             <wp:cNvGraphicFramePr>
               <a:graphicFrameLocks noChangeAspect="1"/>
             </wp:cNvGraphicFramePr>
@@ -1120,7 +1536,7 @@
               <a:graphicData uri="http://schemas.openxmlformats.org/drawingml/2006/picture">
                 <pic:pic>
                   <pic:nvPicPr>
-                    <pic:cNvPr id="0" name="academy-visual-ai-7-24.png"/>
+                    <pic:cNvPr id="0" name="academy-story-ai-7-24-02.png"/>
                     <pic:cNvPicPr/>
                   </pic:nvPicPr>
                   <pic:blipFill>
@@ -1132,7 +1548,7 @@
                   <pic:spPr>
                     <a:xfrm>
                       <a:off x="0" y="0"/>
-                      <a:ext cx="5486400" cy="5225143"/>
+                      <a:ext cx="5486400" cy="3182112"/>
                     </a:xfrm>
                     <a:prstGeom prst="rect"/>
                   </pic:spPr>
@@ -1260,24 +1676,7 @@
     </w:p>
     <w:p>
       <w:pPr>
-        <w:pStyle w:val="Heading3"/>
-      </w:pPr>
-      <w:r>
-        <w:t>Why this result follows</w:t>
-      </w:r>
-    </w:p>
-    <w:p>
-      <w:pPr>
-        <w:pStyle w:val="Heading3"/>
-      </w:pPr>
-      <w:r>
-        <w:t>Why the result follows</w:t>
-      </w:r>
-    </w:p>
-    <w:p>
-      <w:pPr>
         <w:spacing w:line="336" w:lineRule="auto" w:after="180"/>
-        <w:shd w:fill="F1F6FC"/>
       </w:pPr>
       <w:r>
         <w:rPr>
@@ -1288,30 +1687,424 @@
     </w:p>
     <w:p>
       <w:pPr>
+        <w:pStyle w:val="Heading2"/>
+      </w:pPr>
+      <w:r>
+        <w:t>Complete picture evidence and limits</w:t>
+      </w:r>
+    </w:p>
+    <w:tbl>
+      <w:tblPr>
+        <w:tblStyle w:val="LightShading-Accent1"/>
+        <w:tblW w:type="auto" w:w="0"/>
+        <w:tblLook w:firstColumn="1" w:firstRow="1" w:lastColumn="0" w:lastRow="0" w:noHBand="0" w:noVBand="1" w:val="04A0"/>
+      </w:tblPr>
+      <w:tblGrid>
+        <w:gridCol w:w="3408"/>
+        <w:gridCol w:w="3408"/>
+        <w:gridCol w:w="3408"/>
+      </w:tblGrid>
+      <w:tr>
+        <w:trPr>
+          <w:tblHeader/>
+        </w:trPr>
+        <w:tc>
+          <w:tcPr>
+            <w:tcW w:type="dxa" w:w="3408"/>
+          </w:tcPr>
+          <w:p>
+            <w:r>
+              <w:t>Separate mean record</w:t>
+            </w:r>
+          </w:p>
+        </w:tc>
+        <w:tc>
+          <w:tcPr>
+            <w:tcW w:type="dxa" w:w="3408"/>
+          </w:tcPr>
+          <w:p>
+            <w:r>
+              <w:t>Original</w:t>
+            </w:r>
+          </w:p>
+        </w:tc>
+        <w:tc>
+          <w:tcPr>
+            <w:tcW w:type="dxa" w:w="3408"/>
+          </w:tcPr>
+          <w:p>
+            <w:r>
+              <w:t>Changed</w:t>
+            </w:r>
+          </w:p>
+        </w:tc>
+      </w:tr>
+      <w:tr>
+        <w:tc>
+          <w:tcPr>
+            <w:tcW w:type="dxa" w:w="3408"/>
+          </w:tcPr>
+          <w:p>
+            <w:r>
+              <w:t>Input values</w:t>
+            </w:r>
+          </w:p>
+        </w:tc>
+        <w:tc>
+          <w:tcPr>
+            <w:tcW w:type="dxa" w:w="3408"/>
+          </w:tcPr>
+          <w:p>
+            <w:r>
+              <w:t>2, 4, 6</w:t>
+            </w:r>
+          </w:p>
+        </w:tc>
+        <w:tc>
+          <w:tcPr>
+            <w:tcW w:type="dxa" w:w="3408"/>
+          </w:tcPr>
+          <w:p>
+            <w:r>
+              <w:t>2, 4, 9</w:t>
+            </w:r>
+          </w:p>
+        </w:tc>
+      </w:tr>
+      <w:tr>
+        <w:tc>
+          <w:tcPr>
+            <w:tcW w:type="dxa" w:w="3408"/>
+          </w:tcPr>
+          <w:p>
+            <w:r>
+              <w:t>Sum</w:t>
+            </w:r>
+          </w:p>
+        </w:tc>
+        <w:tc>
+          <w:tcPr>
+            <w:tcW w:type="dxa" w:w="3408"/>
+          </w:tcPr>
+          <w:p>
+            <w:r>
+              <w:t>12</w:t>
+            </w:r>
+          </w:p>
+        </w:tc>
+        <w:tc>
+          <w:tcPr>
+            <w:tcW w:type="dxa" w:w="3408"/>
+          </w:tcPr>
+          <w:p>
+            <w:r>
+              <w:t>15</w:t>
+            </w:r>
+          </w:p>
+        </w:tc>
+      </w:tr>
+      <w:tr>
+        <w:tc>
+          <w:tcPr>
+            <w:tcW w:type="dxa" w:w="3408"/>
+          </w:tcPr>
+          <w:p>
+            <w:r>
+              <w:t>Count</w:t>
+            </w:r>
+          </w:p>
+        </w:tc>
+        <w:tc>
+          <w:tcPr>
+            <w:tcW w:type="dxa" w:w="3408"/>
+          </w:tcPr>
+          <w:p>
+            <w:r>
+              <w:t>3</w:t>
+            </w:r>
+          </w:p>
+        </w:tc>
+        <w:tc>
+          <w:tcPr>
+            <w:tcW w:type="dxa" w:w="3408"/>
+          </w:tcPr>
+          <w:p>
+            <w:r>
+              <w:t>3</w:t>
+            </w:r>
+          </w:p>
+        </w:tc>
+      </w:tr>
+      <w:tr>
+        <w:tc>
+          <w:tcPr>
+            <w:tcW w:type="dxa" w:w="3408"/>
+          </w:tcPr>
+          <w:p>
+            <w:r>
+              <w:t>Exact mean</w:t>
+            </w:r>
+          </w:p>
+        </w:tc>
+        <w:tc>
+          <w:tcPr>
+            <w:tcW w:type="dxa" w:w="3408"/>
+          </w:tcPr>
+          <w:p>
+            <w:r>
+              <w:t>12/3 = 4</w:t>
+            </w:r>
+          </w:p>
+        </w:tc>
+        <w:tc>
+          <w:tcPr>
+            <w:tcW w:type="dxa" w:w="3408"/>
+          </w:tcPr>
+          <w:p>
+            <w:r>
+              <w:t>15/3 = 5</w:t>
+            </w:r>
+          </w:p>
+        </w:tc>
+      </w:tr>
+      <w:tr>
+        <w:tc>
+          <w:tcPr>
+            <w:tcW w:type="dxa" w:w="3408"/>
+          </w:tcPr>
+          <w:p>
+            <w:r>
+              <w:t>Input hash</w:t>
+            </w:r>
+          </w:p>
+        </w:tc>
+        <w:tc>
+          <w:tcPr>
+            <w:tcW w:type="dxa" w:w="3408"/>
+          </w:tcPr>
+          <w:p>
+            <w:r>
+              <w:t>Hash of original exact bytes</w:t>
+            </w:r>
+          </w:p>
+        </w:tc>
+        <w:tc>
+          <w:tcPr>
+            <w:tcW w:type="dxa" w:w="3408"/>
+          </w:tcPr>
+          <w:p>
+            <w:r>
+              <w:t>Different bytes produce a different recorded hash here</w:t>
+            </w:r>
+          </w:p>
+        </w:tc>
+      </w:tr>
+      <w:tr>
+        <w:tc>
+          <w:tcPr>
+            <w:tcW w:type="dxa" w:w="3408"/>
+          </w:tcPr>
+          <w:p>
+            <w:r>
+              <w:t>Script hash</w:t>
+            </w:r>
+          </w:p>
+        </w:tc>
+        <w:tc>
+          <w:tcPr>
+            <w:tcW w:type="dxa" w:w="3408"/>
+          </w:tcPr>
+          <w:p>
+            <w:r>
+              <w:t>Same recorded formula</w:t>
+            </w:r>
+          </w:p>
+        </w:tc>
+        <w:tc>
+          <w:tcPr>
+            <w:tcW w:type="dxa" w:w="3408"/>
+          </w:tcPr>
+          <w:p>
+            <w:r>
+              <w:t>Same recorded formula</w:t>
+            </w:r>
+          </w:p>
+        </w:tc>
+      </w:tr>
+      <w:tr>
+        <w:tc>
+          <w:tcPr>
+            <w:tcW w:type="dxa" w:w="3408"/>
+          </w:tcPr>
+          <w:p>
+            <w:r>
+              <w:t>Run identity</w:t>
+            </w:r>
+          </w:p>
+        </w:tc>
+        <w:tc>
+          <w:tcPr>
+            <w:tcW w:type="dxa" w:w="3408"/>
+          </w:tcPr>
+          <w:p>
+            <w:r>
+              <w:t>Retained original</w:t>
+            </w:r>
+          </w:p>
+        </w:tc>
+        <w:tc>
+          <w:tcPr>
+            <w:tcW w:type="dxa" w:w="3408"/>
+          </w:tcPr>
+          <w:p>
+            <w:r>
+              <w:t>New changed-input ID</w:t>
+            </w:r>
+          </w:p>
+        </w:tc>
+      </w:tr>
+      <w:tr>
+        <w:tc>
+          <w:tcPr>
+            <w:tcW w:type="dxa" w:w="3408"/>
+          </w:tcPr>
+          <w:p>
+            <w:r>
+              <w:t>Interpretation</w:t>
+            </w:r>
+          </w:p>
+        </w:tc>
+        <w:tc>
+          <w:tcPr>
+            <w:tcW w:type="dxa" w:w="3408"/>
+          </w:tcPr>
+          <w:p>
+            <w:r>
+              <w:t>Local calculation only</w:t>
+            </w:r>
+          </w:p>
+        </w:tc>
+        <w:tc>
+          <w:tcPr>
+            <w:tcW w:type="dxa" w:w="3408"/>
+          </w:tcPr>
+          <w:p>
+            <w:r>
+              <w:t>Not proof of an AI-model reproduction</w:t>
+            </w:r>
+          </w:p>
+        </w:tc>
+      </w:tr>
+    </w:tbl>
+    <w:p>
+      <w:pPr>
+        <w:pStyle w:val="Heading2"/>
+      </w:pPr>
+      <w:r>
+        <w:t>Predict the changed condition</w:t>
+      </w:r>
+    </w:p>
+    <w:p>
+      <w:pPr>
+        <w:pStyle w:val="ListBullet"/>
+      </w:pPr>
+      <w:r>
+        <w:t>Change one thing: The data file changes to 2,4,9. Predict the result before checking the explanation. What remains the same?</w:t>
+      </w:r>
+    </w:p>
+    <w:p>
+      <w:pPr>
+        <w:pStyle w:val="Heading2"/>
+      </w:pPr>
+      <w:r>
+        <w:t>Check after predicting · reference / check after trying</w:t>
+      </w:r>
+    </w:p>
+    <w:p>
+      <w:r>
+        <w:drawing>
+          <wp:inline xmlns:a="http://schemas.openxmlformats.org/drawingml/2006/main" xmlns:pic="http://schemas.openxmlformats.org/drawingml/2006/picture">
+            <wp:extent cx="5486400" cy="3026664"/>
+            <wp:docPr id="3" name="Picture 3" descr="Original case: Retain script version, environment description and data hash with the output. Changed condition: The data file changes to 2,4,9. Expected result: The mean becomes 15/3=5, and the saved input hash must change. Reason: The calculation is the same but its input records differ."/>
+            <wp:cNvGraphicFramePr>
+              <a:graphicFrameLocks noChangeAspect="1"/>
+            </wp:cNvGraphicFramePr>
+            <a:graphic>
+              <a:graphicData uri="http://schemas.openxmlformats.org/drawingml/2006/picture">
+                <pic:pic>
+                  <pic:nvPicPr>
+                    <pic:cNvPr id="0" name="academy-story-ai-7-24-04.png"/>
+                    <pic:cNvPicPr/>
+                  </pic:nvPicPr>
+                  <pic:blipFill>
+                    <a:blip r:embed="rId11"/>
+                    <a:stretch>
+                      <a:fillRect/>
+                    </a:stretch>
+                  </pic:blipFill>
+                  <pic:spPr>
+                    <a:xfrm>
+                      <a:off x="0" y="0"/>
+                      <a:ext cx="5486400" cy="3026664"/>
+                    </a:xfrm>
+                    <a:prstGeom prst="rect"/>
+                  </pic:spPr>
+                </pic:pic>
+              </a:graphicData>
+            </a:graphic>
+          </wp:inline>
+        </w:drawing>
+      </w:r>
+    </w:p>
+    <w:p>
+      <w:pPr>
+        <w:pStyle w:val="Heading2"/>
+      </w:pPr>
+      <w:r>
+        <w:t>Explain what remains unknown</w:t>
+      </w:r>
+    </w:p>
+    <w:p>
+      <w:pPr>
+        <w:pStyle w:val="ListBullet"/>
+      </w:pPr>
+      <w:r>
+        <w:t>Environment records support rerunning; they do not certify correct sampling, labels or scientific interpretation.</w:t>
+      </w:r>
+    </w:p>
+    <w:p>
+      <w:pPr>
+        <w:pStyle w:val="ListBullet"/>
+      </w:pPr>
+      <w:r>
+        <w:t>Read the labelled picture: Trace the recorded mean for 2,4,6 and its changed result for 2,4,9. Which artefacts must accompany the output so another team can identify the exact run?</w:t>
+      </w:r>
+    </w:p>
+    <w:p>
+      <w:pPr>
+        <w:pStyle w:val="Heading2"/>
+      </w:pPr>
+      <w:r>
+        <w:t>Earlier wording, alternatives and picture transcripts · reference / check after trying</w:t>
+      </w:r>
+    </w:p>
+    <w:p>
+      <w:pPr>
         <w:pStyle w:val="Heading3"/>
       </w:pPr>
       <w:r>
-        <w:t>What this example does not establish</w:t>
-      </w:r>
-    </w:p>
-    <w:p>
-      <w:pPr>
-        <w:pStyle w:val="Heading3"/>
-      </w:pPr>
-      <w:r>
-        <w:t>Keep the stated limit</w:t>
+        <w:t>Learn from the worked case</w:t>
       </w:r>
     </w:p>
     <w:p>
       <w:pPr>
         <w:spacing w:line="336" w:lineRule="auto" w:after="180"/>
-        <w:shd w:fill="FFF5E6"/>
       </w:pPr>
       <w:r>
         <w:rPr>
           <w:b w:val="0"/>
         </w:rPr>
-        <w:t>Environment records support rerunning; they do not certify correct sampling, labels or scientific interpretation.</w:t>
+        <w:t>Cover the result before checking it. Say what is given, choose the procedure, and follow one step at a time. Then uncover the result and explain your first mismatch. Ask why a step is allowed, not only what number it produces.</w:t>
       </w:r>
     </w:p>
     <w:p>
@@ -1319,31 +2112,7 @@
         <w:pStyle w:val="Heading3"/>
       </w:pPr>
       <w:r>
-        <w:t>Keep the stated limit</w:t>
-      </w:r>
-    </w:p>
-    <w:p>
-      <w:pPr>
-        <w:spacing w:line="336" w:lineRule="auto" w:after="180"/>
-        <w:shd w:fill="FFF5E6"/>
-      </w:pPr>
-      <w:r>
-        <w:rPr>
-          <w:b w:val="0"/>
-        </w:rPr>
-        <w:t xml:space="preserve">Read the labelled picture: Trace the recorded mean for 2,4,6 and its changed result for 2,4,9. Which artefacts must accompany the </w:t>
-      </w:r>
-      <w:r>
-        <w:rPr>
-          <w:b/>
-        </w:rPr>
-        <w:t>output</w:t>
-      </w:r>
-      <w:r>
-        <w:rPr>
-          <w:b w:val="0"/>
-        </w:rPr>
-        <w:t xml:space="preserve"> so another team can identify the exact run?</w:t>
+        <w:t>A pictorial worked case: Reproducible environment and records</w:t>
       </w:r>
     </w:p>
     <w:p>
@@ -1351,19 +2120,95 @@
         <w:pStyle w:val="Heading3"/>
       </w:pPr>
       <w:r>
-        <w:t>Keep the stated limit</w:t>
-      </w:r>
-    </w:p>
-    <w:p>
-      <w:pPr>
-        <w:spacing w:line="336" w:lineRule="auto" w:after="180"/>
-        <w:shd w:fill="FFF5E6"/>
-      </w:pPr>
-      <w:r>
-        <w:rPr>
-          <w:b w:val="0"/>
-        </w:rPr>
-        <w:t>Change one thing: The data file changes to 2,4,9. Predict the result before checking the explanation. What remains the same?</w:t>
+        <w:t>The facts we will use</w:t>
+      </w:r>
+    </w:p>
+    <w:p>
+      <w:r>
+        <w:drawing>
+          <wp:inline xmlns:a="http://schemas.openxmlformats.org/drawingml/2006/main" xmlns:pic="http://schemas.openxmlformats.org/drawingml/2006/picture">
+            <wp:extent cx="5486400" cy="3077029"/>
+            <wp:docPr id="4" name="Picture 4" descr="Recorded mean calculation"/>
+            <wp:cNvGraphicFramePr>
+              <a:graphicFrameLocks noChangeAspect="1"/>
+            </wp:cNvGraphicFramePr>
+            <a:graphic>
+              <a:graphicData uri="http://schemas.openxmlformats.org/drawingml/2006/picture">
+                <pic:pic>
+                  <pic:nvPicPr>
+                    <pic:cNvPr id="0" name="academy-detail-ai-7-24.png"/>
+                    <pic:cNvPicPr/>
+                  </pic:nvPicPr>
+                  <pic:blipFill>
+                    <a:blip r:embed="rId12"/>
+                    <a:stretch>
+                      <a:fillRect/>
+                    </a:stretch>
+                  </pic:blipFill>
+                  <pic:spPr>
+                    <a:xfrm>
+                      <a:off x="0" y="0"/>
+                      <a:ext cx="5486400" cy="3077029"/>
+                    </a:xfrm>
+                    <a:prstGeom prst="rect"/>
+                  </pic:spPr>
+                </pic:pic>
+              </a:graphicData>
+            </a:graphic>
+          </wp:inline>
+        </w:drawing>
+      </w:r>
+    </w:p>
+    <w:p>
+      <w:r>
+        <w:drawing>
+          <wp:inline xmlns:a="http://schemas.openxmlformats.org/drawingml/2006/main" xmlns:pic="http://schemas.openxmlformats.org/drawingml/2006/picture">
+            <wp:extent cx="5486400" cy="5225143"/>
+            <wp:docPr id="5" name="Picture 5" descr="Reproducible environment and records. Identify exact input: Use the three recorded values, not a similarly named edited file.. Trace calculation: Sum is 12; count is 3; mean is 4.. Save provenance: Retain script version, environment description and data hash with the output."/>
+            <wp:cNvGraphicFramePr>
+              <a:graphicFrameLocks noChangeAspect="1"/>
+            </wp:cNvGraphicFramePr>
+            <a:graphic>
+              <a:graphicData uri="http://schemas.openxmlformats.org/drawingml/2006/picture">
+                <pic:pic>
+                  <pic:nvPicPr>
+                    <pic:cNvPr id="0" name="academy-visual-ai-7-24.png"/>
+                    <pic:cNvPicPr/>
+                  </pic:nvPicPr>
+                  <pic:blipFill>
+                    <a:blip r:embed="rId13"/>
+                    <a:stretch>
+                      <a:fillRect/>
+                    </a:stretch>
+                  </pic:blipFill>
+                  <pic:spPr>
+                    <a:xfrm>
+                      <a:off x="0" y="0"/>
+                      <a:ext cx="5486400" cy="5225143"/>
+                    </a:xfrm>
+                    <a:prstGeom prst="rect"/>
+                  </pic:spPr>
+                </pic:pic>
+              </a:graphicData>
+            </a:graphic>
+          </wp:inline>
+        </w:drawing>
+      </w:r>
+    </w:p>
+    <w:p>
+      <w:pPr>
+        <w:pStyle w:val="Heading3"/>
+      </w:pPr>
+      <w:r>
+        <w:t>Why this result follows</w:t>
+      </w:r>
+    </w:p>
+    <w:p>
+      <w:pPr>
+        <w:pStyle w:val="Heading3"/>
+      </w:pPr>
+      <w:r>
+        <w:t>What this example does not establish</w:t>
       </w:r>
     </w:p>
     <w:p>
@@ -1371,12 +2216,20 @@
         <w:pStyle w:val="Heading1"/>
       </w:pPr>
       <w:r>
-        <w:t>07. Find and repair a mistake</w:t>
-      </w:r>
-    </w:p>
-    <w:p>
-      <w:r>
-        <w:t>Find the unsupported step in the Reproducible environment and records claim and explain a repair using the supplied evidence.</w:t>
+        <w:t>07. Find the first unsupported inference and repair it</w:t>
+      </w:r>
+    </w:p>
+    <w:p>
+      <w:r>
+        <w:t>Use the supplied conditions rather than inventing missing evidence.</w:t>
+      </w:r>
+    </w:p>
+    <w:p>
+      <w:pPr>
+        <w:pStyle w:val="Heading2"/>
+      </w:pPr>
+      <w:r>
+        <w:t>Original qualification and repair setup</w:t>
       </w:r>
     </w:p>
     <w:p>
@@ -1392,16 +2245,7 @@
     </w:p>
     <w:p>
       <w:pPr>
-        <w:pStyle w:val="Heading3"/>
-      </w:pPr>
-      <w:r>
-        <w:t>Check the claim against the facts</w:t>
-      </w:r>
-    </w:p>
-    <w:p>
-      <w:pPr>
         <w:spacing w:line="336" w:lineRule="auto" w:after="180"/>
-        <w:shd w:fill="FFF5E6"/>
       </w:pPr>
       <w:r>
         <w:rPr>
@@ -1413,7 +2257,6 @@
     <w:p>
       <w:pPr>
         <w:spacing w:line="336" w:lineRule="auto" w:after="180"/>
-        <w:shd w:fill="FFF5E6"/>
       </w:pPr>
       <w:r>
         <w:rPr>
@@ -1436,6 +2279,234 @@
     </w:p>
     <w:p>
       <w:pPr>
+        <w:pStyle w:val="Heading2"/>
+      </w:pPr>
+      <w:r>
+        <w:t>Complete boundary and misconception probes</w:t>
+      </w:r>
+    </w:p>
+    <w:tbl>
+      <w:tblPr>
+        <w:tblStyle w:val="LightShading-Accent1"/>
+        <w:tblW w:type="auto" w:w="0"/>
+        <w:tblLook w:firstColumn="1" w:firstRow="1" w:lastColumn="0" w:lastRow="0" w:noHBand="0" w:noVBand="1" w:val="04A0"/>
+      </w:tblPr>
+      <w:tblGrid>
+        <w:gridCol w:w="5112"/>
+        <w:gridCol w:w="5112"/>
+      </w:tblGrid>
+      <w:tr>
+        <w:trPr>
+          <w:tblHeader/>
+        </w:trPr>
+        <w:tc>
+          <w:tcPr>
+            <w:tcW w:type="dxa" w:w="5112"/>
+          </w:tcPr>
+          <w:p>
+            <w:r>
+              <w:t>Reproducibility audit</w:t>
+            </w:r>
+          </w:p>
+        </w:tc>
+        <w:tc>
+          <w:tcPr>
+            <w:tcW w:type="dxa" w:w="5112"/>
+          </w:tcPr>
+          <w:p>
+            <w:r>
+              <w:t>Checked interpretation</w:t>
+            </w:r>
+          </w:p>
+        </w:tc>
+      </w:tr>
+      <w:tr>
+        <w:tc>
+          <w:tcPr>
+            <w:tcW w:type="dxa" w:w="5112"/>
+          </w:tcPr>
+          <w:p>
+            <w:r>
+              <w:t>Seed and final score only</w:t>
+            </w:r>
+          </w:p>
+        </w:tc>
+        <w:tc>
+          <w:tcPr>
+            <w:tcW w:type="dxa" w:w="5112"/>
+          </w:tcPr>
+          <w:p>
+            <w:r>
+              <w:t>Missing materials prevent establishing replay</w:t>
+            </w:r>
+          </w:p>
+        </w:tc>
+      </w:tr>
+      <w:tr>
+        <w:tc>
+          <w:tcPr>
+            <w:tcW w:type="dxa" w:w="5112"/>
+          </w:tcPr>
+          <w:p>
+            <w:r>
+              <w:t>Same seed, different preprocessing</w:t>
+            </w:r>
+          </w:p>
+        </w:tc>
+        <w:tc>
+          <w:tcPr>
+            <w:tcW w:type="dxa" w:w="5112"/>
+          </w:tcPr>
+          <w:p>
+            <w:r>
+              <w:t>Not the same recorded procedure</w:t>
+            </w:r>
+          </w:p>
+        </w:tc>
+      </w:tr>
+      <w:tr>
+        <w:tc>
+          <w:tcPr>
+            <w:tcW w:type="dxa" w:w="5112"/>
+          </w:tcPr>
+          <w:p>
+            <w:r>
+              <w:t>Data content changes</w:t>
+            </w:r>
+          </w:p>
+        </w:tc>
+        <w:tc>
+          <w:tcPr>
+            <w:tcW w:type="dxa" w:w="5112"/>
+          </w:tcPr>
+          <w:p>
+            <w:r>
+              <w:t>Retain original and record changed input/version/run</w:t>
+            </w:r>
+          </w:p>
+        </w:tc>
+      </w:tr>
+      <w:tr>
+        <w:tc>
+          <w:tcPr>
+            <w:tcW w:type="dxa" w:w="5112"/>
+          </w:tcPr>
+          <w:p>
+            <w:r>
+              <w:t>Hash matches</w:t>
+            </w:r>
+          </w:p>
+        </w:tc>
+        <w:tc>
+          <w:tcPr>
+            <w:tcW w:type="dxa" w:w="5112"/>
+          </w:tcPr>
+          <w:p>
+            <w:r>
+              <w:t>Checks recorded bytes, not scientific correctness or source history</w:t>
+            </w:r>
+          </w:p>
+        </w:tc>
+      </w:tr>
+      <w:tr>
+        <w:tc>
+          <w:tcPr>
+            <w:tcW w:type="dxa" w:w="5112"/>
+          </w:tcPr>
+          <w:p>
+            <w:r>
+              <w:t>Same output from two runs</w:t>
+            </w:r>
+          </w:p>
+        </w:tc>
+        <w:tc>
+          <w:tcPr>
+            <w:tcW w:type="dxa" w:w="5112"/>
+          </w:tcPr>
+          <w:p>
+            <w:r>
+              <w:t>Different inputs can share outputs; output alone does not identify a run</w:t>
+            </w:r>
+          </w:p>
+        </w:tc>
+      </w:tr>
+      <w:tr>
+        <w:tc>
+          <w:tcPr>
+            <w:tcW w:type="dxa" w:w="5112"/>
+          </w:tcPr>
+          <w:p>
+            <w:r>
+              <w:t>Environment list provided</w:t>
+            </w:r>
+          </w:p>
+        </w:tc>
+        <w:tc>
+          <w:tcPr>
+            <w:tcW w:type="dxa" w:w="5112"/>
+          </w:tcPr>
+          <w:p>
+            <w:r>
+              <w:t>Still needs materials and execution evidence</w:t>
+            </w:r>
+          </w:p>
+        </w:tc>
+      </w:tr>
+      <w:tr>
+        <w:tc>
+          <w:tcPr>
+            <w:tcW w:type="dxa" w:w="5112"/>
+          </w:tcPr>
+          <w:p>
+            <w:r>
+              <w:t>Tiny mean re-executed locally</w:t>
+            </w:r>
+          </w:p>
+        </w:tc>
+        <w:tc>
+          <w:tcPr>
+            <w:tcW w:type="dxa" w:w="5112"/>
+          </w:tcPr>
+          <w:p>
+            <w:r>
+              <w:t>A demonstrated local replay, not an independent full-study reproduction</w:t>
+            </w:r>
+          </w:p>
+        </w:tc>
+      </w:tr>
+      <w:tr>
+        <w:tc>
+          <w:tcPr>
+            <w:tcW w:type="dxa" w:w="5112"/>
+          </w:tcPr>
+          <w:p>
+            <w:r>
+              <w:t>New run overwrites old ID</w:t>
+            </w:r>
+          </w:p>
+        </w:tc>
+        <w:tc>
+          <w:tcPr>
+            <w:tcW w:type="dxa" w:w="5112"/>
+          </w:tcPr>
+          <w:p>
+            <w:r>
+              <w:t>Breaks traceability; preserve both versions and lineage</w:t>
+            </w:r>
+          </w:p>
+        </w:tc>
+      </w:tr>
+    </w:tbl>
+    <w:p>
+      <w:pPr>
+        <w:pStyle w:val="Heading2"/>
+      </w:pPr>
+      <w:r>
+        <w:t>Write and justify the repair</w:t>
+      </w:r>
+    </w:p>
+    <w:p>
+      <w:pPr>
         <w:pStyle w:val="Heading3"/>
       </w:pPr>
       <w:r>
@@ -1469,32 +2540,93 @@
     </w:p>
     <w:p>
       <w:pPr>
+        <w:pStyle w:val="ListBullet"/>
+      </w:pPr>
+      <w:r>
+        <w:t>A report omits this qualification: Reproducibility supports checking the computation, not automatic validity of the research claim. Explain how omitting it could change a reader's interpretation, and write an accurate replacement.</w:t>
+      </w:r>
+    </w:p>
+    <w:p>
+      <w:pPr>
         <w:pStyle w:val="Heading3"/>
       </w:pPr>
       <w:r>
+        <w:t>State one repair and the checks you would rerun.</w:t>
+      </w:r>
+    </w:p>
+    <w:p>
+      <w:r>
+        <w:t>________________________________________________________________</w:t>
+      </w:r>
+    </w:p>
+    <w:p>
+      <w:r>
+        <w:t>________________________________________________________________</w:t>
+      </w:r>
+    </w:p>
+    <w:p>
+      <w:r>
+        <w:t>________________________________________________________________</w:t>
+      </w:r>
+    </w:p>
+    <w:p>
+      <w:r>
+        <w:t>________________________________________________________________</w:t>
+      </w:r>
+    </w:p>
+    <w:p>
+      <w:r>
+        <w:t>________________________________________________________________</w:t>
+      </w:r>
+    </w:p>
+    <w:p>
+      <w:r>
+        <w:t>________________________________________________________________</w:t>
+      </w:r>
+    </w:p>
+    <w:p>
+      <w:pPr>
+        <w:pStyle w:val="Heading2"/>
+      </w:pPr>
+      <w:r>
+        <w:t>Earlier wording, alternatives and picture transcripts · reference / check after trying</w:t>
+      </w:r>
+    </w:p>
+    <w:p>
+      <w:pPr>
+        <w:pStyle w:val="Heading3"/>
+      </w:pPr>
+      <w:r>
         <w:t>Locate the earliest unsupported step</w:t>
       </w:r>
     </w:p>
     <w:p>
       <w:pPr>
-        <w:spacing w:line="336" w:lineRule="auto" w:after="180"/>
-      </w:pPr>
-      <w:r>
-        <w:rPr>
-          <w:b w:val="0"/>
-        </w:rPr>
-        <w:t>A report omits this qualification: Reproducibility supports checking the computation, not automatic validity of the research claim.</w:t>
-      </w:r>
-    </w:p>
-    <w:p>
-      <w:pPr>
-        <w:spacing w:line="336" w:lineRule="auto" w:after="180"/>
-      </w:pPr>
-      <w:r>
-        <w:rPr>
-          <w:b w:val="0"/>
-        </w:rPr>
-        <w:t>Explain how omitting it could change a reader's interpretation, and write an accurate replacement.</w:t>
+        <w:pStyle w:val="Heading1"/>
+      </w:pPr>
+      <w:r>
+        <w:t>08. Practise the mechanism with progressively less help</w:t>
+      </w:r>
+    </w:p>
+    <w:p>
+      <w:r>
+        <w:t>Keep the selected independent case for a first attempt.</w:t>
+      </w:r>
+    </w:p>
+    <w:p>
+      <w:pPr>
+        <w:pStyle w:val="Heading2"/>
+      </w:pPr>
+      <w:r>
+        <w:t>Shared explanation</w:t>
+      </w:r>
+    </w:p>
+    <w:p>
+      <w:pPr>
+        <w:pStyle w:val="ListBullet"/>
+      </w:pPr>
+      <w:r>
+        <w:t>Explain the weekly mechanism in your own words. Use the worked scenario to name its input, decision rule and output.</w:t>
       </w:r>
     </w:p>
     <w:p>
@@ -1502,7 +2634,7 @@
         <w:pStyle w:val="Heading3"/>
       </w:pPr>
       <w:r>
-        <w:t>State one repair and the checks you would rerun.</w:t>
+        <w:t>Guided: restate the worked result, then name the assumption or limitation that prevents a broader conclusion.</w:t>
       </w:r>
     </w:p>
     <w:p>
@@ -1531,79 +2663,19 @@
       </w:r>
     </w:p>
     <w:p>
+      <w:pPr>
+        <w:pStyle w:val="Heading3"/>
+      </w:pPr>
+      <w:r>
+        <w:t>Explain your prediction to a partner before comparing results.</w:t>
+      </w:r>
+    </w:p>
+    <w:p>
       <w:r>
         <w:t>________________________________________________________________</w:t>
       </w:r>
     </w:p>
     <w:p>
-      <w:pPr>
-        <w:pStyle w:val="Heading1"/>
-      </w:pPr>
-      <w:r>
-        <w:t>08. Practise together</w:t>
-      </w:r>
-    </w:p>
-    <w:p>
-      <w:r>
-        <w:t>Practise Reproducible environment and records with support, then explain the deciding step in your own words.</w:t>
-      </w:r>
-    </w:p>
-    <w:p>
-      <w:pPr>
-        <w:spacing w:line="336" w:lineRule="auto" w:after="180"/>
-      </w:pPr>
-      <w:r>
-        <w:rPr>
-          <w:b w:val="0"/>
-        </w:rPr>
-        <w:t xml:space="preserve">Explain the weekly </w:t>
-      </w:r>
-      <w:r>
-        <w:rPr>
-          <w:b/>
-        </w:rPr>
-        <w:t>mechanism</w:t>
-      </w:r>
-      <w:r>
-        <w:rPr>
-          <w:b w:val="0"/>
-        </w:rPr>
-        <w:t xml:space="preserve"> in your own words. Use the worked scenario to name its </w:t>
-      </w:r>
-      <w:r>
-        <w:rPr>
-          <w:b/>
-        </w:rPr>
-        <w:t>input</w:t>
-      </w:r>
-      <w:r>
-        <w:rPr>
-          <w:b w:val="0"/>
-        </w:rPr>
-        <w:t xml:space="preserve">, decision rule and </w:t>
-      </w:r>
-      <w:r>
-        <w:rPr>
-          <w:b/>
-        </w:rPr>
-        <w:t>output</w:t>
-      </w:r>
-      <w:r>
-        <w:rPr>
-          <w:b w:val="0"/>
-        </w:rPr>
-        <w:t>.</w:t>
-      </w:r>
-    </w:p>
-    <w:p>
-      <w:pPr>
-        <w:pStyle w:val="Heading3"/>
-      </w:pPr>
-      <w:r>
-        <w:t>Guided: restate the worked result, then name the assumption or limitation that prevents a broader conclusion.</w:t>
-      </w:r>
-    </w:p>
-    <w:p>
       <w:r>
         <w:t>________________________________________________________________</w:t>
       </w:r>
@@ -1619,49 +2691,11 @@
       </w:r>
     </w:p>
     <w:p>
-      <w:r>
-        <w:t>________________________________________________________________</w:t>
-      </w:r>
-    </w:p>
-    <w:p>
-      <w:r>
-        <w:t>________________________________________________________________</w:t>
-      </w:r>
-    </w:p>
-    <w:p>
-      <w:pPr>
-        <w:pStyle w:val="Heading3"/>
-      </w:pPr>
-      <w:r>
-        <w:t>Explain your prediction to a partner before comparing results.</w:t>
-      </w:r>
-    </w:p>
-    <w:p>
-      <w:r>
-        <w:t>________________________________________________________________</w:t>
-      </w:r>
-    </w:p>
-    <w:p>
-      <w:r>
-        <w:t>________________________________________________________________</w:t>
-      </w:r>
-    </w:p>
-    <w:p>
-      <w:r>
-        <w:t>________________________________________________________________</w:t>
-      </w:r>
-    </w:p>
-    <w:p>
-      <w:r>
-        <w:t>________________________________________________________________</w:t>
-      </w:r>
-    </w:p>
-    <w:p>
-      <w:pPr>
-        <w:pStyle w:val="Heading3"/>
-      </w:pPr>
-      <w:r>
-        <w:t>Practise with less help: Trace the worked case</w:t>
+      <w:pPr>
+        <w:pStyle w:val="Heading2"/>
+      </w:pPr>
+      <w:r>
+        <w:t>Supported workbook trace</w:t>
       </w:r>
     </w:p>
     <w:p>
@@ -1779,82 +2813,49 @@
     </w:p>
     <w:p>
       <w:pPr>
+        <w:pStyle w:val="Heading2"/>
+      </w:pPr>
+      <w:r>
+        <w:t>Individual scope check</w:t>
+      </w:r>
+    </w:p>
+    <w:p>
+      <w:pPr>
+        <w:pStyle w:val="ListBullet"/>
+      </w:pPr>
+      <w:r>
+        <w:t>Use the worked case for Reproducible environment and records. Proposed explanation: “The worked result establishes every future case”. Decide whether this explanation is supported. Point to the step or supplied fact that decides; explain your repair if needed.</w:t>
+      </w:r>
+    </w:p>
+    <w:p>
+      <w:pPr>
+        <w:pStyle w:val="ListBullet"/>
+      </w:pPr>
+      <w:r>
+        <w:t>Answer on your own before discussion. If you are unsure, say which step you need help with.</w:t>
+      </w:r>
+    </w:p>
+    <w:p>
+      <w:pPr>
+        <w:pStyle w:val="Heading2"/>
+      </w:pPr>
+      <w:r>
+        <w:t>Picture response</w:t>
+      </w:r>
+    </w:p>
+    <w:p>
+      <w:pPr>
+        <w:pStyle w:val="ListBullet"/>
+      </w:pPr>
+      <w:r>
+        <w:t>Trace the recorded mean for 2,4,6 and its changed result for 2,4,9. Which artefacts must accompany the output so another team can identify the exact run?</w:t>
+      </w:r>
+    </w:p>
+    <w:p>
+      <w:pPr>
         <w:pStyle w:val="Heading3"/>
       </w:pPr>
       <w:r>
-        <w:t>Check your reasoning</w:t>
-      </w:r>
-    </w:p>
-    <w:p>
-      <w:pPr>
-        <w:spacing w:line="336" w:lineRule="auto" w:after="180"/>
-      </w:pPr>
-      <w:r>
-        <w:rPr>
-          <w:b w:val="0"/>
-        </w:rPr>
-        <w:t>Use the worked case for Reproducible environment and records. Proposed explanation: “The worked result establishes every future case”. Decide whether this explanation is supported.</w:t>
-      </w:r>
-    </w:p>
-    <w:p>
-      <w:pPr>
-        <w:spacing w:line="336" w:lineRule="auto" w:after="180"/>
-      </w:pPr>
-      <w:r>
-        <w:rPr>
-          <w:b w:val="0"/>
-        </w:rPr>
-        <w:t>Point to the step or supplied fact that decides; explain your repair if needed.</w:t>
-      </w:r>
-    </w:p>
-    <w:p>
-      <w:pPr>
-        <w:spacing w:line="336" w:lineRule="auto" w:after="180"/>
-      </w:pPr>
-      <w:r>
-        <w:rPr>
-          <w:b w:val="0"/>
-        </w:rPr>
-        <w:t>Answer on your own before discussion. If you are unsure, say which step you need help with.</w:t>
-      </w:r>
-    </w:p>
-    <w:p>
-      <w:pPr>
-        <w:pStyle w:val="Heading3"/>
-      </w:pPr>
-      <w:r>
-        <w:t>Explain the picture</w:t>
-      </w:r>
-    </w:p>
-    <w:p>
-      <w:pPr>
-        <w:spacing w:line="336" w:lineRule="auto" w:after="180"/>
-        <w:shd w:fill="F5F1FB"/>
-      </w:pPr>
-      <w:r>
-        <w:rPr>
-          <w:b w:val="0"/>
-        </w:rPr>
-        <w:t xml:space="preserve">Trace the recorded mean for 2,4,6 and its changed result for 2,4,9. Which artefacts must accompany the </w:t>
-      </w:r>
-      <w:r>
-        <w:rPr>
-          <w:b/>
-        </w:rPr>
-        <w:t>output</w:t>
-      </w:r>
-      <w:r>
-        <w:rPr>
-          <w:b w:val="0"/>
-        </w:rPr>
-        <w:t xml:space="preserve"> so another team can identify the exact run?</w:t>
-      </w:r>
-    </w:p>
-    <w:p>
-      <w:pPr>
-        <w:pStyle w:val="Heading3"/>
-      </w:pPr>
-      <w:r>
         <w:t>My explanation using a pictured step and the given facts</w:t>
       </w:r>
     </w:p>
@@ -1876,6 +2877,14 @@
     <w:p>
       <w:r>
         <w:t>________________________________________________________________</w:t>
+      </w:r>
+    </w:p>
+    <w:p>
+      <w:pPr>
+        <w:pStyle w:val="Heading2"/>
+      </w:pPr>
+      <w:r>
+        <w:t>Reserve the independent task</w:t>
       </w:r>
     </w:p>
     <w:p>
@@ -1891,23 +2900,55 @@
     </w:p>
     <w:p>
       <w:pPr>
+        <w:pStyle w:val="Heading2"/>
+      </w:pPr>
+      <w:r>
+        <w:t>Earlier wording, alternatives and picture transcripts · reference / check after trying</w:t>
+      </w:r>
+    </w:p>
+    <w:p>
+      <w:pPr>
+        <w:pStyle w:val="Heading3"/>
+      </w:pPr>
+      <w:r>
+        <w:t>Practise with less help: Trace the worked case</w:t>
+      </w:r>
+    </w:p>
+    <w:p>
+      <w:pPr>
+        <w:pStyle w:val="Heading3"/>
+      </w:pPr>
+      <w:r>
+        <w:t>Check your reasoning</w:t>
+      </w:r>
+    </w:p>
+    <w:p>
+      <w:pPr>
+        <w:pStyle w:val="Heading3"/>
+      </w:pPr>
+      <w:r>
+        <w:t>Explain the picture</w:t>
+      </w:r>
+    </w:p>
+    <w:p>
+      <w:pPr>
         <w:pStyle w:val="Heading1"/>
       </w:pPr>
       <w:r>
-        <w:t>09. Run the investigation</w:t>
-      </w:r>
-    </w:p>
-    <w:p>
-      <w:r>
-        <w:t>Investigate Reproducible environment and records. Record the prediction, actual observation or labelled paper trace, explanation and next test separately.</w:t>
-      </w:r>
-    </w:p>
-    <w:p>
-      <w:pPr>
-        <w:pStyle w:val="Heading3"/>
-      </w:pPr>
-      <w:r>
-        <w:t>Predict, investigate and preserve the evidence</w:t>
+        <w:t>09. Investigate, record the evidence and check the limits</w:t>
+      </w:r>
+    </w:p>
+    <w:p>
+      <w:r>
+        <w:t>Distinguish a prediction, a paper trace and an actual local execution.</w:t>
+      </w:r>
+    </w:p>
+    <w:p>
+      <w:pPr>
+        <w:pStyle w:val="Heading2"/>
+      </w:pPr>
+      <w:r>
+        <w:t>Current investigation</w:t>
       </w:r>
     </w:p>
     <w:p>
@@ -1918,7 +2959,102 @@
         <w:rPr>
           <w:b w:val="0"/>
         </w:rPr>
-        <w:t>Folder contains seed42 and final-score.txt, but no dataset, code or dependency record. Show the intermediate steps and give the conclusion with its scope.</w:t>
+        <w:t>Folder contains seed 42 and final-score.txt, but no dataset, code or dependency record. Show the intermediate steps and give the conclusion with its scope.</w:t>
+      </w:r>
+    </w:p>
+    <w:p>
+      <w:pPr>
+        <w:pStyle w:val="Heading2"/>
+      </w:pPr>
+      <w:r>
+        <w:t>Complete investigation instructions</w:t>
+      </w:r>
+    </w:p>
+    <w:p>
+      <w:r>
+        <w:rPr>
+          <w:rFonts w:ascii="Courier New" w:hAnsi="Courier New"/>
+          <w:sz w:val="18"/>
+        </w:rPr>
+        <w:t>"""Replay a tiny self-contained calculation in memory; no external experiment."""</w:t>
+        <w:br/>
+        <w:t>import hashlib</w:t>
+        <w:br/>
+        <w:t>import sys</w:t>
+        <w:br/>
+        <w:t>from fractions import Fraction</w:t>
+        <w:br/>
+        <w:t>SCRIPT='''from fractions import Fraction</w:t>
+        <w:br/>
+        <w:br/>
+        <w:t>def mean_csv(text):</w:t>
+        <w:br/>
+        <w:t xml:space="preserve">    parts=text.strip().split(',')</w:t>
+        <w:br/>
+        <w:t xml:space="preserve">    if not parts or any(not p.strip() for p in parts):</w:t>
+        <w:br/>
+        <w:t xml:space="preserve">        raise ValueError('nonempty comma-separated integer values required')</w:t>
+        <w:br/>
+        <w:t xml:space="preserve">    values=[int(p) for p in parts]</w:t>
+        <w:br/>
+        <w:t xml:space="preserve">    return Fraction(sum(values),len(values))</w:t>
+        <w:br/>
+        <w:t>'''</w:t>
+        <w:br/>
+        <w:t>namespace={};exec(SCRIPT,namespace)</w:t>
+        <w:br/>
+        <w:t>def record(run_id,data_text):</w:t>
+        <w:br/>
+        <w:t xml:space="preserve"> if not isinstance(run_id,str) or not run_id:raise ValueError('run ID required')</w:t>
+        <w:br/>
+        <w:t xml:space="preserve"> if not isinstance(data_text,str):raise ValueError('explicit input bytes required')</w:t>
+        <w:br/>
+        <w:t xml:space="preserve"> data_bytes=data_text.encode('utf-8');script_bytes=SCRIPT.encode('utf-8')</w:t>
+        <w:br/>
+        <w:t xml:space="preserve"> return {'run_id':run_id,'data_text':data_text,'script_text':SCRIPT,</w:t>
+        <w:br/>
+        <w:t xml:space="preserve">         'data_sha256':hashlib.sha256(data_bytes).hexdigest(),</w:t>
+        <w:br/>
+        <w:t xml:space="preserve">         'script_sha256':hashlib.sha256(script_bytes).hexdigest(),</w:t>
+        <w:br/>
+        <w:t xml:space="preserve">         'python_runtime':sys.version,'dependencies':'Python standard library only',</w:t>
+        <w:br/>
+        <w:t xml:space="preserve">         'metric':'exact arithmetic mean of parsed integers','randomness':'none used',</w:t>
+        <w:br/>
+        <w:t xml:space="preserve">         'raw_output':str(namespace['mean_csv'](data_text))}</w:t>
+        <w:br/>
+        <w:t>original=record('demo-original','2,4,6\n');changed=record('demo-changed','2,4,9\n')</w:t>
+        <w:br/>
+        <w:t>assert original['raw_output']=='4' and changed['raw_output']=='5'</w:t>
+        <w:br/>
+        <w:t>assert original['data_sha256']!=changed['data_sha256'] and original['script_sha256']==changed['script_sha256']</w:t>
+        <w:br/>
+        <w:t>assert record('demo-replay',original['data_text'])['raw_output']==original['raw_output']</w:t>
+        <w:br/>
+        <w:t>print('Original local in-memory run record:',original)</w:t>
+        <w:br/>
+        <w:t>print('Changed local in-memory run record:',changed)</w:t>
+        <w:br/>
+        <w:t>print('Changed input gets a different run ID; original record retained. Hashes describe these exact bytes only.')</w:t>
+        <w:br/>
+        <w:t>print('This is an actual tiny local calculation, not an independent reproduction of an AI model, evidence of good sampling or proof that the recorded formula answers a scientific question.')</w:t>
+        <w:br/>
+      </w:r>
+    </w:p>
+    <w:p>
+      <w:pPr>
+        <w:pStyle w:val="ListNumber"/>
+      </w:pPr>
+      <w:r>
+        <w:t>First audit the seed-and-score folder on paper: name each missing artifact and state that replay is not established. Then predict the two supplied means before running or tracing the complete local demonstration. It executes its recorded formula on exact in-memory text, computes input and script hashes, and captures the actual Python runtime. The original and changed records remain separate, with outputs four and five. This performs no network requests or external file collection, and it is not a replay of the missing AI experiment. A hash does not validate the method or authorize access to unavailable materials. Preserve the independent preprocessing/version scenario for its first attempt.</w:t>
+      </w:r>
+    </w:p>
+    <w:p>
+      <w:pPr>
+        <w:pStyle w:val="Heading2"/>
+      </w:pPr>
+      <w:r>
+        <w:t>Evidence record and reflection</w:t>
       </w:r>
     </w:p>
     <w:tbl>
@@ -2070,14 +3206,6 @@
     </w:p>
     <w:p>
       <w:pPr>
-        <w:pStyle w:val="Heading3"/>
-      </w:pPr>
-      <w:r>
-        <w:t>Plan → try → check</w:t>
-      </w:r>
-    </w:p>
-    <w:p>
-      <w:pPr>
         <w:spacing w:line="336" w:lineRule="auto" w:after="180"/>
       </w:pPr>
       <w:r>
@@ -2089,23 +3217,47 @@
     </w:p>
     <w:p>
       <w:pPr>
+        <w:pStyle w:val="Heading2"/>
+      </w:pPr>
+      <w:r>
+        <w:t>Earlier wording, alternatives and picture transcripts · reference / check after trying</w:t>
+      </w:r>
+    </w:p>
+    <w:p>
+      <w:pPr>
+        <w:pStyle w:val="Heading3"/>
+      </w:pPr>
+      <w:r>
+        <w:t>Predict, investigate and preserve the evidence</w:t>
+      </w:r>
+    </w:p>
+    <w:p>
+      <w:pPr>
+        <w:pStyle w:val="Heading3"/>
+      </w:pPr>
+      <w:r>
+        <w:t>Plan → try → check</w:t>
+      </w:r>
+    </w:p>
+    <w:p>
+      <w:pPr>
         <w:pStyle w:val="Heading1"/>
       </w:pPr>
       <w:r>
-        <w:t>10. Build your understanding</w:t>
-      </w:r>
-    </w:p>
-    <w:p>
-      <w:r>
-        <w:t>Move from recall to tracing, diagnosis and transfer in Reproducible environment and records. Explain why each step is justified.</w:t>
-      </w:r>
-    </w:p>
-    <w:p>
-      <w:pPr>
-        <w:pStyle w:val="Heading3"/>
-      </w:pPr>
-      <w:r>
-        <w:t>Explain → apply → challenge</w:t>
+        <w:t>14. Try the selected new case independently</w:t>
+      </w:r>
+    </w:p>
+    <w:p>
+      <w:r>
+        <w:t>Explain which original and changed artifacts, versions and run identities must be retained when preprocessing and data both change.</w:t>
+      </w:r>
+    </w:p>
+    <w:p>
+      <w:pPr>
+        <w:pStyle w:val="Heading2"/>
+      </w:pPr>
+      <w:r>
+        <w:t>Complete independent task</w:t>
       </w:r>
     </w:p>
     <w:p>
@@ -2116,87 +3268,217 @@
         <w:rPr>
           <w:b w:val="0"/>
         </w:rPr>
-        <w:t xml:space="preserve">Explain the weekly </w:t>
+        <w:t>Partner changes pre</w:t>
       </w:r>
       <w:r>
         <w:rPr>
           <w:b/>
         </w:rPr>
-        <w:t>mechanism</w:t>
+        <w:t>process</w:t>
       </w:r>
       <w:r>
         <w:rPr>
           <w:b w:val="0"/>
         </w:rPr>
-        <w:t xml:space="preserve"> in your own words. Use the worked scenario to name its </w:t>
+        <w:t>ing and data version while keeping old run ID. What must be preserved?</w:t>
+      </w:r>
+    </w:p>
+    <w:p>
+      <w:pPr>
+        <w:pStyle w:val="Heading2"/>
+      </w:pPr>
+      <w:r>
+        <w:t>First attempt and support record</w:t>
+      </w:r>
+    </w:p>
+    <w:p>
+      <w:pPr>
+        <w:pStyle w:val="Heading3"/>
+      </w:pPr>
+      <w:r>
+        <w:t>My independent explanation, trace and limits</w:t>
+      </w:r>
+    </w:p>
+    <w:p>
+      <w:r>
+        <w:t>________________________________________________________________</w:t>
+      </w:r>
+    </w:p>
+    <w:p>
+      <w:r>
+        <w:t>________________________________________________________________</w:t>
+      </w:r>
+    </w:p>
+    <w:p>
+      <w:r>
+        <w:t>________________________________________________________________</w:t>
+      </w:r>
+    </w:p>
+    <w:p>
+      <w:r>
+        <w:t>________________________________________________________________</w:t>
+      </w:r>
+    </w:p>
+    <w:p>
+      <w:r>
+        <w:t>________________________________________________________________</w:t>
+      </w:r>
+    </w:p>
+    <w:p>
+      <w:r>
+        <w:t>________________________________________________________________</w:t>
+      </w:r>
+    </w:p>
+    <w:p>
+      <w:r>
+        <w:t>________________________________________________________________</w:t>
+      </w:r>
+    </w:p>
+    <w:p>
+      <w:pPr>
+        <w:spacing w:line="336" w:lineRule="auto" w:after="180"/>
+      </w:pPr>
+      <w:r>
+        <w:rPr>
+          <w:b w:val="0"/>
+        </w:rPr>
+        <w:t>Attempt this case before feedback. Record any help. Earlier examples below are further practice; a case already practised with feedback cannot establish fresh transfer.</w:t>
+      </w:r>
+    </w:p>
+    <w:p>
+      <w:pPr>
+        <w:pStyle w:val="Heading2"/>
+      </w:pPr>
+      <w:r>
+        <w:t>Feedback after trying</w:t>
+      </w:r>
+    </w:p>
+    <w:p>
+      <w:pPr>
+        <w:spacing w:line="336" w:lineRule="auto" w:after="180"/>
+      </w:pPr>
+      <w:r>
+        <w:rPr>
+          <w:b w:val="0"/>
+        </w:rPr>
+        <w:t>Attempt the independent case before hints. Record whether you worked alone, used a hint or followed a model. After feedback, fix the first unsupported step and explain why it changed.</w:t>
+      </w:r>
+    </w:p>
+    <w:p>
+      <w:pPr>
+        <w:spacing w:line="336" w:lineRule="auto" w:after="180"/>
+      </w:pPr>
+      <w:r>
+        <w:rPr>
+          <w:b w:val="0"/>
+        </w:rPr>
+        <w:t>A later check uses a changed case, not a copied answer.</w:t>
+      </w:r>
+    </w:p>
+    <w:p>
+      <w:pPr>
+        <w:pStyle w:val="Heading2"/>
+      </w:pPr>
+      <w:r>
+        <w:t>Earlier wording, alternatives and picture transcripts · reference / check after trying</w:t>
+      </w:r>
+    </w:p>
+    <w:p>
+      <w:pPr>
+        <w:pStyle w:val="Heading3"/>
+      </w:pPr>
+      <w:r>
+        <w:t>Independent case: Apply a new case independently</w:t>
+      </w:r>
+    </w:p>
+    <w:p>
+      <w:pPr>
+        <w:pStyle w:val="Heading3"/>
+      </w:pPr>
+      <w:r>
+        <w:t>Attempt this without hints</w:t>
+      </w:r>
+    </w:p>
+    <w:p>
+      <w:pPr>
+        <w:spacing w:line="336" w:lineRule="auto" w:after="180"/>
+      </w:pPr>
+      <w:r>
+        <w:rPr>
+          <w:b w:val="0"/>
+        </w:rPr>
+        <w:t>Partner changes pre</w:t>
       </w:r>
       <w:r>
         <w:rPr>
           <w:b/>
         </w:rPr>
-        <w:t>input</w:t>
+        <w:t>process</w:t>
       </w:r>
       <w:r>
         <w:rPr>
           <w:b w:val="0"/>
         </w:rPr>
-        <w:t xml:space="preserve">, decision rule and </w:t>
-      </w:r>
-      <w:r>
-        <w:rPr>
-          <w:b/>
-        </w:rPr>
-        <w:t>output</w:t>
-      </w:r>
+        <w:t>ing and data version while keeping old run ID. What must be preserved?</w:t>
+      </w:r>
+    </w:p>
+    <w:p>
+      <w:pPr>
+        <w:pStyle w:val="Heading3"/>
+      </w:pPr>
+      <w:r>
+        <w:t>My independent procedure, result and limitation</w:t>
+      </w:r>
+    </w:p>
+    <w:p>
+      <w:r>
+        <w:t>________________________________________________________________</w:t>
+      </w:r>
+    </w:p>
+    <w:p>
+      <w:r>
+        <w:t>________________________________________________________________</w:t>
+      </w:r>
+    </w:p>
+    <w:p>
+      <w:r>
+        <w:t>________________________________________________________________</w:t>
+      </w:r>
+    </w:p>
+    <w:p>
+      <w:r>
+        <w:t>________________________________________________________________</w:t>
+      </w:r>
+    </w:p>
+    <w:p>
+      <w:r>
+        <w:t>________________________________________________________________</w:t>
+      </w:r>
+    </w:p>
+    <w:p>
+      <w:r>
+        <w:t>________________________________________________________________</w:t>
+      </w:r>
+    </w:p>
+    <w:p>
+      <w:r>
+        <w:t>________________________________________________________________</w:t>
+      </w:r>
+    </w:p>
+    <w:p>
+      <w:r>
+        <w:t>________________________________________________________________</w:t>
+      </w:r>
+    </w:p>
+    <w:p>
+      <w:pPr>
+        <w:spacing w:line="336" w:lineRule="auto" w:after="180"/>
+      </w:pPr>
       <w:r>
         <w:rPr>
           <w:b w:val="0"/>
         </w:rPr>
-        <w:t>.</w:t>
-      </w:r>
-    </w:p>
-    <w:p>
-      <w:pPr>
-        <w:spacing w:line="336" w:lineRule="auto" w:after="180"/>
-      </w:pPr>
-      <w:r>
-        <w:rPr>
-          <w:b w:val="0"/>
-        </w:rPr>
-        <w:t>A report omits this qualification: Reproducibility supports checking the computation, not automatic validity of the research claim.</w:t>
-      </w:r>
-    </w:p>
-    <w:p>
-      <w:pPr>
-        <w:spacing w:line="336" w:lineRule="auto" w:after="180"/>
-      </w:pPr>
-      <w:r>
-        <w:rPr>
-          <w:b w:val="0"/>
-        </w:rPr>
-        <w:t>Explain how omitting it could change a reader's interpretation, and write an accurate replacement.</w:t>
-      </w:r>
-    </w:p>
-    <w:p>
-      <w:pPr>
-        <w:spacing w:line="336" w:lineRule="auto" w:after="180"/>
-      </w:pPr>
-      <w:r>
-        <w:rPr>
-          <w:b w:val="0"/>
-        </w:rPr>
-        <w:t>For the worked scenario, propose one additional case that could reveal a failure, describe its expected outcome before running it, and explain what would need to remain fixed for a fair comparison.</w:t>
-      </w:r>
-    </w:p>
-    <w:p>
-      <w:pPr>
-        <w:spacing w:line="336" w:lineRule="auto" w:after="180"/>
-      </w:pPr>
-      <w:r>
-        <w:rPr>
-          <w:b w:val="0"/>
-        </w:rPr>
-        <w:t>Do not reuse W4 as a new final test after receiving feedback.</w:t>
+        <w:t>Record support used: none, hint or teacher explanation. After feedback, a different case is needed to demonstrate independence.</w:t>
       </w:r>
     </w:p>
     <w:p>
@@ -2204,32 +3486,7 @@
         <w:pStyle w:val="Heading3"/>
       </w:pPr>
       <w:r>
-        <w:t>Explain which evidence supports your conclusion and which claim remains unproved.</w:t>
-      </w:r>
-    </w:p>
-    <w:p>
-      <w:r>
-        <w:t>________________________________________________________________</w:t>
-      </w:r>
-    </w:p>
-    <w:p>
-      <w:r>
-        <w:t>________________________________________________________________</w:t>
-      </w:r>
-    </w:p>
-    <w:p>
-      <w:r>
-        <w:t>________________________________________________________________</w:t>
-      </w:r>
-    </w:p>
-    <w:p>
-      <w:r>
-        <w:t>________________________________________________________________</w:t>
-      </w:r>
-    </w:p>
-    <w:p>
-      <w:r>
-        <w:t>________________________________________________________________</w:t>
+        <w:t>Use feedback to improve</w:t>
       </w:r>
     </w:p>
     <w:p>
@@ -2237,12 +3494,20 @@
         <w:pStyle w:val="Heading1"/>
       </w:pPr>
       <w:r>
-        <w:t>11. Connect your project</w:t>
-      </w:r>
-    </w:p>
-    <w:p>
-      <w:r>
-        <w:t>Apply this week’s idea to Reproducible AI Research Study. Keep an annotated decision and the evidence supporting it.</w:t>
+        <w:t>11. Save the research artifact and unresolved conditions</w:t>
+      </w:r>
+    </w:p>
+    <w:p>
+      <w:r>
+        <w:t>Keep supplied evidence, proposed revisions and actual work distinct.</w:t>
+      </w:r>
+    </w:p>
+    <w:p>
+      <w:pPr>
+        <w:pStyle w:val="Heading2"/>
+      </w:pPr>
+      <w:r>
+        <w:t>Project task and artifact</w:t>
       </w:r>
     </w:p>
     <w:p>
@@ -2433,10 +3698,10 @@
     </w:tbl>
     <w:p>
       <w:pPr>
-        <w:pStyle w:val="Heading3"/>
-      </w:pPr>
-      <w:r>
-        <w:t>Evidence for your project</w:t>
+        <w:pStyle w:val="Heading2"/>
+      </w:pPr>
+      <w:r>
+        <w:t>Evidence and limitations</w:t>
       </w:r>
     </w:p>
     <w:p>
@@ -2452,15 +3717,88 @@
     </w:p>
     <w:p>
       <w:pPr>
+        <w:pStyle w:val="Heading2"/>
+      </w:pPr>
+      <w:r>
+        <w:t>Earlier wording, alternatives and picture transcripts · reference / check after trying</w:t>
+      </w:r>
+    </w:p>
+    <w:p>
+      <w:pPr>
+        <w:pStyle w:val="Heading3"/>
+      </w:pPr>
+      <w:r>
+        <w:t>Evidence for your project</w:t>
+      </w:r>
+    </w:p>
+    <w:p>
+      <w:pPr>
         <w:pStyle w:val="Heading1"/>
       </w:pPr>
       <w:r>
-        <w:t>12. Show what you know</w:t>
-      </w:r>
-    </w:p>
-    <w:p>
-      <w:r>
-        <w:t>Use a genuinely new case for independent evidence. Previously discussed examples remain practice; use the separately named independent case before feedback.</w:t>
+        <w:t>16. Retrieve the mechanism and state the evidence boundary</w:t>
+      </w:r>
+    </w:p>
+    <w:p>
+      <w:r>
+        <w:t>Explain what follows and what would require new evidence.</w:t>
+      </w:r>
+    </w:p>
+    <w:p>
+      <w:pPr>
+        <w:pStyle w:val="Heading2"/>
+      </w:pPr>
+      <w:r>
+        <w:t>Retrieve and explain</w:t>
+      </w:r>
+    </w:p>
+    <w:p>
+      <w:pPr>
+        <w:pStyle w:val="ListBullet"/>
+      </w:pPr>
+      <w:r>
+        <w:t>Close your notes. Explain this goal in your own words: Explain the mechanism and terminology of reproducible environment and records</w:t>
+      </w:r>
+    </w:p>
+    <w:p>
+      <w:pPr>
+        <w:pStyle w:val="Heading3"/>
+      </w:pPr>
+      <w:r>
+        <w:t>My deciding step, evidence and one remaining question</w:t>
+      </w:r>
+    </w:p>
+    <w:p>
+      <w:r>
+        <w:t>________________________________________________________________</w:t>
+      </w:r>
+    </w:p>
+    <w:p>
+      <w:r>
+        <w:t>________________________________________________________________</w:t>
+      </w:r>
+    </w:p>
+    <w:p>
+      <w:r>
+        <w:t>________________________________________________________________</w:t>
+      </w:r>
+    </w:p>
+    <w:p>
+      <w:r>
+        <w:t>________________________________________________________________</w:t>
+      </w:r>
+    </w:p>
+    <w:p>
+      <w:r>
+        <w:t>________________________________________________________________</w:t>
+      </w:r>
+    </w:p>
+    <w:p>
+      <w:pPr>
+        <w:pStyle w:val="Heading2"/>
+      </w:pPr>
+      <w:r>
+        <w:t>Plan a changed-case return</w:t>
       </w:r>
     </w:p>
     <w:p>
@@ -2471,62 +3809,31 @@
         <w:rPr>
           <w:b w:val="0"/>
         </w:rPr>
-        <w:t>Complete the supported workbook tasks before attempting W4 independently. Record any hints or help used. After feedback, use the teacher's fresh retry rather than copying the earlier answer.</w:t>
-      </w:r>
-    </w:p>
-    <w:p>
-      <w:pPr>
-        <w:spacing w:line="336" w:lineRule="auto" w:after="180"/>
-      </w:pPr>
+        <w:t xml:space="preserve">If you are unsure, return to the worked picture and explain one arrow. If you are ready, change an </w:t>
+      </w:r>
+      <w:r>
+        <w:rPr>
+          <w:b/>
+        </w:rPr>
+        <w:t>input</w:t>
+      </w:r>
       <w:r>
         <w:rPr>
           <w:b w:val="0"/>
         </w:rPr>
-        <w:t>For a project, select a relevant new case, predict the outcome from the declared rule and preserve the result alongside any revision.</w:t>
-      </w:r>
-    </w:p>
-    <w:p>
-      <w:pPr>
-        <w:pStyle w:val="Heading3"/>
-      </w:pPr>
-      <w:r>
-        <w:t>Exit: propose one revealing change to the worked scenario. State the expected outcome and the evidence that would make you revise your explanation.</w:t>
-      </w:r>
-    </w:p>
-    <w:p>
-      <w:r>
-        <w:t>________________________________________________________________</w:t>
-      </w:r>
-    </w:p>
-    <w:p>
-      <w:r>
-        <w:t>________________________________________________________________</w:t>
-      </w:r>
-    </w:p>
-    <w:p>
-      <w:r>
-        <w:t>________________________________________________________________</w:t>
-      </w:r>
-    </w:p>
-    <w:p>
-      <w:r>
-        <w:t>________________________________________________________________</w:t>
-      </w:r>
-    </w:p>
-    <w:p>
-      <w:r>
-        <w:t>________________________________________________________________</w:t>
-      </w:r>
-    </w:p>
-    <w:p>
-      <w:pPr>
-        <w:spacing w:line="336" w:lineRule="auto" w:after="180"/>
-      </w:pPr>
+        <w:t xml:space="preserve"> or assumption and justify your </w:t>
+      </w:r>
+      <w:r>
+        <w:rPr>
+          <w:b/>
+        </w:rPr>
+        <w:t>prediction</w:t>
+      </w:r>
       <w:r>
         <w:rPr>
           <w:b w:val="0"/>
         </w:rPr>
-        <w:t>For the worked scenario, propose one additional case that could reveal a failure, describe its expected outcome before running it, and explain what would need to remain fixed for a fair comparison.</w:t>
+        <w:t>.</w:t>
       </w:r>
     </w:p>
     <w:p>
@@ -2537,14 +3844,336 @@
         <w:rPr>
           <w:b w:val="0"/>
         </w:rPr>
-        <w:t>Do not reuse W4 as a new final test after receiving feedback.</w:t>
-      </w:r>
-    </w:p>
+        <w:t xml:space="preserve">Save your workbook </w:t>
+      </w:r>
+      <w:r>
+        <w:rPr>
+          <w:b/>
+        </w:rPr>
+        <w:t>evidence</w:t>
+      </w:r>
+      <w:r>
+        <w:rPr>
+          <w:b w:val="0"/>
+        </w:rPr>
+        <w:t>. At the next review, try a different case before opening your old answer.</w:t>
+      </w:r>
+    </w:p>
+    <w:p>
+      <w:pPr>
+        <w:pStyle w:val="Heading1"/>
+      </w:pPr>
+      <w:r>
+        <w:t>Reference bank and extra practice</w:t>
+      </w:r>
+    </w:p>
+    <w:p>
+      <w:pPr>
+        <w:pStyle w:val="Heading1"/>
+      </w:pPr>
+      <w:r>
+        <w:t>05. Reference · Use research vocabulary precisely</w:t>
+      </w:r>
+    </w:p>
+    <w:p>
+      <w:r>
+        <w:t>Connect each term to the question, comparison, measurement or evidence.</w:t>
+      </w:r>
+    </w:p>
+    <w:p>
+      <w:pPr>
+        <w:pStyle w:val="Heading2"/>
+      </w:pPr>
+      <w:r>
+        <w:t>Vocabulary and your explanation</w:t>
+      </w:r>
+    </w:p>
+    <w:tbl>
+      <w:tblPr>
+        <w:tblStyle w:val="LightShading-Accent1"/>
+        <w:tblW w:type="auto" w:w="0"/>
+        <w:tblLook w:firstColumn="1" w:firstRow="1" w:lastColumn="0" w:lastRow="0" w:noHBand="0" w:noVBand="1" w:val="04A0"/>
+      </w:tblPr>
+      <w:tblGrid>
+        <w:gridCol w:w="5112"/>
+        <w:gridCol w:w="5112"/>
+      </w:tblGrid>
+      <w:tr>
+        <w:trPr>
+          <w:tblHeader/>
+        </w:trPr>
+        <w:tc>
+          <w:tcPr>
+            <w:tcW w:type="dxa" w:w="5112"/>
+          </w:tcPr>
+          <w:p>
+            <w:r>
+              <w:t>Word</w:t>
+            </w:r>
+          </w:p>
+        </w:tc>
+        <w:tc>
+          <w:tcPr>
+            <w:tcW w:type="dxa" w:w="5112"/>
+          </w:tcPr>
+          <w:p>
+            <w:r>
+              <w:t>Meaning</w:t>
+            </w:r>
+          </w:p>
+        </w:tc>
+      </w:tr>
+      <w:tr>
+        <w:tc>
+          <w:tcPr>
+            <w:tcW w:type="dxa" w:w="5112"/>
+          </w:tcPr>
+          <w:p>
+            <w:r>
+              <w:t>Environment manifest</w:t>
+            </w:r>
+          </w:p>
+        </w:tc>
+        <w:tc>
+          <w:tcPr>
+            <w:tcW w:type="dxa" w:w="5112"/>
+          </w:tcPr>
+          <w:p>
+            <w:r>
+              <w:t>Runtime and dependency records</w:t>
+            </w:r>
+          </w:p>
+        </w:tc>
+      </w:tr>
+      <w:tr>
+        <w:tc>
+          <w:tcPr>
+            <w:tcW w:type="dxa" w:w="5112"/>
+          </w:tcPr>
+          <w:p>
+            <w:r>
+              <w:t>Artifact hash</w:t>
+            </w:r>
+          </w:p>
+        </w:tc>
+        <w:tc>
+          <w:tcPr>
+            <w:tcW w:type="dxa" w:w="5112"/>
+          </w:tcPr>
+          <w:p>
+            <w:r>
+              <w:t>A digest for comparing exact content</w:t>
+            </w:r>
+          </w:p>
+        </w:tc>
+      </w:tr>
+      <w:tr>
+        <w:tc>
+          <w:tcPr>
+            <w:tcW w:type="dxa" w:w="5112"/>
+          </w:tcPr>
+          <w:p>
+            <w:r>
+              <w:t>Run identity</w:t>
+            </w:r>
+          </w:p>
+        </w:tc>
+        <w:tc>
+          <w:tcPr>
+            <w:tcW w:type="dxa" w:w="5112"/>
+          </w:tcPr>
+          <w:p>
+            <w:r>
+              <w:t>A versioned link between settings and outputs</w:t>
+            </w:r>
+          </w:p>
+        </w:tc>
+      </w:tr>
+    </w:tbl>
     <w:p>
       <w:pPr>
         <w:pStyle w:val="Heading3"/>
       </w:pPr>
       <w:r>
+        <w:t>Use two terms to explain a step in this week’s example.</w:t>
+      </w:r>
+    </w:p>
+    <w:p>
+      <w:r>
+        <w:t>________________________________________________________________</w:t>
+      </w:r>
+    </w:p>
+    <w:p>
+      <w:r>
+        <w:t>________________________________________________________________</w:t>
+      </w:r>
+    </w:p>
+    <w:p>
+      <w:r>
+        <w:t>________________________________________________________________</w:t>
+      </w:r>
+    </w:p>
+    <w:p>
+      <w:pPr>
+        <w:pStyle w:val="Heading1"/>
+      </w:pPr>
+      <w:r>
+        <w:t>10. Extra challenge · Explain a stronger case</w:t>
+      </w:r>
+    </w:p>
+    <w:p>
+      <w:r>
+        <w:t>Choose the next challenge after the main route.</w:t>
+      </w:r>
+    </w:p>
+    <w:p>
+      <w:pPr>
+        <w:pStyle w:val="Heading2"/>
+      </w:pPr>
+      <w:r>
+        <w:t>Explain,repair and extend</w:t>
+      </w:r>
+    </w:p>
+    <w:p>
+      <w:pPr>
+        <w:pStyle w:val="Heading3"/>
+      </w:pPr>
+      <w:r>
+        <w:t>Explain → apply → challenge</w:t>
+      </w:r>
+    </w:p>
+    <w:p>
+      <w:pPr>
+        <w:pStyle w:val="ListBullet"/>
+      </w:pPr>
+      <w:r>
+        <w:t>Explain the weekly mechanism in your own words. Use the worked scenario to name its input, decision rule and output.</w:t>
+      </w:r>
+    </w:p>
+    <w:p>
+      <w:pPr>
+        <w:pStyle w:val="ListBullet"/>
+      </w:pPr>
+      <w:r>
+        <w:t>A report omits this qualification: Reproducibility supports checking the computation, not automatic validity of the research claim. Explain how omitting it could change a reader's interpretation, and write an accurate replacement.</w:t>
+      </w:r>
+    </w:p>
+    <w:p>
+      <w:pPr>
+        <w:pStyle w:val="ListBullet"/>
+      </w:pPr>
+      <w:r>
+        <w:t>For the worked scenario, propose one additional case that could reveal a failure, describe its expected outcome before running it, and explain what would need to remain fixed for a fair comparison. Do not reuse W4 as a new final test after receiving feedback.</w:t>
+      </w:r>
+    </w:p>
+    <w:p>
+      <w:pPr>
+        <w:pStyle w:val="Heading3"/>
+      </w:pPr>
+      <w:r>
+        <w:t>Explain which evidence supports your conclusion and which claim remains unproved.</w:t>
+      </w:r>
+    </w:p>
+    <w:p>
+      <w:r>
+        <w:t>________________________________________________________________</w:t>
+      </w:r>
+    </w:p>
+    <w:p>
+      <w:r>
+        <w:t>________________________________________________________________</w:t>
+      </w:r>
+    </w:p>
+    <w:p>
+      <w:r>
+        <w:t>________________________________________________________________</w:t>
+      </w:r>
+    </w:p>
+    <w:p>
+      <w:r>
+        <w:t>________________________________________________________________</w:t>
+      </w:r>
+    </w:p>
+    <w:p>
+      <w:r>
+        <w:t>________________________________________________________________</w:t>
+      </w:r>
+    </w:p>
+    <w:p>
+      <w:pPr>
+        <w:pStyle w:val="Heading1"/>
+      </w:pPr>
+      <w:r>
+        <w:t>12. Reference · Check the research reasoning and its limits</w:t>
+      </w:r>
+    </w:p>
+    <w:p>
+      <w:r>
+        <w:t>Use after practice; reserve the selected independent case for its first attempt.</w:t>
+      </w:r>
+    </w:p>
+    <w:p>
+      <w:pPr>
+        <w:pStyle w:val="Heading2"/>
+      </w:pPr>
+      <w:r>
+        <w:t>Current explanation and response</w:t>
+      </w:r>
+    </w:p>
+    <w:p>
+      <w:pPr>
+        <w:pStyle w:val="ListBullet"/>
+      </w:pPr>
+      <w:r>
+        <w:t>Complete the supported workbook tasks before attempting W4 independently. Record any hints or help used. After feedback, use the teacher's fresh retry rather than copying the earlier answer. For a project, select a relevant new case, predict the outcome from the declared rule and preserve the result alongside any revision.</w:t>
+      </w:r>
+    </w:p>
+    <w:p>
+      <w:pPr>
+        <w:pStyle w:val="Heading3"/>
+      </w:pPr>
+      <w:r>
+        <w:t>Exit: propose one revealing change to the worked scenario. State the expected outcome and the evidence that would make you revise your explanation.</w:t>
+      </w:r>
+    </w:p>
+    <w:p>
+      <w:r>
+        <w:t>________________________________________________________________</w:t>
+      </w:r>
+    </w:p>
+    <w:p>
+      <w:r>
+        <w:t>________________________________________________________________</w:t>
+      </w:r>
+    </w:p>
+    <w:p>
+      <w:r>
+        <w:t>________________________________________________________________</w:t>
+      </w:r>
+    </w:p>
+    <w:p>
+      <w:r>
+        <w:t>________________________________________________________________</w:t>
+      </w:r>
+    </w:p>
+    <w:p>
+      <w:r>
+        <w:t>________________________________________________________________</w:t>
+      </w:r>
+    </w:p>
+    <w:p>
+      <w:pPr>
+        <w:pStyle w:val="ListBullet"/>
+      </w:pPr>
+      <w:r>
+        <w:t>For the worked scenario, propose one additional case that could reveal a failure, describe its expected outcome before running it, and explain what would need to remain fixed for a fair comparison. Do not reuse W4 as a new final test after receiving feedback.</w:t>
+      </w:r>
+    </w:p>
+    <w:p>
+      <w:pPr>
+        <w:pStyle w:val="Heading3"/>
+      </w:pPr>
+      <w:r>
         <w:t>My limited claim and a useful next check</w:t>
       </w:r>
     </w:p>
@@ -2573,12 +4202,20 @@
         <w:pStyle w:val="Heading1"/>
       </w:pPr>
       <w:r>
-        <w:t>13. Study a complete case</w:t>
-      </w:r>
-    </w:p>
-    <w:p>
-      <w:r>
-        <w:t>Revisit the complete Reproducible environment and records case for supported practice. Repeated examples do not become fresh assessments.</w:t>
+        <w:t>13. Extra practice · Revisit the complete trace</w:t>
+      </w:r>
+    </w:p>
+    <w:p>
+      <w:r>
+        <w:t>Predict before reading the supplied steps.</w:t>
+      </w:r>
+    </w:p>
+    <w:p>
+      <w:pPr>
+        <w:pStyle w:val="Heading2"/>
+      </w:pPr>
+      <w:r>
+        <w:t>Complete trace and evidence</w:t>
       </w:r>
     </w:p>
     <w:p>
@@ -2650,7 +4287,7 @@
           </w:tcPr>
           <w:p>
             <w:r>
-              <w:t>Folder contains seed42 and final-score.txt, but no dataset, code or dependency record.</w:t>
+              <w:t>Folder contains seed 42 and final-score.txt, but no dataset, code or dependency record.</w:t>
             </w:r>
           </w:p>
         </w:tc>
@@ -2670,7 +4307,7 @@
           </w:tcPr>
           <w:p>
             <w:r>
-              <w:t>Replay cannot be established. Supply artifacts/versions and exact metric/settings; seed42 alone cannot reconstruct the experiment.</w:t>
+              <w:t>Replay cannot be established. Supply artifacts/versions and exact metric/settings; seed 42 alone cannot reconstruct the experiment.</w:t>
             </w:r>
           </w:p>
         </w:tc>
@@ -2747,232 +4384,20 @@
         <w:pStyle w:val="Heading1"/>
       </w:pPr>
       <w:r>
-        <w:t>14. Try a new case independently</w:t>
-      </w:r>
-    </w:p>
-    <w:p>
-      <w:r>
-        <w:t>Attempt the reserved new case before feedback. Record support; the earlier examples below remain additional practice.</w:t>
-      </w:r>
-    </w:p>
-    <w:p>
-      <w:pPr>
-        <w:pStyle w:val="Heading3"/>
-      </w:pPr>
-      <w:r>
-        <w:t>Independent case: Apply a new case independently</w:t>
-      </w:r>
-    </w:p>
-    <w:p>
-      <w:pPr>
-        <w:spacing w:line="336" w:lineRule="auto" w:after="180"/>
-        <w:shd w:fill="F5F1FB"/>
-      </w:pPr>
-      <w:r>
-        <w:rPr>
-          <w:b w:val="0"/>
-        </w:rPr>
-        <w:t>Partner changes pre</w:t>
-      </w:r>
-      <w:r>
-        <w:rPr>
-          <w:b/>
-        </w:rPr>
-        <w:t>process</w:t>
-      </w:r>
-      <w:r>
-        <w:rPr>
-          <w:b w:val="0"/>
-        </w:rPr>
-        <w:t>ing and data version while keeping old run ID. What must be preserved?</w:t>
-      </w:r>
-    </w:p>
-    <w:p>
-      <w:pPr>
-        <w:pStyle w:val="Heading3"/>
-      </w:pPr>
-      <w:r>
-        <w:t>My independent explanation, trace and limits</w:t>
-      </w:r>
-    </w:p>
-    <w:p>
-      <w:r>
-        <w:t>________________________________________________________________</w:t>
-      </w:r>
-    </w:p>
-    <w:p>
-      <w:r>
-        <w:t>________________________________________________________________</w:t>
-      </w:r>
-    </w:p>
-    <w:p>
-      <w:r>
-        <w:t>________________________________________________________________</w:t>
-      </w:r>
-    </w:p>
-    <w:p>
-      <w:r>
-        <w:t>________________________________________________________________</w:t>
-      </w:r>
-    </w:p>
-    <w:p>
-      <w:r>
-        <w:t>________________________________________________________________</w:t>
-      </w:r>
-    </w:p>
-    <w:p>
-      <w:r>
-        <w:t>________________________________________________________________</w:t>
-      </w:r>
-    </w:p>
-    <w:p>
-      <w:r>
-        <w:t>________________________________________________________________</w:t>
-      </w:r>
-    </w:p>
-    <w:p>
-      <w:pPr>
-        <w:spacing w:line="336" w:lineRule="auto" w:after="180"/>
-      </w:pPr>
-      <w:r>
-        <w:rPr>
-          <w:b w:val="0"/>
-        </w:rPr>
-        <w:t>Attempt this case before feedback. Record any help. Earlier examples below are further practice; a case already practised with feedback cannot establish fresh transfer.</w:t>
-      </w:r>
-    </w:p>
-    <w:p>
-      <w:pPr>
-        <w:pStyle w:val="Heading3"/>
-      </w:pPr>
-      <w:r>
-        <w:t>Attempt this without hints</w:t>
-      </w:r>
-    </w:p>
-    <w:p>
-      <w:pPr>
-        <w:spacing w:line="336" w:lineRule="auto" w:after="180"/>
-        <w:shd w:fill="F5F1FB"/>
-      </w:pPr>
-      <w:r>
-        <w:rPr>
-          <w:b w:val="0"/>
-        </w:rPr>
-        <w:t>Partner changes pre</w:t>
-      </w:r>
-      <w:r>
-        <w:rPr>
-          <w:b/>
-        </w:rPr>
-        <w:t>process</w:t>
-      </w:r>
-      <w:r>
-        <w:rPr>
-          <w:b w:val="0"/>
-        </w:rPr>
-        <w:t>ing and data version while keeping old run ID. What must be preserved?</w:t>
-      </w:r>
-    </w:p>
-    <w:p>
-      <w:pPr>
-        <w:pStyle w:val="Heading3"/>
-      </w:pPr>
-      <w:r>
-        <w:t>My independent procedure, result and limitation</w:t>
-      </w:r>
-    </w:p>
-    <w:p>
-      <w:r>
-        <w:t>________________________________________________________________</w:t>
-      </w:r>
-    </w:p>
-    <w:p>
-      <w:r>
-        <w:t>________________________________________________________________</w:t>
-      </w:r>
-    </w:p>
-    <w:p>
-      <w:r>
-        <w:t>________________________________________________________________</w:t>
-      </w:r>
-    </w:p>
-    <w:p>
-      <w:r>
-        <w:t>________________________________________________________________</w:t>
-      </w:r>
-    </w:p>
-    <w:p>
-      <w:r>
-        <w:t>________________________________________________________________</w:t>
-      </w:r>
-    </w:p>
-    <w:p>
-      <w:r>
-        <w:t>________________________________________________________________</w:t>
-      </w:r>
-    </w:p>
-    <w:p>
-      <w:r>
-        <w:t>________________________________________________________________</w:t>
-      </w:r>
-    </w:p>
-    <w:p>
-      <w:r>
-        <w:t>________________________________________________________________</w:t>
-      </w:r>
-    </w:p>
-    <w:p>
-      <w:pPr>
-        <w:spacing w:line="336" w:lineRule="auto" w:after="180"/>
-      </w:pPr>
-      <w:r>
-        <w:rPr>
-          <w:b w:val="0"/>
-        </w:rPr>
-        <w:t>Record support used: none, hint or teacher explanation. After feedback, a different case is needed to demonstrate independence.</w:t>
-      </w:r>
-    </w:p>
-    <w:p>
-      <w:pPr>
-        <w:pStyle w:val="Heading3"/>
-      </w:pPr>
-      <w:r>
-        <w:t>Use feedback to improve</w:t>
-      </w:r>
-    </w:p>
-    <w:p>
-      <w:pPr>
-        <w:spacing w:line="336" w:lineRule="auto" w:after="180"/>
-      </w:pPr>
-      <w:r>
-        <w:rPr>
-          <w:b w:val="0"/>
-        </w:rPr>
-        <w:t>Attempt the independent case before hints. Record whether you worked alone, used a hint or followed a model. After feedback, fix the first unsupported step and explain why it changed.</w:t>
-      </w:r>
-    </w:p>
-    <w:p>
-      <w:pPr>
-        <w:spacing w:line="336" w:lineRule="auto" w:after="180"/>
-      </w:pPr>
-      <w:r>
-        <w:rPr>
-          <w:b w:val="0"/>
-        </w:rPr>
-        <w:t>A later check uses a changed case, not a copied answer.</w:t>
-      </w:r>
-    </w:p>
-    <w:p>
-      <w:pPr>
-        <w:pStyle w:val="Heading1"/>
-      </w:pPr>
-      <w:r>
-        <w:t>15. Your lesson route</w:t>
-      </w:r>
-    </w:p>
-    <w:p>
-      <w:r>
-        <w:t>Use this map to navigate Reproducible environment and records, connect the goals to tasks and keep one evidence record for each attempt.</w:t>
+        <w:t>15. Reference · The earlier route checklist</w:t>
+      </w:r>
+    </w:p>
+    <w:p>
+      <w:r>
+        <w:t>Use one main route rather than repeating the lesson.</w:t>
+      </w:r>
+    </w:p>
+    <w:p>
+      <w:pPr>
+        <w:pStyle w:val="Heading2"/>
+      </w:pPr>
+      <w:r>
+        <w:t>Targets,route and first prediction</w:t>
       </w:r>
     </w:p>
     <w:p>
@@ -3163,12 +4588,117 @@
         <w:pStyle w:val="Heading1"/>
       </w:pPr>
       <w:r>
-        <w:t>16. Finish and return</w:t>
-      </w:r>
-    </w:p>
-    <w:p>
-      <w:r>
-        <w:t>Explain Reproducible environment and records without notes, identify a remaining question and plan a later check with a changed case.</w:t>
+        <w:t>17. Extra practice · Predict,check and repair</w:t>
+      </w:r>
+    </w:p>
+    <w:p>
+      <w:r>
+        <w:t>Keep supported feedback separate from the independent case.</w:t>
+      </w:r>
+    </w:p>
+    <w:p>
+      <w:pPr>
+        <w:pStyle w:val="Heading2"/>
+      </w:pPr>
+      <w:r>
+        <w:t>First supported question and optional hint</w:t>
+      </w:r>
+    </w:p>
+    <w:p>
+      <w:pPr>
+        <w:pStyle w:val="ListBullet"/>
+      </w:pPr>
+      <w:r>
+        <w:t>A reproducible calculation record. A teammate must rerun a three-value mean without guessing the input or software version.</w:t>
+      </w:r>
+    </w:p>
+    <w:p>
+      <w:pPr>
+        <w:pStyle w:val="Heading3"/>
+      </w:pPr>
+      <w:r>
+        <w:t>Practice 1: explain the deciding evidence</w:t>
+      </w:r>
+    </w:p>
+    <w:p>
+      <w:pPr>
+        <w:pStyle w:val="ListBullet"/>
+      </w:pPr>
+      <w:r>
+        <w:t>Which labelled step matches this detail? Retain script version, environment description and data hash with the output.</w:t>
+      </w:r>
+    </w:p>
+    <w:p>
+      <w:pPr>
+        <w:pStyle w:val="ListBullet"/>
+      </w:pPr>
+      <w:r>
+        <w:t>1. Trace calculation</w:t>
+      </w:r>
+    </w:p>
+    <w:p>
+      <w:pPr>
+        <w:pStyle w:val="ListBullet"/>
+      </w:pPr>
+      <w:r>
+        <w:t>2. Identify exact input</w:t>
+      </w:r>
+    </w:p>
+    <w:p>
+      <w:pPr>
+        <w:pStyle w:val="ListBullet"/>
+      </w:pPr>
+      <w:r>
+        <w:t>3. Save provenance</w:t>
+      </w:r>
+    </w:p>
+    <w:p>
+      <w:pPr>
+        <w:pStyle w:val="Heading3"/>
+      </w:pPr>
+      <w:r>
+        <w:t>My selected conclusion, deciding fact and explanation</w:t>
+      </w:r>
+    </w:p>
+    <w:p>
+      <w:r>
+        <w:t>________________________________________________________________</w:t>
+      </w:r>
+    </w:p>
+    <w:p>
+      <w:r>
+        <w:t>________________________________________________________________</w:t>
+      </w:r>
+    </w:p>
+    <w:p>
+      <w:r>
+        <w:t>________________________________________________________________</w:t>
+      </w:r>
+    </w:p>
+    <w:p>
+      <w:r>
+        <w:t>________________________________________________________________</w:t>
+      </w:r>
+    </w:p>
+    <w:p>
+      <w:r>
+        <w:t>________________________________________________________________</w:t>
+      </w:r>
+    </w:p>
+    <w:p>
+      <w:pPr>
+        <w:pStyle w:val="ListBullet"/>
+      </w:pPr>
+      <w:r>
+        <w:t>Hint if needed: Read the steps in the pictorial case. Match the supplied detail to the stage that performs or records it.</w:t>
+      </w:r>
+    </w:p>
+    <w:p>
+      <w:pPr>
+        <w:pStyle w:val="Heading2"/>
+      </w:pPr>
+      <w:r>
+        <w:t>Check after the first attempt · reference / check after trying</w:t>
       </w:r>
     </w:p>
     <w:p>
@@ -3179,7 +4709,181 @@
         <w:rPr>
           <w:b w:val="0"/>
         </w:rPr>
-        <w:t xml:space="preserve">Close your notes. Explain this goal in your own words: Explain the </w:t>
+        <w:t xml:space="preserve">After your attempt, compare with the supported explanation: Save provenance Retain script version, environment description and data hash with the </w:t>
+      </w:r>
+      <w:r>
+        <w:rPr>
+          <w:b/>
+        </w:rPr>
+        <w:t>output</w:t>
+      </w:r>
+      <w:r>
+        <w:rPr>
+          <w:b w:val="0"/>
+        </w:rPr>
+        <w:t>.</w:t>
+      </w:r>
+    </w:p>
+    <w:p>
+      <w:pPr>
+        <w:spacing w:line="336" w:lineRule="auto" w:after="180"/>
+      </w:pPr>
+      <w:r>
+        <w:rPr>
+          <w:b w:val="0"/>
+        </w:rPr>
+        <w:t>Reproducibility needs the materials and decisions that produced a result. A screenshot of 4 does not specify which data or calculation generated it.</w:t>
+      </w:r>
+    </w:p>
+    <w:p>
+      <w:pPr>
+        <w:pStyle w:val="Heading2"/>
+      </w:pPr>
+      <w:r>
+        <w:t>Changed-case question and optional hint</w:t>
+      </w:r>
+    </w:p>
+    <w:p>
+      <w:pPr>
+        <w:pStyle w:val="Heading3"/>
+      </w:pPr>
+      <w:r>
+        <w:t>Practice 2: explain the deciding evidence</w:t>
+      </w:r>
+    </w:p>
+    <w:p>
+      <w:pPr>
+        <w:pStyle w:val="ListBullet"/>
+      </w:pPr>
+      <w:r>
+        <w:t>Changed-case practice: The data file changes to 2,4,9. Which conclusion is supported by the supplied facts?</w:t>
+      </w:r>
+    </w:p>
+    <w:p>
+      <w:pPr>
+        <w:pStyle w:val="ListBullet"/>
+      </w:pPr>
+      <w:r>
+        <w:t>1. The mean becomes 15/3=5, and the saved input hash must change.</w:t>
+      </w:r>
+    </w:p>
+    <w:p>
+      <w:pPr>
+        <w:pStyle w:val="ListBullet"/>
+      </w:pPr>
+      <w:r>
+        <w:t>2. We can decide the result without examining the changed input or the procedure.</w:t>
+      </w:r>
+    </w:p>
+    <w:p>
+      <w:pPr>
+        <w:pStyle w:val="ListBullet"/>
+      </w:pPr>
+      <w:r>
+        <w:t>3. This one example guarantees correct results for every future input.</w:t>
+      </w:r>
+    </w:p>
+    <w:p>
+      <w:pPr>
+        <w:pStyle w:val="Heading3"/>
+      </w:pPr>
+      <w:r>
+        <w:t>My selected conclusion, deciding fact and explanation</w:t>
+      </w:r>
+    </w:p>
+    <w:p>
+      <w:r>
+        <w:t>________________________________________________________________</w:t>
+      </w:r>
+    </w:p>
+    <w:p>
+      <w:r>
+        <w:t>________________________________________________________________</w:t>
+      </w:r>
+    </w:p>
+    <w:p>
+      <w:r>
+        <w:t>________________________________________________________________</w:t>
+      </w:r>
+    </w:p>
+    <w:p>
+      <w:r>
+        <w:t>________________________________________________________________</w:t>
+      </w:r>
+    </w:p>
+    <w:p>
+      <w:r>
+        <w:t>________________________________________________________________</w:t>
+      </w:r>
+    </w:p>
+    <w:p>
+      <w:pPr>
+        <w:pStyle w:val="ListBullet"/>
+      </w:pPr>
+      <w:r>
+        <w:t>Hint if needed: Use the changed condition and the deciding step in the pictorial trace. The answer must say what follows from those facts.</w:t>
+      </w:r>
+    </w:p>
+    <w:p>
+      <w:pPr>
+        <w:pStyle w:val="Heading2"/>
+      </w:pPr>
+      <w:r>
+        <w:t>Check after the changed attempt · reference / check after trying</w:t>
+      </w:r>
+    </w:p>
+    <w:p>
+      <w:pPr>
+        <w:spacing w:line="336" w:lineRule="auto" w:after="180"/>
+      </w:pPr>
+      <w:r>
+        <w:rPr>
+          <w:b w:val="0"/>
+        </w:rPr>
+        <w:t xml:space="preserve">After your attempt, compare with the supported explanation: The mean becomes 15/3=5, and the saved </w:t>
+      </w:r>
+      <w:r>
+        <w:rPr>
+          <w:b/>
+        </w:rPr>
+        <w:t>input</w:t>
+      </w:r>
+      <w:r>
+        <w:rPr>
+          <w:b w:val="0"/>
+        </w:rPr>
+        <w:t xml:space="preserve"> hash must change. The calculation is the same but its </w:t>
+      </w:r>
+      <w:r>
+        <w:rPr>
+          <w:b/>
+        </w:rPr>
+        <w:t>input</w:t>
+      </w:r>
+      <w:r>
+        <w:rPr>
+          <w:b w:val="0"/>
+        </w:rPr>
+        <w:t xml:space="preserve"> records differ.</w:t>
+      </w:r>
+    </w:p>
+    <w:p>
+      <w:pPr>
+        <w:pStyle w:val="Heading2"/>
+      </w:pPr>
+      <w:r>
+        <w:t>Repair and retain the record</w:t>
+      </w:r>
+    </w:p>
+    <w:p>
+      <w:pPr>
+        <w:spacing w:line="336" w:lineRule="auto" w:after="180"/>
+      </w:pPr>
+      <w:r>
+        <w:rPr>
+          <w:b w:val="0"/>
+        </w:rPr>
+        <w:t xml:space="preserve">Review Power and resource tradeoffs (ai-7/23). Goal: Explain the </w:t>
       </w:r>
       <w:r>
         <w:rPr>
@@ -3191,40 +4895,7 @@
         <w:rPr>
           <w:b w:val="0"/>
         </w:rPr>
-        <w:t xml:space="preserve"> and terminology of reproducible environment and records</w:t>
-      </w:r>
-    </w:p>
-    <w:p>
-      <w:pPr>
-        <w:pStyle w:val="Heading3"/>
-      </w:pPr>
-      <w:r>
-        <w:t>My deciding step, evidence and one remaining question</w:t>
-      </w:r>
-    </w:p>
-    <w:p>
-      <w:r>
-        <w:t>________________________________________________________________</w:t>
-      </w:r>
-    </w:p>
-    <w:p>
-      <w:r>
-        <w:t>________________________________________________________________</w:t>
-      </w:r>
-    </w:p>
-    <w:p>
-      <w:r>
-        <w:t>________________________________________________________________</w:t>
-      </w:r>
-    </w:p>
-    <w:p>
-      <w:r>
-        <w:t>________________________________________________________________</w:t>
-      </w:r>
-    </w:p>
-    <w:p>
-      <w:r>
-        <w:t>________________________________________________________________</w:t>
+        <w:t xml:space="preserve"> and terminology of power and resource tradeoffs. Short practice: Calculate both simulated detection fractions and resource costs.</w:t>
       </w:r>
     </w:p>
     <w:p>
@@ -3235,31 +4906,64 @@
         <w:rPr>
           <w:b w:val="0"/>
         </w:rPr>
-        <w:t xml:space="preserve">If you are unsure, return to the worked picture and explain one arrow. If you are ready, change an </w:t>
+        <w:t>What additional detection is observed for the extra forty units, and does that establish power for an actual classroom study?. Return to this week and explain what you changed.</w:t>
+      </w:r>
+    </w:p>
+    <w:p>
+      <w:pPr>
+        <w:spacing w:line="336" w:lineRule="auto" w:after="180"/>
+      </w:pPr>
+      <w:r>
+        <w:rPr>
+          <w:b w:val="0"/>
+        </w:rPr>
+        <w:t xml:space="preserve">Review Predefining an analysis plan (ai-7/21). Goal: Explain the </w:t>
       </w:r>
       <w:r>
         <w:rPr>
           <w:b/>
         </w:rPr>
-        <w:t>input</w:t>
+        <w:t>mechanism</w:t>
       </w:r>
       <w:r>
         <w:rPr>
           <w:b w:val="0"/>
         </w:rPr>
-        <w:t xml:space="preserve"> or assumption and justify your </w:t>
+        <w:t xml:space="preserve"> and terminology of predefining an analysis plan. Short practice: Apply the recorded exclusion rule.</w:t>
+      </w:r>
+    </w:p>
+    <w:p>
+      <w:pPr>
+        <w:spacing w:line="336" w:lineRule="auto" w:after="180"/>
+      </w:pPr>
+      <w:r>
+        <w:rPr>
+          <w:b w:val="0"/>
+        </w:rPr>
+        <w:t>Can two readable model failures be removed, and how must a necessary later plan change be disclosed?. Return to this week and explain what you changed.</w:t>
+      </w:r>
+    </w:p>
+    <w:p>
+      <w:pPr>
+        <w:spacing w:line="336" w:lineRule="auto" w:after="180"/>
+      </w:pPr>
+      <w:r>
+        <w:rPr>
+          <w:b w:val="0"/>
+        </w:rPr>
+        <w:t xml:space="preserve">Review Dataset and benchmark limitations (ai-7/18). Goal: Explain the </w:t>
       </w:r>
       <w:r>
         <w:rPr>
           <w:b/>
         </w:rPr>
-        <w:t>prediction</w:t>
+        <w:t>mechanism</w:t>
       </w:r>
       <w:r>
         <w:rPr>
           <w:b w:val="0"/>
         </w:rPr>
-        <w:t>.</w:t>
+        <w:t xml:space="preserve"> and terminology of dataset and benchmark limitations. Short practice: Report the indoor benchmark with its denominator and missing condition.</w:t>
       </w:r>
     </w:p>
     <w:p>
@@ -3270,7 +4974,18 @@
         <w:rPr>
           <w:b w:val="0"/>
         </w:rPr>
-        <w:t xml:space="preserve">Save your workbook </w:t>
+        <w:t>After two correct outdoor cases out of four are added, what slice rate is supported and what remains uncertain?. Return to this week and explain what you changed.</w:t>
+      </w:r>
+    </w:p>
+    <w:p>
+      <w:pPr>
+        <w:spacing w:line="336" w:lineRule="auto" w:after="180"/>
+      </w:pPr>
+      <w:r>
+        <w:rPr>
+          <w:b w:val="0"/>
+        </w:rPr>
+        <w:t xml:space="preserve">Use Download completed work in the hosted lesson to export your answers, reflections, practice feedback and code-run </w:t>
       </w:r>
       <w:r>
         <w:rPr>
@@ -3282,20 +4997,26 @@
         <w:rPr>
           <w:b w:val="0"/>
         </w:rPr>
-        <w:t>. At the next review, try a different case before opening your old answer.</w:t>
-      </w:r>
-    </w:p>
-    <w:p>
-      <w:pPr>
-        <w:pStyle w:val="Heading1"/>
-      </w:pPr>
-      <w:r>
-        <w:t>17. Supported practice, repair and portfolio</w:t>
-      </w:r>
-    </w:p>
-    <w:p>
-      <w:r>
-        <w:t>Attempt supported questions before using hints or feedback. Review a missing building block, then keep the completed work.</w:t>
+        <w:t>. Open the HTML copy to read or print it.</w:t>
+      </w:r>
+    </w:p>
+    <w:p>
+      <w:pPr>
+        <w:spacing w:line="336" w:lineRule="auto" w:after="180"/>
+      </w:pPr>
+      <w:r>
+        <w:rPr>
+          <w:b w:val="0"/>
+        </w:rPr>
+        <w:t>Drafts stay in this browser when storage is available; clear drafts on a shared device.</w:t>
+      </w:r>
+    </w:p>
+    <w:p>
+      <w:pPr>
+        <w:pStyle w:val="Heading2"/>
+      </w:pPr>
+      <w:r>
+        <w:t>Earlier wording, alternatives and picture transcripts · reference / check after trying</w:t>
       </w:r>
     </w:p>
     <w:p>
@@ -3311,98 +5032,10 @@
     </w:p>
     <w:p>
       <w:pPr>
-        <w:spacing w:line="336" w:lineRule="auto" w:after="180"/>
-      </w:pPr>
-      <w:r>
-        <w:rPr>
-          <w:b w:val="0"/>
-        </w:rPr>
-        <w:t xml:space="preserve">A reproducible calculation record. A teammate must rerun a three-value mean without guessing the </w:t>
-      </w:r>
-      <w:r>
-        <w:rPr>
-          <w:b/>
-        </w:rPr>
-        <w:t>input</w:t>
-      </w:r>
-      <w:r>
-        <w:rPr>
-          <w:b w:val="0"/>
-        </w:rPr>
-        <w:t xml:space="preserve"> or software version.</w:t>
-      </w:r>
-    </w:p>
-    <w:p>
-      <w:pPr>
         <w:pStyle w:val="Heading3"/>
       </w:pPr>
       <w:r>
-        <w:t>Practice 1: explain the deciding evidence</w:t>
-      </w:r>
-    </w:p>
-    <w:p>
-      <w:pPr>
-        <w:spacing w:line="336" w:lineRule="auto" w:after="180"/>
-      </w:pPr>
-      <w:r>
-        <w:rPr>
-          <w:b w:val="0"/>
-        </w:rPr>
-        <w:t xml:space="preserve">Which labelled step matches this detail? Retain script version, environment description and data hash with the </w:t>
-      </w:r>
-      <w:r>
-        <w:rPr>
-          <w:b/>
-        </w:rPr>
-        <w:t>output</w:t>
-      </w:r>
-      <w:r>
-        <w:rPr>
-          <w:b w:val="0"/>
-        </w:rPr>
-        <w:t>.</w:t>
-      </w:r>
-    </w:p>
-    <w:p>
-      <w:pPr>
-        <w:spacing w:line="336" w:lineRule="auto" w:after="180"/>
-        <w:shd w:fill="F4F9FC"/>
-      </w:pPr>
-      <w:r>
-        <w:rPr>
-          <w:b w:val="0"/>
-        </w:rPr>
-        <w:t>1. Trace calculation</w:t>
-      </w:r>
-    </w:p>
-    <w:p>
-      <w:pPr>
-        <w:spacing w:line="336" w:lineRule="auto" w:after="180"/>
-        <w:shd w:fill="F4F9FC"/>
-      </w:pPr>
-      <w:r>
-        <w:rPr>
-          <w:b w:val="0"/>
-        </w:rPr>
-        <w:t xml:space="preserve">2. Identify exact </w:t>
-      </w:r>
-      <w:r>
-        <w:rPr>
-          <w:b/>
-        </w:rPr>
-        <w:t>input</w:t>
-      </w:r>
-    </w:p>
-    <w:p>
-      <w:pPr>
-        <w:spacing w:line="336" w:lineRule="auto" w:after="180"/>
-        <w:shd w:fill="F4F9FC"/>
-      </w:pPr>
-      <w:r>
-        <w:rPr>
-          <w:b w:val="0"/>
-        </w:rPr>
-        <w:t>3. Save provenance</w:t>
+        <w:t>Repair a missing building block</w:t>
       </w:r>
     </w:p>
     <w:p>
@@ -3410,463 +5043,25 @@
         <w:pStyle w:val="Heading3"/>
       </w:pPr>
       <w:r>
-        <w:t>My selected conclusion, deciding fact and explanation</w:t>
-      </w:r>
-    </w:p>
-    <w:p>
-      <w:r>
-        <w:t>________________________________________________________________</w:t>
-      </w:r>
-    </w:p>
-    <w:p>
-      <w:r>
-        <w:t>________________________________________________________________</w:t>
-      </w:r>
-    </w:p>
-    <w:p>
-      <w:r>
-        <w:t>________________________________________________________________</w:t>
-      </w:r>
-    </w:p>
-    <w:p>
-      <w:r>
-        <w:t>________________________________________________________________</w:t>
-      </w:r>
-    </w:p>
-    <w:p>
-      <w:r>
-        <w:t>________________________________________________________________</w:t>
-      </w:r>
-    </w:p>
-    <w:p>
-      <w:pPr>
-        <w:pStyle w:val="Heading3"/>
-      </w:pPr>
-      <w:r>
-        <w:t>Hint · try first</w:t>
-      </w:r>
-    </w:p>
-    <w:p>
-      <w:pPr>
-        <w:spacing w:line="336" w:lineRule="auto" w:after="180"/>
-        <w:shd w:fill="F1F6F8"/>
-      </w:pPr>
-      <w:r>
-        <w:rPr>
-          <w:b w:val="0"/>
-        </w:rPr>
-        <w:t>Hint if needed: Read the steps in the pictorial case. Match the supplied detail to the stage that performs or records it.</w:t>
-      </w:r>
-    </w:p>
-    <w:p>
-      <w:pPr>
-        <w:pStyle w:val="Heading3"/>
-      </w:pPr>
-      <w:r>
-        <w:t>Feedback · compare after trying</w:t>
-      </w:r>
-    </w:p>
-    <w:p>
-      <w:pPr>
-        <w:spacing w:line="336" w:lineRule="auto" w:after="180"/>
-        <w:shd w:fill="F1F6FC"/>
-      </w:pPr>
-      <w:r>
-        <w:rPr>
-          <w:b w:val="0"/>
-        </w:rPr>
-        <w:t xml:space="preserve">After your attempt, compare with the supported explanation: Save provenance Retain script version, environment description and data hash with the </w:t>
-      </w:r>
-      <w:r>
-        <w:rPr>
-          <w:b/>
-        </w:rPr>
-        <w:t>output</w:t>
-      </w:r>
-      <w:r>
-        <w:rPr>
-          <w:b w:val="0"/>
-        </w:rPr>
-        <w:t>.</w:t>
-      </w:r>
-    </w:p>
-    <w:p>
-      <w:pPr>
-        <w:spacing w:line="336" w:lineRule="auto" w:after="180"/>
-        <w:shd w:fill="F1F6FC"/>
-      </w:pPr>
-      <w:r>
-        <w:rPr>
-          <w:b w:val="0"/>
-        </w:rPr>
-        <w:t>Reproducibility needs the materials and decisions that produced a result. A screenshot of 4 does not specify which data or calculation generated it.</w:t>
-      </w:r>
-    </w:p>
-    <w:p>
-      <w:pPr>
-        <w:pStyle w:val="Heading3"/>
-      </w:pPr>
-      <w:r>
-        <w:t>Practice 2: explain the deciding evidence</w:t>
-      </w:r>
-    </w:p>
-    <w:p>
-      <w:pPr>
-        <w:pStyle w:val="Heading3"/>
-      </w:pPr>
-      <w:r>
-        <w:t>Changed case · predict first</w:t>
-      </w:r>
-    </w:p>
-    <w:p>
-      <w:pPr>
-        <w:spacing w:line="336" w:lineRule="auto" w:after="180"/>
-        <w:shd w:fill="F5F1FB"/>
-      </w:pPr>
-      <w:r>
-        <w:rPr>
-          <w:b w:val="0"/>
-        </w:rPr>
-        <w:t>Changed-case practice: The data file changes to 2,4,9. Which conclusion is supported by the supplied facts?</w:t>
-      </w:r>
-    </w:p>
-    <w:p>
-      <w:pPr>
-        <w:spacing w:line="336" w:lineRule="auto" w:after="180"/>
-        <w:shd w:fill="F4F9FC"/>
-      </w:pPr>
-      <w:r>
-        <w:rPr>
-          <w:b w:val="0"/>
-        </w:rPr>
-        <w:t xml:space="preserve">1. The mean becomes 15/3=5, and the saved </w:t>
-      </w:r>
-      <w:r>
-        <w:rPr>
-          <w:b/>
-        </w:rPr>
-        <w:t>input</w:t>
-      </w:r>
-      <w:r>
-        <w:rPr>
-          <w:b w:val="0"/>
-        </w:rPr>
-        <w:t xml:space="preserve"> hash must change.</w:t>
-      </w:r>
-    </w:p>
-    <w:p>
-      <w:pPr>
-        <w:spacing w:line="336" w:lineRule="auto" w:after="180"/>
-        <w:shd w:fill="F4F9FC"/>
-      </w:pPr>
-      <w:r>
-        <w:rPr>
-          <w:b w:val="0"/>
-        </w:rPr>
-        <w:t xml:space="preserve">2. We can decide the result without examining the changed </w:t>
-      </w:r>
-      <w:r>
-        <w:rPr>
-          <w:b/>
-        </w:rPr>
-        <w:t>input</w:t>
-      </w:r>
-      <w:r>
-        <w:rPr>
-          <w:b w:val="0"/>
-        </w:rPr>
-        <w:t xml:space="preserve"> or the procedure.</w:t>
-      </w:r>
-    </w:p>
-    <w:p>
-      <w:pPr>
-        <w:spacing w:line="336" w:lineRule="auto" w:after="180"/>
-        <w:shd w:fill="F4F9FC"/>
-      </w:pPr>
-      <w:r>
-        <w:rPr>
-          <w:b w:val="0"/>
-        </w:rPr>
-        <w:t xml:space="preserve">3. This one example guarantees correct results for every future </w:t>
-      </w:r>
-      <w:r>
-        <w:rPr>
-          <w:b/>
-        </w:rPr>
-        <w:t>input</w:t>
-      </w:r>
-      <w:r>
-        <w:rPr>
-          <w:b w:val="0"/>
-        </w:rPr>
-        <w:t>.</w:t>
-      </w:r>
-    </w:p>
-    <w:p>
-      <w:pPr>
-        <w:pStyle w:val="Heading3"/>
-      </w:pPr>
-      <w:r>
-        <w:t>My selected conclusion, deciding fact and explanation</w:t>
-      </w:r>
-    </w:p>
-    <w:p>
-      <w:r>
-        <w:t>________________________________________________________________</w:t>
-      </w:r>
-    </w:p>
-    <w:p>
-      <w:r>
-        <w:t>________________________________________________________________</w:t>
-      </w:r>
-    </w:p>
-    <w:p>
-      <w:r>
-        <w:t>________________________________________________________________</w:t>
-      </w:r>
-    </w:p>
-    <w:p>
-      <w:r>
-        <w:t>________________________________________________________________</w:t>
-      </w:r>
-    </w:p>
-    <w:p>
-      <w:r>
-        <w:t>________________________________________________________________</w:t>
-      </w:r>
-    </w:p>
-    <w:p>
-      <w:pPr>
-        <w:pStyle w:val="Heading3"/>
-      </w:pPr>
-      <w:r>
-        <w:t>Hint · try first</w:t>
-      </w:r>
-    </w:p>
-    <w:p>
-      <w:pPr>
-        <w:spacing w:line="336" w:lineRule="auto" w:after="180"/>
-        <w:shd w:fill="F1F6F8"/>
-      </w:pPr>
-      <w:r>
-        <w:rPr>
-          <w:b w:val="0"/>
-        </w:rPr>
-        <w:t>Hint if needed: Use the changed condition and the deciding step in the pictorial trace. The answer must say what follows from those facts.</w:t>
-      </w:r>
-    </w:p>
-    <w:p>
-      <w:pPr>
-        <w:pStyle w:val="Heading3"/>
-      </w:pPr>
-      <w:r>
-        <w:t>Feedback · compare after trying</w:t>
-      </w:r>
-    </w:p>
-    <w:p>
-      <w:pPr>
-        <w:spacing w:line="336" w:lineRule="auto" w:after="180"/>
-        <w:shd w:fill="F1F6FC"/>
-      </w:pPr>
-      <w:r>
-        <w:rPr>
-          <w:b w:val="0"/>
-        </w:rPr>
-        <w:t xml:space="preserve">After your attempt, compare with the supported explanation: The mean becomes 15/3=5, and the saved </w:t>
-      </w:r>
-      <w:r>
-        <w:rPr>
-          <w:b/>
-        </w:rPr>
-        <w:t>input</w:t>
-      </w:r>
-      <w:r>
-        <w:rPr>
-          <w:b w:val="0"/>
-        </w:rPr>
-        <w:t xml:space="preserve"> hash must change. The calculation is the same but its </w:t>
-      </w:r>
-      <w:r>
-        <w:rPr>
-          <w:b/>
-        </w:rPr>
-        <w:t>input</w:t>
-      </w:r>
-      <w:r>
-        <w:rPr>
-          <w:b w:val="0"/>
-        </w:rPr>
-        <w:t xml:space="preserve"> records differ.</w:t>
-      </w:r>
-    </w:p>
-    <w:p>
-      <w:pPr>
-        <w:pStyle w:val="Heading3"/>
-      </w:pPr>
-      <w:r>
-        <w:t>Repair a missing building block</w:t>
-      </w:r>
-    </w:p>
-    <w:p>
-      <w:pPr>
-        <w:spacing w:line="336" w:lineRule="auto" w:after="180"/>
-      </w:pPr>
-      <w:r>
-        <w:rPr>
-          <w:b w:val="0"/>
-        </w:rPr>
-        <w:t xml:space="preserve">Review Power and resource tradeoffs (ai-7/23). Goal: Explain the </w:t>
-      </w:r>
-      <w:r>
-        <w:rPr>
-          <w:b/>
-        </w:rPr>
-        <w:t>mechanism</w:t>
-      </w:r>
-      <w:r>
-        <w:rPr>
-          <w:b w:val="0"/>
-        </w:rPr>
-        <w:t xml:space="preserve"> and terminology of power and resource tradeoffs. Short practice: Calculate both simulated detection fractions and resource costs.</w:t>
-      </w:r>
-    </w:p>
-    <w:p>
-      <w:pPr>
-        <w:spacing w:line="336" w:lineRule="auto" w:after="180"/>
-      </w:pPr>
-      <w:r>
-        <w:rPr>
-          <w:b w:val="0"/>
-        </w:rPr>
-        <w:t>What additional detection is observed for the extra forty units, and does that establish power for an actual classroom study?. Return to this week and explain what you changed.</w:t>
-      </w:r>
-    </w:p>
-    <w:p>
-      <w:pPr>
-        <w:spacing w:line="336" w:lineRule="auto" w:after="180"/>
-      </w:pPr>
-      <w:r>
-        <w:rPr>
-          <w:b w:val="0"/>
-        </w:rPr>
-        <w:t xml:space="preserve">Review Predefining an analysis plan (ai-7/21). Goal: Explain the </w:t>
-      </w:r>
-      <w:r>
-        <w:rPr>
-          <w:b/>
-        </w:rPr>
-        <w:t>mechanism</w:t>
-      </w:r>
-      <w:r>
-        <w:rPr>
-          <w:b w:val="0"/>
-        </w:rPr>
-        <w:t xml:space="preserve"> and terminology of predefining an analysis plan. Short practice: Apply the recorded exclusion rule.</w:t>
-      </w:r>
-    </w:p>
-    <w:p>
-      <w:pPr>
-        <w:spacing w:line="336" w:lineRule="auto" w:after="180"/>
-      </w:pPr>
-      <w:r>
-        <w:rPr>
-          <w:b w:val="0"/>
-        </w:rPr>
-        <w:t>Can two readable model failures be removed, and how must a necessary later plan change be disclosed?. Return to this week and explain what you changed.</w:t>
-      </w:r>
-    </w:p>
-    <w:p>
-      <w:pPr>
-        <w:spacing w:line="336" w:lineRule="auto" w:after="180"/>
-      </w:pPr>
-      <w:r>
-        <w:rPr>
-          <w:b w:val="0"/>
-        </w:rPr>
-        <w:t xml:space="preserve">Review Dataset and benchmark limitations (ai-7/18). Goal: Explain the </w:t>
-      </w:r>
-      <w:r>
-        <w:rPr>
-          <w:b/>
-        </w:rPr>
-        <w:t>mechanism</w:t>
-      </w:r>
-      <w:r>
-        <w:rPr>
-          <w:b w:val="0"/>
-        </w:rPr>
-        <w:t xml:space="preserve"> and terminology of dataset and benchmark limitations. Short practice: Report the indoor benchmark with its denominator and missing condition.</w:t>
-      </w:r>
-    </w:p>
-    <w:p>
-      <w:pPr>
-        <w:spacing w:line="336" w:lineRule="auto" w:after="180"/>
-      </w:pPr>
-      <w:r>
-        <w:rPr>
-          <w:b w:val="0"/>
-        </w:rPr>
-        <w:t>After two correct outdoor cases out of four are added, what slice rate is supported and what remains uncertain?. Return to this week and explain what you changed.</w:t>
-      </w:r>
-    </w:p>
-    <w:p>
-      <w:pPr>
-        <w:pStyle w:val="Heading3"/>
-      </w:pPr>
-      <w:r>
         <w:t>Keep your completed work</w:t>
       </w:r>
     </w:p>
     <w:p>
       <w:pPr>
-        <w:spacing w:line="336" w:lineRule="auto" w:after="180"/>
-      </w:pPr>
-      <w:r>
-        <w:rPr>
-          <w:b w:val="0"/>
-        </w:rPr>
-        <w:t xml:space="preserve">Use Download completed work in the hosted lesson to export your answers, reflections, practice feedback and code-run </w:t>
-      </w:r>
-      <w:r>
-        <w:rPr>
-          <w:b/>
-        </w:rPr>
-        <w:t>evidence</w:t>
-      </w:r>
-      <w:r>
-        <w:rPr>
-          <w:b w:val="0"/>
-        </w:rPr>
-        <w:t>. Open the HTML copy to read or print it.</w:t>
-      </w:r>
-    </w:p>
-    <w:p>
-      <w:pPr>
-        <w:spacing w:line="336" w:lineRule="auto" w:after="180"/>
-      </w:pPr>
-      <w:r>
-        <w:rPr>
-          <w:b w:val="0"/>
-        </w:rPr>
-        <w:t>Drafts stay in this browser when storage is available; clear drafts on a shared device.</w:t>
-      </w:r>
-    </w:p>
-    <w:p>
-      <w:pPr>
         <w:pStyle w:val="Heading1"/>
       </w:pPr>
       <w:r>
-        <w:t>18. Visual concept journey</w:t>
-      </w:r>
-    </w:p>
-    <w:p>
-      <w:r>
-        <w:t>Explain each Reproducible environment and records graphic using its labels, deciding evidence and relevant limitation.</w:t>
-      </w:r>
-    </w:p>
-    <w:p>
-      <w:pPr>
-        <w:pStyle w:val="Heading3"/>
+        <w:t>18. Reference · Six-picture concept journey</w:t>
+      </w:r>
+    </w:p>
+    <w:p>
+      <w:r>
+        <w:t>Choose the picture that supports the current explanation.</w:t>
+      </w:r>
+    </w:p>
+    <w:p>
+      <w:pPr>
+        <w:pStyle w:val="Heading2"/>
       </w:pPr>
       <w:r>
         <w:t>01. Reproducible environment and records: the case</w:t>
@@ -3877,7 +5072,7 @@
         <w:drawing>
           <wp:inline xmlns:a="http://schemas.openxmlformats.org/drawingml/2006/main" xmlns:pic="http://schemas.openxmlformats.org/drawingml/2006/picture">
             <wp:extent cx="5486400" cy="2834640"/>
-            <wp:docPr id="3" name="Picture 3" descr="A reproducible calculation record. A teammate must rerun a three-value mean without guessing the input or software version. Supplied facts: Data file contains 2,4,6. Recorded script sums values and divides by count; environment and file hash are saved."/>
+            <wp:docPr id="6" name="Picture 6" descr="A reproducible calculation record. A teammate must rerun a three-value mean without guessing the input or software version. Supplied facts: Data file contains 2,4,6. Recorded script sums values and divides by count; environment and file hash are saved."/>
             <wp:cNvGraphicFramePr>
               <a:graphicFrameLocks noChangeAspect="1"/>
             </wp:cNvGraphicFramePr>
@@ -3889,7 +5084,7 @@
                     <pic:cNvPicPr/>
                   </pic:nvPicPr>
                   <pic:blipFill>
-                    <a:blip r:embed="rId11"/>
+                    <a:blip r:embed="rId14"/>
                     <a:stretch>
                       <a:fillRect/>
                     </a:stretch>
@@ -3945,7 +5140,6 @@
     <w:p>
       <w:pPr>
         <w:spacing w:line="336" w:lineRule="auto" w:after="180"/>
-        <w:shd w:fill="F5F1FB"/>
       </w:pPr>
       <w:r>
         <w:rPr>
@@ -3956,7 +5150,7 @@
     </w:p>
     <w:p>
       <w:pPr>
-        <w:pStyle w:val="Heading3"/>
+        <w:pStyle w:val="Heading2"/>
       </w:pPr>
       <w:r>
         <w:t>02. Follow the deciding steps</w:t>
@@ -3967,7 +5161,7 @@
         <w:drawing>
           <wp:inline xmlns:a="http://schemas.openxmlformats.org/drawingml/2006/main" xmlns:pic="http://schemas.openxmlformats.org/drawingml/2006/picture">
             <wp:extent cx="5486400" cy="3182112"/>
-            <wp:docPr id="4" name="Picture 4" descr="Identify exact input: Use the three recorded values, not a similarly named edited file. → Trace calculation: Sum is 12; count is 3; mean is 4. → Save provenance: Retain script version, environment description and data hash with the output."/>
+            <wp:docPr id="7" name="Picture 7" descr="Identify exact input: Use the three recorded values, not a similarly named edited file. → Trace calculation: Sum is 12; count is 3; mean is 4. → Save provenance: Retain script version, environment description and data hash with the output."/>
             <wp:cNvGraphicFramePr>
               <a:graphicFrameLocks noChangeAspect="1"/>
             </wp:cNvGraphicFramePr>
@@ -3979,7 +5173,7 @@
                     <pic:cNvPicPr/>
                   </pic:nvPicPr>
                   <pic:blipFill>
-                    <a:blip r:embed="rId12"/>
+                    <a:blip r:embed="rId10"/>
                     <a:stretch>
                       <a:fillRect/>
                     </a:stretch>
@@ -4036,7 +5230,6 @@
     <w:p>
       <w:pPr>
         <w:spacing w:line="336" w:lineRule="auto" w:after="180"/>
-        <w:shd w:fill="F5F1FB"/>
       </w:pPr>
       <w:r>
         <w:rPr>
@@ -4059,7 +5252,7 @@
     </w:p>
     <w:p>
       <w:pPr>
-        <w:pStyle w:val="Heading3"/>
+        <w:pStyle w:val="Heading2"/>
       </w:pPr>
       <w:r>
         <w:t>03. Recorded mean calculation</w:t>
@@ -4070,7 +5263,7 @@
         <w:drawing>
           <wp:inline xmlns:a="http://schemas.openxmlformats.org/drawingml/2006/main" xmlns:pic="http://schemas.openxmlformats.org/drawingml/2006/picture">
             <wp:extent cx="5486400" cy="3096768"/>
-            <wp:docPr id="5" name="Picture 5" descr="Recorded mean calculation. Original data: Value 1 = 2, Value 2 = 4, Value 3 = 6, Mean = 4. Changed data: Value 1 = 2, Value 2 = 4, Value 3 = 9, Mean = 5."/>
+            <wp:docPr id="8" name="Picture 8" descr="Recorded mean calculation. Original data: Value 1 = 2, Value 2 = 4, Value 3 = 6, Mean = 4. Changed data: Value 1 = 2, Value 2 = 4, Value 3 = 9, Mean = 5."/>
             <wp:cNvGraphicFramePr>
               <a:graphicFrameLocks noChangeAspect="1"/>
             </wp:cNvGraphicFramePr>
@@ -4082,7 +5275,7 @@
                     <pic:cNvPicPr/>
                   </pic:nvPicPr>
                   <pic:blipFill>
-                    <a:blip r:embed="rId13"/>
+                    <a:blip r:embed="rId15"/>
                     <a:stretch>
                       <a:fillRect/>
                     </a:stretch>
@@ -4115,7 +5308,6 @@
     <w:p>
       <w:pPr>
         <w:spacing w:line="336" w:lineRule="auto" w:after="180"/>
-        <w:shd w:fill="F5F1FB"/>
       </w:pPr>
       <w:r>
         <w:rPr>
@@ -4126,7 +5318,7 @@
     </w:p>
     <w:p>
       <w:pPr>
-        <w:pStyle w:val="Heading3"/>
+        <w:pStyle w:val="Heading2"/>
       </w:pPr>
       <w:r>
         <w:t>04. Change one thing. Trace what follows.</w:t>
@@ -4137,7 +5329,7 @@
         <w:drawing>
           <wp:inline xmlns:a="http://schemas.openxmlformats.org/drawingml/2006/main" xmlns:pic="http://schemas.openxmlformats.org/drawingml/2006/picture">
             <wp:extent cx="5486400" cy="3026664"/>
-            <wp:docPr id="6" name="Picture 6" descr="Original case: Retain script version, environment description and data hash with the output. Changed condition: The data file changes to 2,4,9. Expected result: The mean becomes 15/3=5, and the saved input hash must change. Reason: The calculation is the same but its input records differ."/>
+            <wp:docPr id="9" name="Picture 9" descr="Original case: Retain script version, environment description and data hash with the output. Changed condition: The data file changes to 2,4,9. Expected result: The mean becomes 15/3=5, and the saved input hash must change. Reason: The calculation is the same but its input records differ."/>
             <wp:cNvGraphicFramePr>
               <a:graphicFrameLocks noChangeAspect="1"/>
             </wp:cNvGraphicFramePr>
@@ -4149,7 +5341,7 @@
                     <pic:cNvPicPr/>
                   </pic:nvPicPr>
                   <pic:blipFill>
-                    <a:blip r:embed="rId14"/>
+                    <a:blip r:embed="rId11"/>
                     <a:stretch>
                       <a:fillRect/>
                     </a:stretch>
@@ -4229,7 +5421,6 @@
     <w:p>
       <w:pPr>
         <w:spacing w:line="336" w:lineRule="auto" w:after="180"/>
-        <w:shd w:fill="F5F1FB"/>
       </w:pPr>
       <w:r>
         <w:rPr>
@@ -4240,7 +5431,7 @@
     </w:p>
     <w:p>
       <w:pPr>
-        <w:pStyle w:val="Heading3"/>
+        <w:pStyle w:val="Heading2"/>
       </w:pPr>
       <w:r>
         <w:t>05. Connect the explanation to its limit</w:t>
@@ -4251,7 +5442,7 @@
         <w:drawing>
           <wp:inline xmlns:a="http://schemas.openxmlformats.org/drawingml/2006/main" xmlns:pic="http://schemas.openxmlformats.org/drawingml/2006/picture">
             <wp:extent cx="5486400" cy="2834640"/>
-            <wp:docPr id="7" name="Picture 7" descr="Reproducibility needs the materials and decisions that produced a result. A screenshot of 4 does not specify which data or calculation generated it. Limit: Environment records support rerunning; they do not certify correct sampling, labels or scientific interpretation."/>
+            <wp:docPr id="10" name="Picture 10" descr="Reproducibility needs the materials and decisions that produced a result. A screenshot of 4 does not specify which data or calculation generated it. Limit: Environment records support rerunning; they do not certify correct sampling, labels or scientific interpretation."/>
             <wp:cNvGraphicFramePr>
               <a:graphicFrameLocks noChangeAspect="1"/>
             </wp:cNvGraphicFramePr>
@@ -4263,7 +5454,7 @@
                     <pic:cNvPicPr/>
                   </pic:nvPicPr>
                   <pic:blipFill>
-                    <a:blip r:embed="rId15"/>
+                    <a:blip r:embed="rId16"/>
                     <a:stretch>
                       <a:fillRect/>
                     </a:stretch>
@@ -4307,7 +5498,6 @@
     <w:p>
       <w:pPr>
         <w:spacing w:line="336" w:lineRule="auto" w:after="180"/>
-        <w:shd w:fill="F5F1FB"/>
       </w:pPr>
       <w:r>
         <w:rPr>
@@ -4318,7 +5508,7 @@
     </w:p>
     <w:p>
       <w:pPr>
-        <w:pStyle w:val="Heading3"/>
+        <w:pStyle w:val="Heading2"/>
       </w:pPr>
       <w:r>
         <w:t>06. Make the idea visible in your project</w:t>
@@ -4329,7 +5519,7 @@
         <w:drawing>
           <wp:inline xmlns:a="http://schemas.openxmlformats.org/drawingml/2006/main" xmlns:pic="http://schemas.openxmlformats.org/drawingml/2006/picture">
             <wp:extent cx="5486400" cy="3681984"/>
-            <wp:docPr id="8" name="Picture 8" descr="For the Reproducible AI Research Study, retain an annotated worked trace and the changed-case reasoning. Connect the claim to its records, units and assumptions so another investigator can challenge or reproduce it. Draw your input, deciding step, result and limit. Supported question: Trace the recorded mean for 2,4,6 and its changed result for 2,4,9. Which artefacts must accompany the output so another team can identify the exact run?"/>
+            <wp:docPr id="11" name="Picture 11" descr="For the Reproducible AI Research Study, retain an annotated worked trace and the changed-case reasoning. Connect the claim to its records, units and assumptions so another investigator can challenge or reproduce it. Draw your input, deciding step, result and limit. Supported question: Trace the recorded mean for 2,4,6 and its changed result for 2,4,9. Which artefacts must accompany the output so another team can identify the exact run?"/>
             <wp:cNvGraphicFramePr>
               <a:graphicFrameLocks noChangeAspect="1"/>
             </wp:cNvGraphicFramePr>
@@ -4341,7 +5531,7 @@
                     <pic:cNvPicPr/>
                   </pic:nvPicPr>
                   <pic:blipFill>
-                    <a:blip r:embed="rId16"/>
+                    <a:blip r:embed="rId17"/>
                     <a:stretch>
                       <a:fillRect/>
                     </a:stretch>
@@ -4409,7 +5599,6 @@
     <w:p>
       <w:pPr>
         <w:spacing w:line="336" w:lineRule="auto" w:after="180"/>
-        <w:shd w:fill="F5F1FB"/>
       </w:pPr>
       <w:r>
         <w:rPr>
@@ -4428,6 +5617,62 @@
           <w:b w:val="0"/>
         </w:rPr>
         <w:t>.</w:t>
+      </w:r>
+    </w:p>
+    <w:p>
+      <w:pPr>
+        <w:pStyle w:val="Heading2"/>
+      </w:pPr>
+      <w:r>
+        <w:t>Earlier wording, alternatives and picture transcripts · reference / check after trying</w:t>
+      </w:r>
+    </w:p>
+    <w:p>
+      <w:pPr>
+        <w:pStyle w:val="Heading3"/>
+      </w:pPr>
+      <w:r>
+        <w:t>01. Reproducible environment and records: the case</w:t>
+      </w:r>
+    </w:p>
+    <w:p>
+      <w:pPr>
+        <w:pStyle w:val="Heading3"/>
+      </w:pPr>
+      <w:r>
+        <w:t>02. Follow the deciding steps</w:t>
+      </w:r>
+    </w:p>
+    <w:p>
+      <w:pPr>
+        <w:pStyle w:val="Heading3"/>
+      </w:pPr>
+      <w:r>
+        <w:t>03. Recorded mean calculation</w:t>
+      </w:r>
+    </w:p>
+    <w:p>
+      <w:pPr>
+        <w:pStyle w:val="Heading3"/>
+      </w:pPr>
+      <w:r>
+        <w:t>04. Change one thing. Trace what follows.</w:t>
+      </w:r>
+    </w:p>
+    <w:p>
+      <w:pPr>
+        <w:pStyle w:val="Heading3"/>
+      </w:pPr>
+      <w:r>
+        <w:t>05. Connect the explanation to its limit</w:t>
+      </w:r>
+    </w:p>
+    <w:p>
+      <w:pPr>
+        <w:pStyle w:val="Heading3"/>
+      </w:pPr>
+      <w:r>
+        <w:t>06. Make the idea visible in your project</w:t>
       </w:r>
     </w:p>
     <w:sectPr>
